--- a/MoveInSync_PlayStore_Ratings_Recommendation_Report.docx
+++ b/MoveInSync_PlayStore_Ratings_Recommendation_Report.docx
@@ -1,65 +1,145 @@
 
 <file path=word/document.xml><?xml version="1.0" encoding="utf-8"?>
-<w:document xmlns:wpc="http://schemas.microsoft.com/office/word/2010/wordprocessingCanvas" xmlns:mo="http://schemas.microsoft.com/office/mac/office/2008/main" xmlns:mc="http://schemas.openxmlformats.org/markup-compatibility/2006" xmlns:mv="urn:schemas-microsoft-com:mac:vml" xmlns:o="urn:schemas-microsoft-com:office:office" xmlns:r="http://schemas.openxmlformats.org/officeDocument/2006/relationships" xmlns:m="http://schemas.openxmlformats.org/officeDocument/2006/math" xmlns:v="urn:schemas-microsoft-com:vml" xmlns:wp14="http://schemas.microsoft.com/office/word/2010/wordprocessingDrawing" xmlns:wp="http://schemas.openxmlformats.org/drawingml/2006/wordprocessingDrawing" xmlns:w10="urn:schemas-microsoft-com:office:word" xmlns:w="http://schemas.openxmlformats.org/wordprocessingml/2006/main" xmlns:w14="http://schemas.microsoft.com/office/word/2010/wordml" xmlns:wpg="http://schemas.microsoft.com/office/word/2010/wordprocessingGroup" xmlns:wpi="http://schemas.microsoft.com/office/word/2010/wordprocessingInk" xmlns:wne="http://schemas.microsoft.com/office/word/2006/wordml" xmlns:wps="http://schemas.microsoft.com/office/word/2010/wordprocessingShape" mc:Ignorable="w14 wp14">
+<w:document xmlns:ve="http://schemas.openxmlformats.org/markup-compatibility/2006" xmlns:o="urn:schemas-microsoft-com:office:office" xmlns:r="http://schemas.openxmlformats.org/officeDocument/2006/relationships" xmlns:m="http://schemas.openxmlformats.org/officeDocument/2006/math" xmlns:v="urn:schemas-microsoft-com:vml" xmlns:wp="http://schemas.openxmlformats.org/drawingml/2006/wordprocessingDrawing" xmlns:w10="urn:schemas-microsoft-com:office:word" xmlns:w="http://schemas.openxmlformats.org/wordprocessingml/2006/main" xmlns:wne="http://schemas.microsoft.com/office/word/2006/wordml">
   <w:body>
     <w:p>
       <w:pPr>
-        <w:jc w:val="left"/>
+        <w:jc w:val="center"/>
+        <w:rPr>
+          <w:rFonts w:ascii="Arial" w:hAnsi="Arial" w:cs="Arial"/>
+          <w:sz w:val="32"/>
+          <w:szCs w:val="32"/>
+        </w:rPr>
       </w:pPr>
       <w:r>
         <w:rPr>
+          <w:rFonts w:ascii="Arial" w:hAnsi="Arial" w:cs="Arial"/>
           <w:b/>
           <w:color w:val="2563EB"/>
-          <w:sz w:val="22"/>
         </w:rPr>
-        <w:t>CASE STUDY SOLUTION &amp; TECHNICAL RECOMMENDATION</w:t>
         <w:br/>
+      </w:r>
+      <w:proofErr w:type="spellStart"/>
+      <w:r>
+        <w:rPr>
+          <w:rFonts w:ascii="Arial" w:hAnsi="Arial" w:cs="Arial"/>
+          <w:b/>
+          <w:color w:val="0F172A"/>
+          <w:sz w:val="32"/>
+          <w:szCs w:val="32"/>
+        </w:rPr>
+        <w:t>MoveInSync</w:t>
+      </w:r>
+      <w:proofErr w:type="spellEnd"/>
+      <w:r>
+        <w:rPr>
+          <w:rFonts w:ascii="Arial" w:hAnsi="Arial" w:cs="Arial"/>
+          <w:b/>
+          <w:color w:val="0F172A"/>
+          <w:sz w:val="32"/>
+          <w:szCs w:val="32"/>
+        </w:rPr>
+        <w:t xml:space="preserve"> Play Store Ratings</w:t>
       </w:r>
       <w:r>
         <w:rPr>
+          <w:rFonts w:ascii="Arial" w:hAnsi="Arial" w:cs="Arial"/>
           <w:b/>
           <w:color w:val="0F172A"/>
-          <w:sz w:val="48"/>
+          <w:sz w:val="32"/>
+          <w:szCs w:val="32"/>
         </w:rPr>
-        <w:t>MoveInSync Play Store Ratings Intelligence</w:t>
+        <w:t xml:space="preserve"> </w:t>
+      </w:r>
+      <w:r>
+        <w:rPr>
+          <w:rFonts w:ascii="Arial" w:hAnsi="Arial" w:cs="Arial"/>
+          <w:b/>
+          <w:color w:val="000000" w:themeColor="text1"/>
+          <w:sz w:val="32"/>
+          <w:szCs w:val="32"/>
+        </w:rPr>
+        <w:t>R</w:t>
+      </w:r>
+      <w:r>
+        <w:rPr>
+          <w:rFonts w:ascii="Arial" w:hAnsi="Arial" w:cs="Arial"/>
+          <w:b/>
+          <w:color w:val="000000" w:themeColor="text1"/>
+          <w:sz w:val="32"/>
+          <w:szCs w:val="32"/>
+        </w:rPr>
+        <w:t>ecommendations</w:t>
+      </w:r>
+      <w:r>
+        <w:rPr>
+          <w:rFonts w:ascii="Arial" w:hAnsi="Arial" w:cs="Arial"/>
+          <w:b/>
+          <w:color w:val="000000" w:themeColor="text1"/>
+          <w:sz w:val="32"/>
+          <w:szCs w:val="32"/>
+        </w:rPr>
+        <w:t xml:space="preserve"> Report</w:t>
       </w:r>
     </w:p>
     <w:p>
+      <w:pPr>
+        <w:rPr>
+          <w:rFonts w:ascii="Arial" w:hAnsi="Arial" w:cs="Arial"/>
+        </w:rPr>
+      </w:pPr>
       <w:r>
         <w:rPr>
+          <w:rFonts w:ascii="Arial" w:hAnsi="Arial" w:cs="Arial"/>
           <w:color w:val="64748B"/>
           <w:sz w:val="26"/>
         </w:rPr>
         <w:t>Root Cause Diagnosis, Regression Tracking, Engineering Action Plan, and Methodology</w:t>
+      </w:r>
+      <w:r>
+        <w:rPr>
+          <w:rFonts w:ascii="Arial" w:hAnsi="Arial" w:cs="Arial"/>
+          <w:color w:val="64748B"/>
+          <w:sz w:val="26"/>
+        </w:rPr>
         <w:br/>
       </w:r>
     </w:p>
     <w:tbl>
       <w:tblPr>
-        <w:tblW w:type="auto" w:w="0"/>
+        <w:tblW w:w="0" w:type="auto"/>
         <w:jc w:val="center"/>
         <w:tblLayout w:type="fixed"/>
-        <w:tblLook w:firstColumn="1" w:firstRow="1" w:lastColumn="0" w:lastRow="0" w:noHBand="0" w:noVBand="1" w:val="04A0"/>
+        <w:tblLook w:val="04A0"/>
       </w:tblPr>
       <w:tblGrid>
-        <w:gridCol w:w="4680"/>
-        <w:gridCol w:w="4680"/>
+        <w:gridCol w:w="3168"/>
+        <w:gridCol w:w="6192"/>
       </w:tblGrid>
       <w:tr>
+        <w:trPr>
+          <w:jc w:val="center"/>
+        </w:trPr>
         <w:tc>
           <w:tcPr>
-            <w:tcW w:type="dxa" w:w="3168"/>
-            <w:shd w:fill="F1F5F9"/>
+            <w:tcW w:w="3168" w:type="dxa"/>
+            <w:shd w:val="clear" w:color="auto" w:fill="F1F5F9"/>
             <w:tcMar>
               <w:top w:w="60" w:type="dxa"/>
+              <w:left w:w="100" w:type="dxa"/>
               <w:bottom w:w="60" w:type="dxa"/>
-              <w:left w:w="100" w:type="dxa"/>
               <w:right w:w="100" w:type="dxa"/>
             </w:tcMar>
           </w:tcPr>
           <w:p>
+            <w:pPr>
+              <w:rPr>
+                <w:rFonts w:ascii="Arial" w:hAnsi="Arial" w:cs="Arial"/>
+              </w:rPr>
+            </w:pPr>
             <w:r>
               <w:rPr>
+                <w:rFonts w:ascii="Arial" w:hAnsi="Arial" w:cs="Arial"/>
                 <w:b/>
                 <w:color w:val="0F172A"/>
                 <w:sz w:val="19"/>
@@ -70,18 +150,24 @@
         </w:tc>
         <w:tc>
           <w:tcPr>
-            <w:tcW w:type="dxa" w:w="6192"/>
-            <w:shd w:fill="F8FAFC"/>
+            <w:tcW w:w="6192" w:type="dxa"/>
+            <w:shd w:val="clear" w:color="auto" w:fill="F8FAFC"/>
             <w:tcMar>
               <w:top w:w="60" w:type="dxa"/>
+              <w:left w:w="100" w:type="dxa"/>
               <w:bottom w:w="60" w:type="dxa"/>
-              <w:left w:w="100" w:type="dxa"/>
               <w:right w:w="100" w:type="dxa"/>
             </w:tcMar>
           </w:tcPr>
           <w:p>
+            <w:pPr>
+              <w:rPr>
+                <w:rFonts w:ascii="Arial" w:hAnsi="Arial" w:cs="Arial"/>
+              </w:rPr>
+            </w:pPr>
             <w:r>
               <w:rPr>
+                <w:rFonts w:ascii="Arial" w:hAnsi="Arial" w:cs="Arial"/>
                 <w:color w:val="0F172A"/>
                 <w:sz w:val="19"/>
               </w:rPr>
@@ -91,20 +177,29 @@
         </w:tc>
       </w:tr>
       <w:tr>
+        <w:trPr>
+          <w:jc w:val="center"/>
+        </w:trPr>
         <w:tc>
           <w:tcPr>
-            <w:tcW w:type="dxa" w:w="3168"/>
-            <w:shd w:fill="F1F5F9"/>
+            <w:tcW w:w="3168" w:type="dxa"/>
+            <w:shd w:val="clear" w:color="auto" w:fill="F1F5F9"/>
             <w:tcMar>
               <w:top w:w="60" w:type="dxa"/>
+              <w:left w:w="100" w:type="dxa"/>
               <w:bottom w:w="60" w:type="dxa"/>
-              <w:left w:w="100" w:type="dxa"/>
               <w:right w:w="100" w:type="dxa"/>
             </w:tcMar>
           </w:tcPr>
           <w:p>
+            <w:pPr>
+              <w:rPr>
+                <w:rFonts w:ascii="Arial" w:hAnsi="Arial" w:cs="Arial"/>
+              </w:rPr>
+            </w:pPr>
             <w:r>
               <w:rPr>
+                <w:rFonts w:ascii="Arial" w:hAnsi="Arial" w:cs="Arial"/>
                 <w:b/>
                 <w:color w:val="0F172A"/>
                 <w:sz w:val="19"/>
@@ -115,18 +210,24 @@
         </w:tc>
         <w:tc>
           <w:tcPr>
-            <w:tcW w:type="dxa" w:w="6192"/>
-            <w:shd w:fill="F8FAFC"/>
+            <w:tcW w:w="6192" w:type="dxa"/>
+            <w:shd w:val="clear" w:color="auto" w:fill="F8FAFC"/>
             <w:tcMar>
               <w:top w:w="60" w:type="dxa"/>
+              <w:left w:w="100" w:type="dxa"/>
               <w:bottom w:w="60" w:type="dxa"/>
-              <w:left w:w="100" w:type="dxa"/>
               <w:right w:w="100" w:type="dxa"/>
             </w:tcMar>
           </w:tcPr>
           <w:p>
+            <w:pPr>
+              <w:rPr>
+                <w:rFonts w:ascii="Arial" w:hAnsi="Arial" w:cs="Arial"/>
+              </w:rPr>
+            </w:pPr>
             <w:r>
               <w:rPr>
+                <w:rFonts w:ascii="Arial" w:hAnsi="Arial" w:cs="Arial"/>
                 <w:color w:val="0F172A"/>
                 <w:sz w:val="19"/>
               </w:rPr>
@@ -136,20 +237,29 @@
         </w:tc>
       </w:tr>
       <w:tr>
+        <w:trPr>
+          <w:jc w:val="center"/>
+        </w:trPr>
         <w:tc>
           <w:tcPr>
-            <w:tcW w:type="dxa" w:w="3168"/>
-            <w:shd w:fill="F1F5F9"/>
+            <w:tcW w:w="3168" w:type="dxa"/>
+            <w:shd w:val="clear" w:color="auto" w:fill="F1F5F9"/>
             <w:tcMar>
               <w:top w:w="60" w:type="dxa"/>
+              <w:left w:w="100" w:type="dxa"/>
               <w:bottom w:w="60" w:type="dxa"/>
-              <w:left w:w="100" w:type="dxa"/>
               <w:right w:w="100" w:type="dxa"/>
             </w:tcMar>
           </w:tcPr>
           <w:p>
+            <w:pPr>
+              <w:rPr>
+                <w:rFonts w:ascii="Arial" w:hAnsi="Arial" w:cs="Arial"/>
+              </w:rPr>
+            </w:pPr>
             <w:r>
               <w:rPr>
+                <w:rFonts w:ascii="Arial" w:hAnsi="Arial" w:cs="Arial"/>
                 <w:b/>
                 <w:color w:val="0F172A"/>
                 <w:sz w:val="19"/>
@@ -160,41 +270,64 @@
         </w:tc>
         <w:tc>
           <w:tcPr>
-            <w:tcW w:type="dxa" w:w="6192"/>
-            <w:shd w:fill="F8FAFC"/>
+            <w:tcW w:w="6192" w:type="dxa"/>
+            <w:shd w:val="clear" w:color="auto" w:fill="F8FAFC"/>
             <w:tcMar>
               <w:top w:w="60" w:type="dxa"/>
+              <w:left w:w="100" w:type="dxa"/>
               <w:bottom w:w="60" w:type="dxa"/>
-              <w:left w:w="100" w:type="dxa"/>
               <w:right w:w="100" w:type="dxa"/>
             </w:tcMar>
           </w:tcPr>
           <w:p>
+            <w:pPr>
+              <w:rPr>
+                <w:rFonts w:ascii="Arial" w:hAnsi="Arial" w:cs="Arial"/>
+              </w:rPr>
+            </w:pPr>
             <w:r>
               <w:rPr>
+                <w:rFonts w:ascii="Arial" w:hAnsi="Arial" w:cs="Arial"/>
                 <w:color w:val="0F172A"/>
                 <w:sz w:val="19"/>
               </w:rPr>
-              <w:t>30-Day Window (Oct 2026) | 237 Live Scraped Reviews | 114,871 Lifetime Ratings</w:t>
+              <w:t xml:space="preserve">30-Day Window </w:t>
+            </w:r>
+            <w:r>
+              <w:rPr>
+                <w:rFonts w:ascii="Arial" w:hAnsi="Arial" w:cs="Arial"/>
+                <w:color w:val="0F172A"/>
+                <w:sz w:val="19"/>
+              </w:rPr>
+              <w:t xml:space="preserve"> | 237 Live Scraped Reviews | 114,871 Lifetime Ratings</w:t>
             </w:r>
           </w:p>
         </w:tc>
       </w:tr>
       <w:tr>
+        <w:trPr>
+          <w:jc w:val="center"/>
+        </w:trPr>
         <w:tc>
           <w:tcPr>
-            <w:tcW w:type="dxa" w:w="3168"/>
-            <w:shd w:fill="F1F5F9"/>
+            <w:tcW w:w="3168" w:type="dxa"/>
+            <w:shd w:val="clear" w:color="auto" w:fill="F1F5F9"/>
             <w:tcMar>
               <w:top w:w="60" w:type="dxa"/>
+              <w:left w:w="100" w:type="dxa"/>
               <w:bottom w:w="60" w:type="dxa"/>
-              <w:left w:w="100" w:type="dxa"/>
               <w:right w:w="100" w:type="dxa"/>
             </w:tcMar>
           </w:tcPr>
           <w:p>
+            <w:pPr>
+              <w:rPr>
+                <w:rFonts w:ascii="Arial" w:hAnsi="Arial" w:cs="Arial"/>
+              </w:rPr>
+            </w:pPr>
             <w:r>
               <w:rPr>
+                <w:rFonts w:ascii="Arial" w:hAnsi="Arial" w:cs="Arial"/>
                 <w:b/>
                 <w:color w:val="0F172A"/>
                 <w:sz w:val="19"/>
@@ -205,41 +338,149 @@
         </w:tc>
         <w:tc>
           <w:tcPr>
-            <w:tcW w:type="dxa" w:w="6192"/>
-            <w:shd w:fill="F8FAFC"/>
+            <w:tcW w:w="6192" w:type="dxa"/>
+            <w:shd w:val="clear" w:color="auto" w:fill="F8FAFC"/>
             <w:tcMar>
               <w:top w:w="60" w:type="dxa"/>
+              <w:left w:w="100" w:type="dxa"/>
               <w:bottom w:w="60" w:type="dxa"/>
-              <w:left w:w="100" w:type="dxa"/>
               <w:right w:w="100" w:type="dxa"/>
             </w:tcMar>
           </w:tcPr>
           <w:p>
-            <w:r>
-              <w:rPr>
+            <w:pPr>
+              <w:spacing w:line="240" w:lineRule="auto"/>
+              <w:rPr>
+                <w:rFonts w:ascii="Arial" w:hAnsi="Arial" w:cs="Arial"/>
                 <w:color w:val="0F172A"/>
                 <w:sz w:val="19"/>
               </w:rPr>
-              <w:t>Play Store Public Scraper, Hybrid Tier 1 Regex + Tier 2 Groq LLM (openai/gpt-oss-120b)</w:t>
+            </w:pPr>
+            <w:r>
+              <w:rPr>
+                <w:rFonts w:ascii="Arial" w:hAnsi="Arial" w:cs="Arial"/>
+                <w:color w:val="0F172A"/>
+                <w:sz w:val="19"/>
+              </w:rPr>
+              <w:t xml:space="preserve">Play Store Public Scraper, Hybrid </w:t>
+            </w:r>
+            <w:proofErr w:type="spellStart"/>
+            <w:r>
+              <w:rPr>
+                <w:rFonts w:ascii="Arial" w:hAnsi="Arial" w:cs="Arial"/>
+                <w:color w:val="0F172A"/>
+                <w:sz w:val="19"/>
+              </w:rPr>
+              <w:t>Re</w:t>
+            </w:r>
+            <w:r>
+              <w:rPr>
+                <w:rFonts w:ascii="Arial" w:hAnsi="Arial" w:cs="Arial"/>
+                <w:color w:val="0F172A"/>
+                <w:sz w:val="19"/>
+              </w:rPr>
+              <w:t>gex</w:t>
+            </w:r>
+            <w:proofErr w:type="spellEnd"/>
+            <w:r>
+              <w:rPr>
+                <w:rFonts w:ascii="Arial" w:hAnsi="Arial" w:cs="Arial"/>
+                <w:color w:val="0F172A"/>
+                <w:sz w:val="19"/>
+              </w:rPr>
+              <w:t xml:space="preserve"> + </w:t>
+            </w:r>
+            <w:proofErr w:type="spellStart"/>
+            <w:r>
+              <w:rPr>
+                <w:rFonts w:ascii="Arial" w:hAnsi="Arial" w:cs="Arial"/>
+                <w:color w:val="0F172A"/>
+                <w:sz w:val="19"/>
+              </w:rPr>
+              <w:t>Groq</w:t>
+            </w:r>
+            <w:proofErr w:type="spellEnd"/>
+            <w:r>
+              <w:rPr>
+                <w:rFonts w:ascii="Arial" w:hAnsi="Arial" w:cs="Arial"/>
+                <w:color w:val="0F172A"/>
+                <w:sz w:val="19"/>
+              </w:rPr>
+              <w:t xml:space="preserve"> LLM</w:t>
+            </w:r>
+          </w:p>
+          <w:p>
+            <w:pPr>
+              <w:tabs>
+                <w:tab w:val="left" w:pos="2330"/>
+              </w:tabs>
+              <w:rPr>
+                <w:rFonts w:ascii="Arial" w:hAnsi="Arial" w:cs="Arial"/>
+                <w:color w:val="0F172A"/>
+                <w:sz w:val="19"/>
+              </w:rPr>
+            </w:pPr>
+            <w:r>
+              <w:rPr>
+                <w:rFonts w:ascii="Arial" w:hAnsi="Arial" w:cs="Arial"/>
+                <w:color w:val="0F172A"/>
+                <w:sz w:val="19"/>
+              </w:rPr>
+              <w:t xml:space="preserve"> (</w:t>
+            </w:r>
+            <w:proofErr w:type="spellStart"/>
+            <w:r>
+              <w:rPr>
+                <w:rFonts w:ascii="Arial" w:hAnsi="Arial" w:cs="Arial"/>
+                <w:color w:val="0F172A"/>
+                <w:sz w:val="19"/>
+              </w:rPr>
+              <w:t>openai</w:t>
+            </w:r>
+            <w:proofErr w:type="spellEnd"/>
+            <w:r>
+              <w:rPr>
+                <w:rFonts w:ascii="Arial" w:hAnsi="Arial" w:cs="Arial"/>
+                <w:color w:val="0F172A"/>
+                <w:sz w:val="19"/>
+              </w:rPr>
+              <w:t>/gpt-oss-120b)</w:t>
+            </w:r>
+            <w:r>
+              <w:rPr>
+                <w:rFonts w:ascii="Arial" w:hAnsi="Arial" w:cs="Arial"/>
+                <w:color w:val="0F172A"/>
+                <w:sz w:val="19"/>
+              </w:rPr>
+              <w:tab/>
             </w:r>
           </w:p>
         </w:tc>
       </w:tr>
       <w:tr>
+        <w:trPr>
+          <w:jc w:val="center"/>
+        </w:trPr>
         <w:tc>
           <w:tcPr>
-            <w:tcW w:type="dxa" w:w="3168"/>
-            <w:shd w:fill="F1F5F9"/>
+            <w:tcW w:w="3168" w:type="dxa"/>
+            <w:shd w:val="clear" w:color="auto" w:fill="F1F5F9"/>
             <w:tcMar>
               <w:top w:w="60" w:type="dxa"/>
+              <w:left w:w="100" w:type="dxa"/>
               <w:bottom w:w="60" w:type="dxa"/>
-              <w:left w:w="100" w:type="dxa"/>
               <w:right w:w="100" w:type="dxa"/>
             </w:tcMar>
           </w:tcPr>
           <w:p>
+            <w:pPr>
+              <w:rPr>
+                <w:rFonts w:ascii="Arial" w:hAnsi="Arial" w:cs="Arial"/>
+              </w:rPr>
+            </w:pPr>
             <w:r>
               <w:rPr>
+                <w:rFonts w:ascii="Arial" w:hAnsi="Arial" w:cs="Arial"/>
                 <w:b/>
                 <w:color w:val="0F172A"/>
                 <w:sz w:val="19"/>
@@ -250,18 +491,24 @@
         </w:tc>
         <w:tc>
           <w:tcPr>
-            <w:tcW w:type="dxa" w:w="6192"/>
-            <w:shd w:fill="F8FAFC"/>
+            <w:tcW w:w="6192" w:type="dxa"/>
+            <w:shd w:val="clear" w:color="auto" w:fill="F8FAFC"/>
             <w:tcMar>
               <w:top w:w="60" w:type="dxa"/>
+              <w:left w:w="100" w:type="dxa"/>
               <w:bottom w:w="60" w:type="dxa"/>
-              <w:left w:w="100" w:type="dxa"/>
               <w:right w:w="100" w:type="dxa"/>
             </w:tcMar>
           </w:tcPr>
           <w:p>
+            <w:pPr>
+              <w:rPr>
+                <w:rFonts w:ascii="Arial" w:hAnsi="Arial" w:cs="Arial"/>
+              </w:rPr>
+            </w:pPr>
             <w:r>
               <w:rPr>
+                <w:rFonts w:ascii="Arial" w:hAnsi="Arial" w:cs="Arial"/>
                 <w:color w:val="0F172A"/>
                 <w:sz w:val="19"/>
               </w:rPr>
@@ -271,92 +518,262 @@
         </w:tc>
       </w:tr>
     </w:tbl>
-    <w:p/>
+    <w:p>
+      <w:pPr>
+        <w:rPr>
+          <w:rFonts w:ascii="Arial" w:hAnsi="Arial" w:cs="Arial"/>
+        </w:rPr>
+      </w:pPr>
+    </w:p>
     <w:p>
       <w:pPr>
         <w:pStyle w:val="Heading1"/>
+        <w:rPr>
+          <w:rFonts w:ascii="Arial" w:hAnsi="Arial" w:cs="Arial"/>
+        </w:rPr>
       </w:pPr>
       <w:r>
         <w:rPr>
+          <w:rFonts w:ascii="Arial" w:hAnsi="Arial" w:cs="Arial"/>
           <w:color w:val="0F172A"/>
         </w:rPr>
-        <w:t>1. Executive Summary &amp; The Core Problem</w:t>
+        <w:t xml:space="preserve">1. Executive Summary &amp; </w:t>
+      </w:r>
+      <w:proofErr w:type="gramStart"/>
+      <w:r>
+        <w:rPr>
+          <w:rFonts w:ascii="Arial" w:hAnsi="Arial" w:cs="Arial"/>
+          <w:color w:val="0F172A"/>
+        </w:rPr>
+        <w:t>The</w:t>
+      </w:r>
+      <w:proofErr w:type="gramEnd"/>
+      <w:r>
+        <w:rPr>
+          <w:rFonts w:ascii="Arial" w:hAnsi="Arial" w:cs="Arial"/>
+          <w:color w:val="0F172A"/>
+        </w:rPr>
+        <w:t xml:space="preserve"> Core Problem</w:t>
       </w:r>
     </w:p>
     <w:p>
+      <w:pPr>
+        <w:rPr>
+          <w:rFonts w:ascii="Arial" w:hAnsi="Arial" w:cs="Arial"/>
+        </w:rPr>
+      </w:pPr>
       <w:r>
-        <w:t>MoveInSync's business is mission-critical: 1.5 million enterprise employees depend on this platform every day to commute safely between their homes and offices. A high Play Store rating is vital for employee trust, enterprise client SLA confidence, and consumer perception. Yet the app's ratings are declining.</w:t>
+        <w:rPr>
+          <w:rFonts w:ascii="Arial" w:hAnsi="Arial" w:cs="Arial"/>
+        </w:rPr>
+        <w:t>MoveInSync's business is mission-critical: 1.5 mil</w:t>
+      </w:r>
+      <w:r>
+        <w:rPr>
+          <w:rFonts w:ascii="Arial" w:hAnsi="Arial" w:cs="Arial"/>
+        </w:rPr>
+        <w:t>lion enterprise employees depend on this platform every day to commute safely between their homes and offices. A high Play Store rating is vital for employee trust, enterprise client SLA confidence, and consumer perception. Yet the app's ratings are declin</w:t>
+      </w:r>
+      <w:r>
+        <w:rPr>
+          <w:rFonts w:ascii="Arial" w:hAnsi="Arial" w:cs="Arial"/>
+        </w:rPr>
+        <w:t>ing.</w:t>
       </w:r>
     </w:p>
     <w:tbl>
       <w:tblPr>
-        <w:tblW w:type="auto" w:w="0"/>
+        <w:tblW w:w="0" w:type="auto"/>
         <w:jc w:val="center"/>
-        <w:tblLook w:firstColumn="1" w:firstRow="1" w:lastColumn="0" w:lastRow="0" w:noHBand="0" w:noVBand="1" w:val="04A0"/>
+        <w:tblLook w:val="04A0"/>
       </w:tblPr>
       <w:tblGrid>
         <w:gridCol w:w="9360"/>
       </w:tblGrid>
       <w:tr>
+        <w:trPr>
+          <w:jc w:val="center"/>
+        </w:trPr>
         <w:tc>
           <w:tcPr>
-            <w:tcW w:type="dxa" w:w="9360"/>
-            <w:shd w:fill="FFF1F2"/>
+            <w:tcW w:w="9360" w:type="dxa"/>
+            <w:shd w:val="clear" w:color="auto" w:fill="FFF1F2"/>
             <w:tcMar>
               <w:top w:w="140" w:type="dxa"/>
+              <w:left w:w="180" w:type="dxa"/>
               <w:bottom w:w="140" w:type="dxa"/>
-              <w:left w:w="180" w:type="dxa"/>
               <w:right w:w="180" w:type="dxa"/>
             </w:tcMar>
           </w:tcPr>
           <w:p>
+            <w:pPr>
+              <w:rPr>
+                <w:rFonts w:ascii="Arial" w:hAnsi="Arial" w:cs="Arial"/>
+              </w:rPr>
+            </w:pPr>
             <w:r>
               <w:rPr>
+                <w:rFonts w:ascii="Arial" w:hAnsi="Arial" w:cs="Arial"/>
                 <w:b/>
                 <w:color w:val="BE123C"/>
-                <w:sz w:val="22"/>
-              </w:rPr>
-              <w:t>THE SINGLE MOST IMPORTANT NUMBER:</w:t>
+              </w:rPr>
+              <w:t>THE SINGLE MOST IMPORTANT NUMBER</w:t>
+            </w:r>
+            <w:proofErr w:type="gramStart"/>
+            <w:r>
+              <w:rPr>
+                <w:rFonts w:ascii="Arial" w:hAnsi="Arial" w:cs="Arial"/>
+                <w:b/>
+                <w:color w:val="BE123C"/>
+              </w:rPr>
+              <w:t>:</w:t>
+            </w:r>
+            <w:proofErr w:type="gramEnd"/>
+            <w:r>
+              <w:rPr>
+                <w:rFonts w:ascii="Arial" w:hAnsi="Arial" w:cs="Arial"/>
+                <w:b/>
+                <w:color w:val="BE123C"/>
+              </w:rPr>
               <w:br/>
             </w:r>
             <w:r>
               <w:rPr>
+                <w:rFonts w:ascii="Arial" w:hAnsi="Arial" w:cs="Arial"/>
                 <w:color w:val="BE123C"/>
                 <w:sz w:val="20"/>
               </w:rPr>
-              <w:t>The Play Store storefront displays 4.64★ (Lifetime). However, over the past 30 days, the average rating has collapsed to 3.78★ — a severe 0.86-star acute drop. Furthermore, 30% of all recent ratings are 1 or 2 stars, and developer reply rate on low-star reviews is a negligible 1%.</w:t>
+              <w:t>The Play Store storefront displays 4.64</w:t>
+            </w:r>
+            <w:r>
+              <w:rPr>
+                <w:rFonts w:ascii="Arial" w:hAnsi="Arial" w:cs="Arial"/>
+                <w:color w:val="BE123C"/>
+                <w:sz w:val="20"/>
+              </w:rPr>
+              <w:t xml:space="preserve"> (Lifetime). However, over the past 30 days, the average rating has collapsed to 3.78</w:t>
+            </w:r>
+            <w:r>
+              <w:rPr>
+                <w:rFonts w:ascii="Arial" w:hAnsi="Arial" w:cs="Arial"/>
+                <w:color w:val="BE123C"/>
+                <w:sz w:val="20"/>
+              </w:rPr>
+              <w:t xml:space="preserve"> a severe 0.86 </w:t>
+            </w:r>
+            <w:r>
+              <w:rPr>
+                <w:rFonts w:ascii="Arial" w:hAnsi="Arial" w:cs="Arial"/>
+                <w:color w:val="BE123C"/>
+                <w:sz w:val="20"/>
+              </w:rPr>
+              <w:t xml:space="preserve">star acute drop. Furthermore, 30% of all recent ratings are 1 or 2 stars, </w:t>
+            </w:r>
+            <w:r>
+              <w:rPr>
+                <w:rFonts w:ascii="Arial" w:hAnsi="Arial" w:cs="Arial"/>
+                <w:color w:val="BE123C"/>
+                <w:sz w:val="20"/>
+              </w:rPr>
+              <w:t>and developer reply rate on low-star reviews is a negligible 1%.</w:t>
             </w:r>
           </w:p>
         </w:tc>
       </w:tr>
     </w:tbl>
-    <w:p/>
     <w:p>
+      <w:pPr>
+        <w:rPr>
+          <w:rFonts w:ascii="Arial" w:hAnsi="Arial" w:cs="Arial"/>
+        </w:rPr>
+      </w:pPr>
+    </w:p>
+    <w:p>
+      <w:pPr>
+        <w:rPr>
+          <w:rFonts w:ascii="Arial" w:hAnsi="Arial" w:cs="Arial"/>
+          <w:b/>
+        </w:rPr>
+      </w:pPr>
       <w:r>
-        <w:t>Why does this gap exist? The public store rating of 4.64★ is a slow-moving historical average diluted across 114,871 lifetime ratings accumulated over a decade. It creates a false sense of security. The 30-day window average reflects what is happening right now: users are encountering acute regressions in recent releases, and their immediate response is to punish the app with 1-star reviews.</w:t>
+        <w:rPr>
+          <w:rFonts w:ascii="Arial" w:hAnsi="Arial" w:cs="Arial"/>
+          <w:b/>
+        </w:rPr>
+        <w:t xml:space="preserve">Why does this gap exist? </w:t>
+      </w:r>
+    </w:p>
+    <w:p>
+      <w:pPr>
+        <w:rPr>
+          <w:rFonts w:ascii="Arial" w:hAnsi="Arial" w:cs="Arial"/>
+        </w:rPr>
+      </w:pPr>
+      <w:r>
+        <w:rPr>
+          <w:rFonts w:ascii="Arial" w:hAnsi="Arial" w:cs="Arial"/>
+        </w:rPr>
+        <w:t>The public store rating of 4.64</w:t>
+      </w:r>
+      <w:r>
+        <w:rPr>
+          <w:rFonts w:ascii="Arial" w:hAnsi="Arial" w:cs="Arial"/>
+        </w:rPr>
+        <w:t xml:space="preserve"> </w:t>
+      </w:r>
+      <w:r>
+        <w:rPr>
+          <w:rFonts w:ascii="Arial" w:hAnsi="Arial" w:cs="Arial"/>
+        </w:rPr>
+        <w:t xml:space="preserve">is a slow-moving historical average diluted across 114,871 lifetime ratings accumulated over a decade. It creates a false sense of </w:t>
+      </w:r>
+      <w:r>
+        <w:rPr>
+          <w:rFonts w:ascii="Arial" w:hAnsi="Arial" w:cs="Arial"/>
+        </w:rPr>
+        <w:t>security. The 30-day window average reflects what is happening right now: users are encountering acute regressions in recent releases, and their immediate response is to punish the app with 1-star reviews.</w:t>
       </w:r>
     </w:p>
     <w:p>
       <w:pPr>
         <w:pStyle w:val="Heading1"/>
+        <w:rPr>
+          <w:rFonts w:ascii="Arial" w:hAnsi="Arial" w:cs="Arial"/>
+        </w:rPr>
       </w:pPr>
       <w:r>
         <w:rPr>
+          <w:rFonts w:ascii="Arial" w:hAnsi="Arial" w:cs="Arial"/>
           <w:color w:val="0F172A"/>
         </w:rPr>
+        <w:lastRenderedPageBreak/>
         <w:t>2. Live Data Snapshot &amp; Quantitative Findings</w:t>
       </w:r>
     </w:p>
     <w:p>
+      <w:pPr>
+        <w:rPr>
+          <w:rFonts w:ascii="Arial" w:hAnsi="Arial" w:cs="Arial"/>
+        </w:rPr>
+      </w:pPr>
       <w:r>
-        <w:t>From live scraping of com.moveinsync.ets across the 30-day active window:</w:t>
+        <w:rPr>
+          <w:rFonts w:ascii="Arial" w:hAnsi="Arial" w:cs="Arial"/>
+        </w:rPr>
+        <w:t>From</w:t>
+      </w:r>
+      <w:r>
+        <w:rPr>
+          <w:rFonts w:ascii="Arial" w:hAnsi="Arial" w:cs="Arial"/>
+        </w:rPr>
+        <w:t xml:space="preserve"> live scraping of com.moveinsync.ets across the 30-day active window:</w:t>
       </w:r>
     </w:p>
     <w:tbl>
       <w:tblPr>
-        <w:tblW w:type="auto" w:w="0"/>
+        <w:tblW w:w="0" w:type="auto"/>
         <w:jc w:val="center"/>
-        <w:tblLook w:firstColumn="1" w:firstRow="1" w:lastColumn="0" w:lastRow="0" w:noHBand="0" w:noVBand="1" w:val="04A0"/>
+        <w:tblLook w:val="04A0"/>
       </w:tblPr>
       <w:tblGrid>
         <w:gridCol w:w="3120"/>
@@ -364,20 +781,29 @@
         <w:gridCol w:w="3120"/>
       </w:tblGrid>
       <w:tr>
+        <w:trPr>
+          <w:jc w:val="center"/>
+        </w:trPr>
         <w:tc>
           <w:tcPr>
-            <w:tcW w:type="dxa" w:w="3120"/>
-            <w:shd w:fill="1E293B"/>
+            <w:tcW w:w="3120" w:type="dxa"/>
+            <w:shd w:val="clear" w:color="auto" w:fill="1E293B"/>
             <w:tcMar>
               <w:top w:w="80" w:type="dxa"/>
+              <w:left w:w="100" w:type="dxa"/>
               <w:bottom w:w="80" w:type="dxa"/>
-              <w:left w:w="100" w:type="dxa"/>
               <w:right w:w="100" w:type="dxa"/>
             </w:tcMar>
           </w:tcPr>
           <w:p>
+            <w:pPr>
+              <w:rPr>
+                <w:rFonts w:ascii="Arial" w:hAnsi="Arial" w:cs="Arial"/>
+              </w:rPr>
+            </w:pPr>
             <w:r>
               <w:rPr>
+                <w:rFonts w:ascii="Arial" w:hAnsi="Arial" w:cs="Arial"/>
                 <w:b/>
                 <w:color w:val="FFFFFF"/>
               </w:rPr>
@@ -387,18 +813,24 @@
         </w:tc>
         <w:tc>
           <w:tcPr>
-            <w:tcW w:type="dxa" w:w="3120"/>
-            <w:shd w:fill="1E293B"/>
+            <w:tcW w:w="3120" w:type="dxa"/>
+            <w:shd w:val="clear" w:color="auto" w:fill="1E293B"/>
             <w:tcMar>
               <w:top w:w="80" w:type="dxa"/>
+              <w:left w:w="100" w:type="dxa"/>
               <w:bottom w:w="80" w:type="dxa"/>
-              <w:left w:w="100" w:type="dxa"/>
               <w:right w:w="100" w:type="dxa"/>
             </w:tcMar>
           </w:tcPr>
           <w:p>
+            <w:pPr>
+              <w:rPr>
+                <w:rFonts w:ascii="Arial" w:hAnsi="Arial" w:cs="Arial"/>
+              </w:rPr>
+            </w:pPr>
             <w:r>
               <w:rPr>
+                <w:rFonts w:ascii="Arial" w:hAnsi="Arial" w:cs="Arial"/>
                 <w:b/>
                 <w:color w:val="FFFFFF"/>
               </w:rPr>
@@ -408,18 +840,24 @@
         </w:tc>
         <w:tc>
           <w:tcPr>
-            <w:tcW w:type="dxa" w:w="3120"/>
-            <w:shd w:fill="1E293B"/>
+            <w:tcW w:w="3120" w:type="dxa"/>
+            <w:shd w:val="clear" w:color="auto" w:fill="1E293B"/>
             <w:tcMar>
               <w:top w:w="80" w:type="dxa"/>
+              <w:left w:w="100" w:type="dxa"/>
               <w:bottom w:w="80" w:type="dxa"/>
-              <w:left w:w="100" w:type="dxa"/>
               <w:right w:w="100" w:type="dxa"/>
             </w:tcMar>
           </w:tcPr>
           <w:p>
+            <w:pPr>
+              <w:rPr>
+                <w:rFonts w:ascii="Arial" w:hAnsi="Arial" w:cs="Arial"/>
+              </w:rPr>
+            </w:pPr>
             <w:r>
               <w:rPr>
+                <w:rFonts w:ascii="Arial" w:hAnsi="Arial" w:cs="Arial"/>
                 <w:b/>
                 <w:color w:val="FFFFFF"/>
               </w:rPr>
@@ -429,20 +867,29 @@
         </w:tc>
       </w:tr>
       <w:tr>
+        <w:trPr>
+          <w:jc w:val="center"/>
+        </w:trPr>
         <w:tc>
           <w:tcPr>
-            <w:tcW w:type="dxa" w:w="3120"/>
-            <w:shd w:fill="FFFFFF"/>
+            <w:tcW w:w="3120" w:type="dxa"/>
+            <w:shd w:val="clear" w:color="auto" w:fill="FFFFFF"/>
             <w:tcMar>
               <w:top w:w="60" w:type="dxa"/>
+              <w:left w:w="100" w:type="dxa"/>
               <w:bottom w:w="60" w:type="dxa"/>
-              <w:left w:w="100" w:type="dxa"/>
               <w:right w:w="100" w:type="dxa"/>
             </w:tcMar>
           </w:tcPr>
           <w:p>
+            <w:pPr>
+              <w:rPr>
+                <w:rFonts w:ascii="Arial" w:hAnsi="Arial" w:cs="Arial"/>
+              </w:rPr>
+            </w:pPr>
             <w:r>
               <w:rPr>
+                <w:rFonts w:ascii="Arial" w:hAnsi="Arial" w:cs="Arial"/>
                 <w:sz w:val="18"/>
               </w:rPr>
               <w:t>Lifetime Store Rating</w:t>
@@ -451,38 +898,64 @@
         </w:tc>
         <w:tc>
           <w:tcPr>
-            <w:tcW w:type="dxa" w:w="3120"/>
-            <w:shd w:fill="FFFFFF"/>
+            <w:tcW w:w="3120" w:type="dxa"/>
+            <w:shd w:val="clear" w:color="auto" w:fill="FFFFFF"/>
             <w:tcMar>
               <w:top w:w="60" w:type="dxa"/>
+              <w:left w:w="100" w:type="dxa"/>
               <w:bottom w:w="60" w:type="dxa"/>
-              <w:left w:w="100" w:type="dxa"/>
               <w:right w:w="100" w:type="dxa"/>
             </w:tcMar>
           </w:tcPr>
           <w:p>
+            <w:pPr>
+              <w:rPr>
+                <w:rFonts w:ascii="Arial" w:hAnsi="Arial" w:cs="Arial"/>
+              </w:rPr>
+            </w:pPr>
             <w:r>
               <w:rPr>
+                <w:rFonts w:ascii="Arial" w:hAnsi="Arial" w:cs="Arial"/>
                 <w:sz w:val="18"/>
               </w:rPr>
-              <w:t>4.64★ (114,871 ratings)</w:t>
+              <w:t>4.64</w:t>
+            </w:r>
+            <w:r>
+              <w:rPr>
+                <w:rFonts w:cs="Arial"/>
+                <w:sz w:val="18"/>
+              </w:rPr>
+              <w:t>★</w:t>
+            </w:r>
+            <w:r>
+              <w:rPr>
+                <w:rFonts w:ascii="Arial" w:hAnsi="Arial" w:cs="Arial"/>
+                <w:sz w:val="18"/>
+              </w:rPr>
+              <w:t xml:space="preserve"> (114,871 ratings)</w:t>
             </w:r>
           </w:p>
         </w:tc>
         <w:tc>
           <w:tcPr>
-            <w:tcW w:type="dxa" w:w="3120"/>
-            <w:shd w:fill="FFFFFF"/>
+            <w:tcW w:w="3120" w:type="dxa"/>
+            <w:shd w:val="clear" w:color="auto" w:fill="FFFFFF"/>
             <w:tcMar>
               <w:top w:w="60" w:type="dxa"/>
+              <w:left w:w="100" w:type="dxa"/>
               <w:bottom w:w="60" w:type="dxa"/>
-              <w:left w:w="100" w:type="dxa"/>
               <w:right w:w="100" w:type="dxa"/>
             </w:tcMar>
           </w:tcPr>
           <w:p>
+            <w:pPr>
+              <w:rPr>
+                <w:rFonts w:ascii="Arial" w:hAnsi="Arial" w:cs="Arial"/>
+              </w:rPr>
+            </w:pPr>
             <w:r>
               <w:rPr>
+                <w:rFonts w:ascii="Arial" w:hAnsi="Arial" w:cs="Arial"/>
                 <w:sz w:val="18"/>
               </w:rPr>
               <w:t>Historical buffer masking real-time user dissatisfaction</w:t>
@@ -491,20 +964,29 @@
         </w:tc>
       </w:tr>
       <w:tr>
+        <w:trPr>
+          <w:jc w:val="center"/>
+        </w:trPr>
         <w:tc>
           <w:tcPr>
-            <w:tcW w:type="dxa" w:w="3120"/>
-            <w:shd w:fill="F8FAFC"/>
+            <w:tcW w:w="3120" w:type="dxa"/>
+            <w:shd w:val="clear" w:color="auto" w:fill="F8FAFC"/>
             <w:tcMar>
               <w:top w:w="60" w:type="dxa"/>
+              <w:left w:w="100" w:type="dxa"/>
               <w:bottom w:w="60" w:type="dxa"/>
-              <w:left w:w="100" w:type="dxa"/>
               <w:right w:w="100" w:type="dxa"/>
             </w:tcMar>
           </w:tcPr>
           <w:p>
+            <w:pPr>
+              <w:rPr>
+                <w:rFonts w:ascii="Arial" w:hAnsi="Arial" w:cs="Arial"/>
+              </w:rPr>
+            </w:pPr>
             <w:r>
               <w:rPr>
+                <w:rFonts w:ascii="Arial" w:hAnsi="Arial" w:cs="Arial"/>
                 <w:sz w:val="18"/>
               </w:rPr>
               <w:t>Recent Window Average</w:t>
@@ -513,40 +995,79 @@
         </w:tc>
         <w:tc>
           <w:tcPr>
-            <w:tcW w:type="dxa" w:w="3120"/>
-            <w:shd w:fill="F8FAFC"/>
+            <w:tcW w:w="3120" w:type="dxa"/>
+            <w:shd w:val="clear" w:color="auto" w:fill="F8FAFC"/>
             <w:tcMar>
               <w:top w:w="60" w:type="dxa"/>
+              <w:left w:w="100" w:type="dxa"/>
               <w:bottom w:w="60" w:type="dxa"/>
-              <w:left w:w="100" w:type="dxa"/>
               <w:right w:w="100" w:type="dxa"/>
             </w:tcMar>
           </w:tcPr>
           <w:p>
+            <w:pPr>
+              <w:rPr>
+                <w:rFonts w:ascii="Arial" w:hAnsi="Arial" w:cs="Arial"/>
+              </w:rPr>
+            </w:pPr>
             <w:r>
               <w:rPr>
+                <w:rFonts w:ascii="Arial" w:hAnsi="Arial" w:cs="Arial"/>
                 <w:b/>
                 <w:color w:val="BE123C"/>
                 <w:sz w:val="18"/>
               </w:rPr>
-              <w:t>3.78★ (237 reviews)</w:t>
+              <w:t>3.78</w:t>
+            </w:r>
+            <w:r>
+              <w:rPr>
+                <w:rFonts w:cs="Arial"/>
+                <w:b/>
+                <w:color w:val="BE123C"/>
+                <w:sz w:val="18"/>
+              </w:rPr>
+              <w:t>★</w:t>
+            </w:r>
+            <w:r>
+              <w:rPr>
+                <w:rFonts w:ascii="Arial" w:hAnsi="Arial" w:cs="Arial"/>
+                <w:b/>
+                <w:color w:val="BE123C"/>
+                <w:sz w:val="18"/>
+              </w:rPr>
+              <w:t xml:space="preserve"> (237 </w:t>
+            </w:r>
+            <w:r>
+              <w:rPr>
+                <w:rFonts w:ascii="Arial" w:hAnsi="Arial" w:cs="Arial"/>
+                <w:b/>
+                <w:color w:val="BE123C"/>
+                <w:sz w:val="18"/>
+              </w:rPr>
+              <w:t>reviews)</w:t>
             </w:r>
           </w:p>
         </w:tc>
         <w:tc>
           <w:tcPr>
-            <w:tcW w:type="dxa" w:w="3120"/>
-            <w:shd w:fill="F8FAFC"/>
+            <w:tcW w:w="3120" w:type="dxa"/>
+            <w:shd w:val="clear" w:color="auto" w:fill="F8FAFC"/>
             <w:tcMar>
               <w:top w:w="60" w:type="dxa"/>
+              <w:left w:w="100" w:type="dxa"/>
               <w:bottom w:w="60" w:type="dxa"/>
-              <w:left w:w="100" w:type="dxa"/>
               <w:right w:w="100" w:type="dxa"/>
             </w:tcMar>
           </w:tcPr>
           <w:p>
+            <w:pPr>
+              <w:rPr>
+                <w:rFonts w:ascii="Arial" w:hAnsi="Arial" w:cs="Arial"/>
+              </w:rPr>
+            </w:pPr>
             <w:r>
               <w:rPr>
+                <w:rFonts w:ascii="Arial" w:hAnsi="Arial" w:cs="Arial"/>
                 <w:sz w:val="18"/>
               </w:rPr>
               <w:t>Acute -0.86 drop; reflects active user sentiment today</w:t>
@@ -555,40 +1076,69 @@
         </w:tc>
       </w:tr>
       <w:tr>
+        <w:trPr>
+          <w:jc w:val="center"/>
+        </w:trPr>
         <w:tc>
           <w:tcPr>
-            <w:tcW w:type="dxa" w:w="3120"/>
-            <w:shd w:fill="FFFFFF"/>
+            <w:tcW w:w="3120" w:type="dxa"/>
+            <w:shd w:val="clear" w:color="auto" w:fill="FFFFFF"/>
             <w:tcMar>
               <w:top w:w="60" w:type="dxa"/>
+              <w:left w:w="100" w:type="dxa"/>
               <w:bottom w:w="60" w:type="dxa"/>
-              <w:left w:w="100" w:type="dxa"/>
               <w:right w:w="100" w:type="dxa"/>
             </w:tcMar>
           </w:tcPr>
           <w:p>
+            <w:pPr>
+              <w:rPr>
+                <w:rFonts w:ascii="Arial" w:hAnsi="Arial" w:cs="Arial"/>
+              </w:rPr>
+            </w:pPr>
             <w:r>
               <w:rPr>
+                <w:rFonts w:ascii="Arial" w:hAnsi="Arial" w:cs="Arial"/>
                 <w:sz w:val="18"/>
               </w:rPr>
-              <w:t>Low-Star Share (1-2★)</w:t>
+              <w:t>Low-Star Share (1-2</w:t>
+            </w:r>
+            <w:r>
+              <w:rPr>
+                <w:rFonts w:cs="Arial"/>
+                <w:sz w:val="18"/>
+              </w:rPr>
+              <w:t>★</w:t>
+            </w:r>
+            <w:r>
+              <w:rPr>
+                <w:rFonts w:ascii="Arial" w:hAnsi="Arial" w:cs="Arial"/>
+                <w:sz w:val="18"/>
+              </w:rPr>
+              <w:t>)</w:t>
             </w:r>
           </w:p>
         </w:tc>
         <w:tc>
           <w:tcPr>
-            <w:tcW w:type="dxa" w:w="3120"/>
-            <w:shd w:fill="FFFFFF"/>
+            <w:tcW w:w="3120" w:type="dxa"/>
+            <w:shd w:val="clear" w:color="auto" w:fill="FFFFFF"/>
             <w:tcMar>
               <w:top w:w="60" w:type="dxa"/>
+              <w:left w:w="100" w:type="dxa"/>
               <w:bottom w:w="60" w:type="dxa"/>
-              <w:left w:w="100" w:type="dxa"/>
               <w:right w:w="100" w:type="dxa"/>
             </w:tcMar>
           </w:tcPr>
           <w:p>
+            <w:pPr>
+              <w:rPr>
+                <w:rFonts w:ascii="Arial" w:hAnsi="Arial" w:cs="Arial"/>
+              </w:rPr>
+            </w:pPr>
             <w:r>
               <w:rPr>
+                <w:rFonts w:ascii="Arial" w:hAnsi="Arial" w:cs="Arial"/>
                 <w:b/>
                 <w:color w:val="BE123C"/>
                 <w:sz w:val="18"/>
@@ -599,18 +1149,24 @@
         </w:tc>
         <w:tc>
           <w:tcPr>
-            <w:tcW w:type="dxa" w:w="3120"/>
-            <w:shd w:fill="FFFFFF"/>
+            <w:tcW w:w="3120" w:type="dxa"/>
+            <w:shd w:val="clear" w:color="auto" w:fill="FFFFFF"/>
             <w:tcMar>
               <w:top w:w="60" w:type="dxa"/>
+              <w:left w:w="100" w:type="dxa"/>
               <w:bottom w:w="60" w:type="dxa"/>
-              <w:left w:w="100" w:type="dxa"/>
               <w:right w:w="100" w:type="dxa"/>
             </w:tcMar>
           </w:tcPr>
           <w:p>
+            <w:pPr>
+              <w:rPr>
+                <w:rFonts w:ascii="Arial" w:hAnsi="Arial" w:cs="Arial"/>
+              </w:rPr>
+            </w:pPr>
             <w:r>
               <w:rPr>
+                <w:rFonts w:ascii="Arial" w:hAnsi="Arial" w:cs="Arial"/>
                 <w:sz w:val="18"/>
               </w:rPr>
               <w:t>Nearly 1 in 3 active reviewers leaves a negative rating</w:t>
@@ -619,40 +1175,69 @@
         </w:tc>
       </w:tr>
       <w:tr>
+        <w:trPr>
+          <w:jc w:val="center"/>
+        </w:trPr>
         <w:tc>
           <w:tcPr>
-            <w:tcW w:type="dxa" w:w="3120"/>
-            <w:shd w:fill="F8FAFC"/>
+            <w:tcW w:w="3120" w:type="dxa"/>
+            <w:shd w:val="clear" w:color="auto" w:fill="F8FAFC"/>
             <w:tcMar>
               <w:top w:w="60" w:type="dxa"/>
+              <w:left w:w="100" w:type="dxa"/>
               <w:bottom w:w="60" w:type="dxa"/>
-              <w:left w:w="100" w:type="dxa"/>
               <w:right w:w="100" w:type="dxa"/>
             </w:tcMar>
           </w:tcPr>
           <w:p>
+            <w:pPr>
+              <w:rPr>
+                <w:rFonts w:ascii="Arial" w:hAnsi="Arial" w:cs="Arial"/>
+              </w:rPr>
+            </w:pPr>
             <w:r>
               <w:rPr>
+                <w:rFonts w:ascii="Arial" w:hAnsi="Arial" w:cs="Arial"/>
                 <w:sz w:val="18"/>
               </w:rPr>
-              <w:t>Developer Reply Rate (1-2★)</w:t>
+              <w:t>Developer Reply Rate (1-2</w:t>
+            </w:r>
+            <w:r>
+              <w:rPr>
+                <w:rFonts w:cs="Arial"/>
+                <w:sz w:val="18"/>
+              </w:rPr>
+              <w:t>★</w:t>
+            </w:r>
+            <w:r>
+              <w:rPr>
+                <w:rFonts w:ascii="Arial" w:hAnsi="Arial" w:cs="Arial"/>
+                <w:sz w:val="18"/>
+              </w:rPr>
+              <w:t>)</w:t>
             </w:r>
           </w:p>
         </w:tc>
         <w:tc>
           <w:tcPr>
-            <w:tcW w:type="dxa" w:w="3120"/>
-            <w:shd w:fill="F8FAFC"/>
+            <w:tcW w:w="3120" w:type="dxa"/>
+            <w:shd w:val="clear" w:color="auto" w:fill="F8FAFC"/>
             <w:tcMar>
               <w:top w:w="60" w:type="dxa"/>
+              <w:left w:w="100" w:type="dxa"/>
               <w:bottom w:w="60" w:type="dxa"/>
-              <w:left w:w="100" w:type="dxa"/>
               <w:right w:w="100" w:type="dxa"/>
             </w:tcMar>
           </w:tcPr>
           <w:p>
+            <w:pPr>
+              <w:rPr>
+                <w:rFonts w:ascii="Arial" w:hAnsi="Arial" w:cs="Arial"/>
+              </w:rPr>
+            </w:pPr>
             <w:r>
               <w:rPr>
+                <w:rFonts w:ascii="Arial" w:hAnsi="Arial" w:cs="Arial"/>
                 <w:b/>
                 <w:color w:val="BE123C"/>
                 <w:sz w:val="18"/>
@@ -663,40 +1248,62 @@
         </w:tc>
         <w:tc>
           <w:tcPr>
-            <w:tcW w:type="dxa" w:w="3120"/>
-            <w:shd w:fill="F8FAFC"/>
+            <w:tcW w:w="3120" w:type="dxa"/>
+            <w:shd w:val="clear" w:color="auto" w:fill="F8FAFC"/>
             <w:tcMar>
               <w:top w:w="60" w:type="dxa"/>
+              <w:left w:w="100" w:type="dxa"/>
               <w:bottom w:w="60" w:type="dxa"/>
-              <w:left w:w="100" w:type="dxa"/>
               <w:right w:w="100" w:type="dxa"/>
             </w:tcMar>
           </w:tcPr>
           <w:p>
+            <w:pPr>
+              <w:rPr>
+                <w:rFonts w:ascii="Arial" w:hAnsi="Arial" w:cs="Arial"/>
+              </w:rPr>
+            </w:pPr>
             <w:r>
               <w:rPr>
+                <w:rFonts w:ascii="Arial" w:hAnsi="Arial" w:cs="Arial"/>
                 <w:sz w:val="18"/>
               </w:rPr>
-              <w:t>Zero support engagement; missed conversion opportunity</w:t>
+              <w:t>Zero support engagement; missed con</w:t>
+            </w:r>
+            <w:r>
+              <w:rPr>
+                <w:rFonts w:ascii="Arial" w:hAnsi="Arial" w:cs="Arial"/>
+                <w:sz w:val="18"/>
+              </w:rPr>
+              <w:t>version opportunity</w:t>
             </w:r>
           </w:p>
         </w:tc>
       </w:tr>
       <w:tr>
+        <w:trPr>
+          <w:jc w:val="center"/>
+        </w:trPr>
         <w:tc>
           <w:tcPr>
-            <w:tcW w:type="dxa" w:w="3120"/>
-            <w:shd w:fill="FFFFFF"/>
+            <w:tcW w:w="3120" w:type="dxa"/>
+            <w:shd w:val="clear" w:color="auto" w:fill="FFFFFF"/>
             <w:tcMar>
               <w:top w:w="60" w:type="dxa"/>
+              <w:left w:w="100" w:type="dxa"/>
               <w:bottom w:w="60" w:type="dxa"/>
-              <w:left w:w="100" w:type="dxa"/>
               <w:right w:w="100" w:type="dxa"/>
             </w:tcMar>
           </w:tcPr>
           <w:p>
+            <w:pPr>
+              <w:rPr>
+                <w:rFonts w:ascii="Arial" w:hAnsi="Arial" w:cs="Arial"/>
+              </w:rPr>
+            </w:pPr>
             <w:r>
               <w:rPr>
+                <w:rFonts w:ascii="Arial" w:hAnsi="Arial" w:cs="Arial"/>
                 <w:sz w:val="18"/>
               </w:rPr>
               <w:t>Latest Active Build</w:t>
@@ -705,18 +1312,24 @@
         </w:tc>
         <w:tc>
           <w:tcPr>
-            <w:tcW w:type="dxa" w:w="3120"/>
-            <w:shd w:fill="FFFFFF"/>
+            <w:tcW w:w="3120" w:type="dxa"/>
+            <w:shd w:val="clear" w:color="auto" w:fill="FFFFFF"/>
             <w:tcMar>
               <w:top w:w="60" w:type="dxa"/>
+              <w:left w:w="100" w:type="dxa"/>
               <w:bottom w:w="60" w:type="dxa"/>
-              <w:left w:w="100" w:type="dxa"/>
               <w:right w:w="100" w:type="dxa"/>
             </w:tcMar>
           </w:tcPr>
           <w:p>
+            <w:pPr>
+              <w:rPr>
+                <w:rFonts w:ascii="Arial" w:hAnsi="Arial" w:cs="Arial"/>
+              </w:rPr>
+            </w:pPr>
             <w:r>
               <w:rPr>
+                <w:rFonts w:ascii="Arial" w:hAnsi="Arial" w:cs="Arial"/>
                 <w:sz w:val="18"/>
               </w:rPr>
               <w:t>v12.19.0</w:t>
@@ -725,18 +1338,24 @@
         </w:tc>
         <w:tc>
           <w:tcPr>
-            <w:tcW w:type="dxa" w:w="3120"/>
-            <w:shd w:fill="FFFFFF"/>
+            <w:tcW w:w="3120" w:type="dxa"/>
+            <w:shd w:val="clear" w:color="auto" w:fill="FFFFFF"/>
             <w:tcMar>
               <w:top w:w="60" w:type="dxa"/>
+              <w:left w:w="100" w:type="dxa"/>
               <w:bottom w:w="60" w:type="dxa"/>
-              <w:left w:w="100" w:type="dxa"/>
               <w:right w:w="100" w:type="dxa"/>
             </w:tcMar>
           </w:tcPr>
           <w:p>
+            <w:pPr>
+              <w:rPr>
+                <w:rFonts w:ascii="Arial" w:hAnsi="Arial" w:cs="Arial"/>
+              </w:rPr>
+            </w:pPr>
             <w:r>
               <w:rPr>
+                <w:rFonts w:ascii="Arial" w:hAnsi="Arial" w:cs="Arial"/>
                 <w:sz w:val="18"/>
               </w:rPr>
               <w:t>Carries the worst regression in app history (35% low-star share)</w:t>
@@ -745,40 +1364,69 @@
         </w:tc>
       </w:tr>
       <w:tr>
+        <w:trPr>
+          <w:jc w:val="center"/>
+        </w:trPr>
         <w:tc>
           <w:tcPr>
-            <w:tcW w:type="dxa" w:w="3120"/>
-            <w:shd w:fill="F8FAFC"/>
+            <w:tcW w:w="3120" w:type="dxa"/>
+            <w:shd w:val="clear" w:color="auto" w:fill="F8FAFC"/>
             <w:tcMar>
               <w:top w:w="60" w:type="dxa"/>
+              <w:left w:w="100" w:type="dxa"/>
               <w:bottom w:w="60" w:type="dxa"/>
-              <w:left w:w="100" w:type="dxa"/>
               <w:right w:w="100" w:type="dxa"/>
             </w:tcMar>
           </w:tcPr>
           <w:p>
+            <w:pPr>
+              <w:rPr>
+                <w:rFonts w:ascii="Arial" w:hAnsi="Arial" w:cs="Arial"/>
+              </w:rPr>
+            </w:pPr>
             <w:r>
               <w:rPr>
+                <w:rFonts w:ascii="Arial" w:hAnsi="Arial" w:cs="Arial"/>
                 <w:sz w:val="18"/>
               </w:rPr>
-              <w:t>5★ Ratings Needed for 4.5 Target</w:t>
+              <w:t>5</w:t>
+            </w:r>
+            <w:r>
+              <w:rPr>
+                <w:rFonts w:cs="Arial"/>
+                <w:sz w:val="18"/>
+              </w:rPr>
+              <w:t>★</w:t>
+            </w:r>
+            <w:r>
+              <w:rPr>
+                <w:rFonts w:ascii="Arial" w:hAnsi="Arial" w:cs="Arial"/>
+                <w:sz w:val="18"/>
+              </w:rPr>
+              <w:t xml:space="preserve"> Ratings Needed for 4.5 Target</w:t>
             </w:r>
           </w:p>
         </w:tc>
         <w:tc>
           <w:tcPr>
-            <w:tcW w:type="dxa" w:w="3120"/>
-            <w:shd w:fill="F8FAFC"/>
+            <w:tcW w:w="3120" w:type="dxa"/>
+            <w:shd w:val="clear" w:color="auto" w:fill="F8FAFC"/>
             <w:tcMar>
               <w:top w:w="60" w:type="dxa"/>
+              <w:left w:w="100" w:type="dxa"/>
               <w:bottom w:w="60" w:type="dxa"/>
-              <w:left w:w="100" w:type="dxa"/>
               <w:right w:w="100" w:type="dxa"/>
             </w:tcMar>
           </w:tcPr>
           <w:p>
+            <w:pPr>
+              <w:rPr>
+                <w:rFonts w:ascii="Arial" w:hAnsi="Arial" w:cs="Arial"/>
+              </w:rPr>
+            </w:pPr>
             <w:r>
               <w:rPr>
+                <w:rFonts w:ascii="Arial" w:hAnsi="Arial" w:cs="Arial"/>
                 <w:sz w:val="18"/>
               </w:rPr>
               <w:t>34,462 new 5-star ratings</w:t>
@@ -787,18 +1435,24 @@
         </w:tc>
         <w:tc>
           <w:tcPr>
-            <w:tcW w:type="dxa" w:w="3120"/>
-            <w:shd w:fill="F8FAFC"/>
+            <w:tcW w:w="3120" w:type="dxa"/>
+            <w:shd w:val="clear" w:color="auto" w:fill="F8FAFC"/>
             <w:tcMar>
               <w:top w:w="60" w:type="dxa"/>
+              <w:left w:w="100" w:type="dxa"/>
               <w:bottom w:w="60" w:type="dxa"/>
-              <w:left w:w="100" w:type="dxa"/>
               <w:right w:w="100" w:type="dxa"/>
             </w:tcMar>
           </w:tcPr>
           <w:p>
+            <w:pPr>
+              <w:rPr>
+                <w:rFonts w:ascii="Arial" w:hAnsi="Arial" w:cs="Arial"/>
+              </w:rPr>
+            </w:pPr>
             <w:r>
               <w:rPr>
+                <w:rFonts w:ascii="Arial" w:hAnsi="Arial" w:cs="Arial"/>
                 <w:sz w:val="18"/>
               </w:rPr>
               <w:t>Mathematically impossible to fix via rating volume alone; must plug the leak</w:t>
@@ -807,25 +1461,51 @@
         </w:tc>
       </w:tr>
     </w:tbl>
-    <w:p/>
+    <w:p>
+      <w:pPr>
+        <w:rPr>
+          <w:rFonts w:ascii="Arial" w:hAnsi="Arial" w:cs="Arial"/>
+        </w:rPr>
+      </w:pPr>
+    </w:p>
     <w:p>
       <w:pPr>
         <w:pStyle w:val="Heading2"/>
+        <w:rPr>
+          <w:rFonts w:ascii="Arial" w:hAnsi="Arial" w:cs="Arial"/>
+        </w:rPr>
       </w:pPr>
       <w:r>
+        <w:rPr>
+          <w:rFonts w:ascii="Arial" w:hAnsi="Arial" w:cs="Arial"/>
+        </w:rPr>
         <w:t>Release Health Analysis: Isolating the Version Regression</w:t>
       </w:r>
     </w:p>
     <w:p>
+      <w:pPr>
+        <w:rPr>
+          <w:rFonts w:ascii="Arial" w:hAnsi="Arial" w:cs="Arial"/>
+        </w:rPr>
+      </w:pPr>
       <w:r>
-        <w:t>Analyzing review sentiment grouped by version reveals that the decline is directly tied to recent releases. Rather than improving app stability, each subsequent release over the past month has worsened the user experience:</w:t>
+        <w:rPr>
+          <w:rFonts w:ascii="Arial" w:hAnsi="Arial" w:cs="Arial"/>
+        </w:rPr>
+        <w:t xml:space="preserve">Analyzing review sentiment grouped by version reveals that the decline is directly tied to recent releases. Rather than improving app stability, each subsequent release over the past month has </w:t>
+      </w:r>
+      <w:r>
+        <w:rPr>
+          <w:rFonts w:ascii="Arial" w:hAnsi="Arial" w:cs="Arial"/>
+        </w:rPr>
+        <w:t>worsened the user experience:</w:t>
       </w:r>
     </w:p>
     <w:tbl>
       <w:tblPr>
-        <w:tblW w:type="auto" w:w="0"/>
+        <w:tblW w:w="0" w:type="auto"/>
         <w:jc w:val="center"/>
-        <w:tblLook w:firstColumn="1" w:firstRow="1" w:lastColumn="0" w:lastRow="0" w:noHBand="0" w:noVBand="1" w:val="04A0"/>
+        <w:tblLook w:val="04A0"/>
       </w:tblPr>
       <w:tblGrid>
         <w:gridCol w:w="2340"/>
@@ -834,20 +1514,29 @@
         <w:gridCol w:w="2340"/>
       </w:tblGrid>
       <w:tr>
+        <w:trPr>
+          <w:jc w:val="center"/>
+        </w:trPr>
         <w:tc>
           <w:tcPr>
-            <w:tcW w:type="dxa" w:w="2340"/>
-            <w:shd w:fill="0F172A"/>
+            <w:tcW w:w="2340" w:type="dxa"/>
+            <w:shd w:val="clear" w:color="auto" w:fill="0F172A"/>
             <w:tcMar>
               <w:top w:w="80" w:type="dxa"/>
+              <w:left w:w="100" w:type="dxa"/>
               <w:bottom w:w="80" w:type="dxa"/>
-              <w:left w:w="100" w:type="dxa"/>
               <w:right w:w="100" w:type="dxa"/>
             </w:tcMar>
           </w:tcPr>
           <w:p>
+            <w:pPr>
+              <w:rPr>
+                <w:rFonts w:ascii="Arial" w:hAnsi="Arial" w:cs="Arial"/>
+              </w:rPr>
+            </w:pPr>
             <w:r>
               <w:rPr>
+                <w:rFonts w:ascii="Arial" w:hAnsi="Arial" w:cs="Arial"/>
                 <w:b/>
                 <w:color w:val="FFFFFF"/>
               </w:rPr>
@@ -857,18 +1546,24 @@
         </w:tc>
         <w:tc>
           <w:tcPr>
-            <w:tcW w:type="dxa" w:w="2340"/>
-            <w:shd w:fill="0F172A"/>
+            <w:tcW w:w="2340" w:type="dxa"/>
+            <w:shd w:val="clear" w:color="auto" w:fill="0F172A"/>
             <w:tcMar>
               <w:top w:w="80" w:type="dxa"/>
+              <w:left w:w="100" w:type="dxa"/>
               <w:bottom w:w="80" w:type="dxa"/>
-              <w:left w:w="100" w:type="dxa"/>
               <w:right w:w="100" w:type="dxa"/>
             </w:tcMar>
           </w:tcPr>
           <w:p>
+            <w:pPr>
+              <w:rPr>
+                <w:rFonts w:ascii="Arial" w:hAnsi="Arial" w:cs="Arial"/>
+              </w:rPr>
+            </w:pPr>
             <w:r>
               <w:rPr>
+                <w:rFonts w:ascii="Arial" w:hAnsi="Arial" w:cs="Arial"/>
                 <w:b/>
                 <w:color w:val="FFFFFF"/>
               </w:rPr>
@@ -878,39 +1573,67 @@
         </w:tc>
         <w:tc>
           <w:tcPr>
-            <w:tcW w:type="dxa" w:w="2340"/>
-            <w:shd w:fill="0F172A"/>
+            <w:tcW w:w="2340" w:type="dxa"/>
+            <w:shd w:val="clear" w:color="auto" w:fill="0F172A"/>
             <w:tcMar>
               <w:top w:w="80" w:type="dxa"/>
+              <w:left w:w="100" w:type="dxa"/>
               <w:bottom w:w="80" w:type="dxa"/>
-              <w:left w:w="100" w:type="dxa"/>
               <w:right w:w="100" w:type="dxa"/>
             </w:tcMar>
           </w:tcPr>
           <w:p>
+            <w:pPr>
+              <w:rPr>
+                <w:rFonts w:ascii="Arial" w:hAnsi="Arial" w:cs="Arial"/>
+              </w:rPr>
+            </w:pPr>
             <w:r>
               <w:rPr>
+                <w:rFonts w:ascii="Arial" w:hAnsi="Arial" w:cs="Arial"/>
                 <w:b/>
                 <w:color w:val="FFFFFF"/>
               </w:rPr>
-              <w:t>Low-Star Share (1-2★)</w:t>
+              <w:t>Low-Star Share (1-2</w:t>
+            </w:r>
+            <w:r>
+              <w:rPr>
+                <w:rFonts w:cs="Arial"/>
+                <w:b/>
+                <w:color w:val="FFFFFF"/>
+              </w:rPr>
+              <w:t>★</w:t>
+            </w:r>
+            <w:r>
+              <w:rPr>
+                <w:rFonts w:ascii="Arial" w:hAnsi="Arial" w:cs="Arial"/>
+                <w:b/>
+                <w:color w:val="FFFFFF"/>
+              </w:rPr>
+              <w:t>)</w:t>
             </w:r>
           </w:p>
         </w:tc>
         <w:tc>
           <w:tcPr>
-            <w:tcW w:type="dxa" w:w="2340"/>
-            <w:shd w:fill="0F172A"/>
+            <w:tcW w:w="2340" w:type="dxa"/>
+            <w:shd w:val="clear" w:color="auto" w:fill="0F172A"/>
             <w:tcMar>
               <w:top w:w="80" w:type="dxa"/>
+              <w:left w:w="100" w:type="dxa"/>
               <w:bottom w:w="80" w:type="dxa"/>
-              <w:left w:w="100" w:type="dxa"/>
               <w:right w:w="100" w:type="dxa"/>
             </w:tcMar>
           </w:tcPr>
           <w:p>
+            <w:pPr>
+              <w:rPr>
+                <w:rFonts w:ascii="Arial" w:hAnsi="Arial" w:cs="Arial"/>
+              </w:rPr>
+            </w:pPr>
             <w:r>
               <w:rPr>
+                <w:rFonts w:ascii="Arial" w:hAnsi="Arial" w:cs="Arial"/>
                 <w:b/>
                 <w:color w:val="FFFFFF"/>
               </w:rPr>
@@ -920,20 +1643,29 @@
         </w:tc>
       </w:tr>
       <w:tr>
+        <w:trPr>
+          <w:jc w:val="center"/>
+        </w:trPr>
         <w:tc>
           <w:tcPr>
-            <w:tcW w:type="dxa" w:w="2340"/>
-            <w:shd w:fill="FFF1F2"/>
+            <w:tcW w:w="2340" w:type="dxa"/>
+            <w:shd w:val="clear" w:color="auto" w:fill="FFF1F2"/>
             <w:tcMar>
               <w:top w:w="60" w:type="dxa"/>
+              <w:left w:w="100" w:type="dxa"/>
               <w:bottom w:w="60" w:type="dxa"/>
-              <w:left w:w="100" w:type="dxa"/>
               <w:right w:w="100" w:type="dxa"/>
             </w:tcMar>
           </w:tcPr>
           <w:p>
+            <w:pPr>
+              <w:rPr>
+                <w:rFonts w:ascii="Arial" w:hAnsi="Arial" w:cs="Arial"/>
+              </w:rPr>
+            </w:pPr>
             <w:r>
               <w:rPr>
+                <w:rFonts w:ascii="Arial" w:hAnsi="Arial" w:cs="Arial"/>
                 <w:sz w:val="18"/>
               </w:rPr>
               <w:t>v12.19.0 (Latest Release)</w:t>
@@ -942,18 +1674,24 @@
         </w:tc>
         <w:tc>
           <w:tcPr>
-            <w:tcW w:type="dxa" w:w="2340"/>
-            <w:shd w:fill="FFF1F2"/>
+            <w:tcW w:w="2340" w:type="dxa"/>
+            <w:shd w:val="clear" w:color="auto" w:fill="FFF1F2"/>
             <w:tcMar>
               <w:top w:w="60" w:type="dxa"/>
+              <w:left w:w="100" w:type="dxa"/>
               <w:bottom w:w="60" w:type="dxa"/>
-              <w:left w:w="100" w:type="dxa"/>
               <w:right w:w="100" w:type="dxa"/>
             </w:tcMar>
           </w:tcPr>
           <w:p>
+            <w:pPr>
+              <w:rPr>
+                <w:rFonts w:ascii="Arial" w:hAnsi="Arial" w:cs="Arial"/>
+              </w:rPr>
+            </w:pPr>
             <w:r>
               <w:rPr>
+                <w:rFonts w:ascii="Arial" w:hAnsi="Arial" w:cs="Arial"/>
                 <w:sz w:val="18"/>
               </w:rPr>
               <w:t>102 reviews</w:t>
@@ -962,18 +1700,24 @@
         </w:tc>
         <w:tc>
           <w:tcPr>
-            <w:tcW w:type="dxa" w:w="2340"/>
-            <w:shd w:fill="FFF1F2"/>
+            <w:tcW w:w="2340" w:type="dxa"/>
+            <w:shd w:val="clear" w:color="auto" w:fill="FFF1F2"/>
             <w:tcMar>
               <w:top w:w="60" w:type="dxa"/>
+              <w:left w:w="100" w:type="dxa"/>
               <w:bottom w:w="60" w:type="dxa"/>
-              <w:left w:w="100" w:type="dxa"/>
               <w:right w:w="100" w:type="dxa"/>
             </w:tcMar>
           </w:tcPr>
           <w:p>
+            <w:pPr>
+              <w:rPr>
+                <w:rFonts w:ascii="Arial" w:hAnsi="Arial" w:cs="Arial"/>
+              </w:rPr>
+            </w:pPr>
             <w:r>
               <w:rPr>
+                <w:rFonts w:ascii="Arial" w:hAnsi="Arial" w:cs="Arial"/>
                 <w:b/>
                 <w:color w:val="BE123C"/>
                 <w:sz w:val="18"/>
@@ -984,40 +1728,62 @@
         </w:tc>
         <w:tc>
           <w:tcPr>
-            <w:tcW w:type="dxa" w:w="2340"/>
-            <w:shd w:fill="FFF1F2"/>
+            <w:tcW w:w="2340" w:type="dxa"/>
+            <w:shd w:val="clear" w:color="auto" w:fill="FFF1F2"/>
             <w:tcMar>
               <w:top w:w="60" w:type="dxa"/>
+              <w:left w:w="100" w:type="dxa"/>
               <w:bottom w:w="60" w:type="dxa"/>
-              <w:left w:w="100" w:type="dxa"/>
               <w:right w:w="100" w:type="dxa"/>
             </w:tcMar>
           </w:tcPr>
           <w:p>
+            <w:pPr>
+              <w:rPr>
+                <w:rFonts w:ascii="Arial" w:hAnsi="Arial" w:cs="Arial"/>
+              </w:rPr>
+            </w:pPr>
             <w:r>
               <w:rPr>
+                <w:rFonts w:cs="Arial"/>
                 <w:sz w:val="18"/>
               </w:rPr>
-              <w:t>🔴 Acute Regression — Primary Driver of Decline</w:t>
+              <w:t>🔴</w:t>
+            </w:r>
+            <w:r>
+              <w:rPr>
+                <w:rFonts w:ascii="Arial" w:hAnsi="Arial" w:cs="Arial"/>
+                <w:sz w:val="18"/>
+              </w:rPr>
+              <w:t xml:space="preserve"> Acute Regression — Primary Driver of Decline</w:t>
             </w:r>
           </w:p>
         </w:tc>
       </w:tr>
       <w:tr>
+        <w:trPr>
+          <w:jc w:val="center"/>
+        </w:trPr>
         <w:tc>
           <w:tcPr>
-            <w:tcW w:type="dxa" w:w="2340"/>
-            <w:shd w:fill="F8FAFC"/>
+            <w:tcW w:w="2340" w:type="dxa"/>
+            <w:shd w:val="clear" w:color="auto" w:fill="F8FAFC"/>
             <w:tcMar>
               <w:top w:w="60" w:type="dxa"/>
+              <w:left w:w="100" w:type="dxa"/>
               <w:bottom w:w="60" w:type="dxa"/>
-              <w:left w:w="100" w:type="dxa"/>
               <w:right w:w="100" w:type="dxa"/>
             </w:tcMar>
           </w:tcPr>
           <w:p>
+            <w:pPr>
+              <w:rPr>
+                <w:rFonts w:ascii="Arial" w:hAnsi="Arial" w:cs="Arial"/>
+              </w:rPr>
+            </w:pPr>
             <w:r>
               <w:rPr>
+                <w:rFonts w:ascii="Arial" w:hAnsi="Arial" w:cs="Arial"/>
                 <w:sz w:val="18"/>
               </w:rPr>
               <w:t>v12.18.1 (Previous Release)</w:t>
@@ -1026,18 +1792,24 @@
         </w:tc>
         <w:tc>
           <w:tcPr>
-            <w:tcW w:type="dxa" w:w="2340"/>
-            <w:shd w:fill="F8FAFC"/>
+            <w:tcW w:w="2340" w:type="dxa"/>
+            <w:shd w:val="clear" w:color="auto" w:fill="F8FAFC"/>
             <w:tcMar>
               <w:top w:w="60" w:type="dxa"/>
+              <w:left w:w="100" w:type="dxa"/>
               <w:bottom w:w="60" w:type="dxa"/>
-              <w:left w:w="100" w:type="dxa"/>
               <w:right w:w="100" w:type="dxa"/>
             </w:tcMar>
           </w:tcPr>
           <w:p>
+            <w:pPr>
+              <w:rPr>
+                <w:rFonts w:ascii="Arial" w:hAnsi="Arial" w:cs="Arial"/>
+              </w:rPr>
+            </w:pPr>
             <w:r>
               <w:rPr>
+                <w:rFonts w:ascii="Arial" w:hAnsi="Arial" w:cs="Arial"/>
                 <w:sz w:val="18"/>
               </w:rPr>
               <w:t>87 reviews</w:t>
@@ -1046,60 +1818,95 @@
         </w:tc>
         <w:tc>
           <w:tcPr>
-            <w:tcW w:type="dxa" w:w="2340"/>
-            <w:shd w:fill="F8FAFC"/>
+            <w:tcW w:w="2340" w:type="dxa"/>
+            <w:shd w:val="clear" w:color="auto" w:fill="F8FAFC"/>
             <w:tcMar>
               <w:top w:w="60" w:type="dxa"/>
+              <w:left w:w="100" w:type="dxa"/>
               <w:bottom w:w="60" w:type="dxa"/>
-              <w:left w:w="100" w:type="dxa"/>
               <w:right w:w="100" w:type="dxa"/>
             </w:tcMar>
           </w:tcPr>
           <w:p>
+            <w:pPr>
+              <w:rPr>
+                <w:rFonts w:ascii="Arial" w:hAnsi="Arial" w:cs="Arial"/>
+              </w:rPr>
+            </w:pPr>
             <w:r>
               <w:rPr>
+                <w:rFonts w:ascii="Arial" w:hAnsi="Arial" w:cs="Arial"/>
                 <w:sz w:val="18"/>
               </w:rPr>
-              <w:t>25% (22 low-star)</w:t>
+              <w:t xml:space="preserve">25% (22 </w:t>
+            </w:r>
+            <w:r>
+              <w:rPr>
+                <w:rFonts w:ascii="Arial" w:hAnsi="Arial" w:cs="Arial"/>
+                <w:sz w:val="18"/>
+              </w:rPr>
+              <w:t>low-star)</w:t>
             </w:r>
           </w:p>
         </w:tc>
         <w:tc>
           <w:tcPr>
-            <w:tcW w:type="dxa" w:w="2340"/>
-            <w:shd w:fill="F8FAFC"/>
+            <w:tcW w:w="2340" w:type="dxa"/>
+            <w:shd w:val="clear" w:color="auto" w:fill="F8FAFC"/>
             <w:tcMar>
               <w:top w:w="60" w:type="dxa"/>
+              <w:left w:w="100" w:type="dxa"/>
               <w:bottom w:w="60" w:type="dxa"/>
-              <w:left w:w="100" w:type="dxa"/>
               <w:right w:w="100" w:type="dxa"/>
             </w:tcMar>
           </w:tcPr>
           <w:p>
+            <w:pPr>
+              <w:rPr>
+                <w:rFonts w:ascii="Arial" w:hAnsi="Arial" w:cs="Arial"/>
+              </w:rPr>
+            </w:pPr>
             <w:r>
               <w:rPr>
+                <w:rFonts w:cs="Arial"/>
                 <w:sz w:val="18"/>
               </w:rPr>
-              <w:t>🟡 Elevated Failure Rate</w:t>
+              <w:t>🟡</w:t>
+            </w:r>
+            <w:r>
+              <w:rPr>
+                <w:rFonts w:ascii="Arial" w:hAnsi="Arial" w:cs="Arial"/>
+                <w:sz w:val="18"/>
+              </w:rPr>
+              <w:t xml:space="preserve"> Elevated Failure Rate</w:t>
             </w:r>
           </w:p>
         </w:tc>
       </w:tr>
       <w:tr>
+        <w:trPr>
+          <w:jc w:val="center"/>
+        </w:trPr>
         <w:tc>
           <w:tcPr>
-            <w:tcW w:type="dxa" w:w="2340"/>
-            <w:shd w:fill="FFFFFF"/>
+            <w:tcW w:w="2340" w:type="dxa"/>
+            <w:shd w:val="clear" w:color="auto" w:fill="FFFFFF"/>
             <w:tcMar>
               <w:top w:w="60" w:type="dxa"/>
+              <w:left w:w="100" w:type="dxa"/>
               <w:bottom w:w="60" w:type="dxa"/>
-              <w:left w:w="100" w:type="dxa"/>
               <w:right w:w="100" w:type="dxa"/>
             </w:tcMar>
           </w:tcPr>
           <w:p>
+            <w:pPr>
+              <w:rPr>
+                <w:rFonts w:ascii="Arial" w:hAnsi="Arial" w:cs="Arial"/>
+              </w:rPr>
+            </w:pPr>
             <w:r>
               <w:rPr>
+                <w:rFonts w:ascii="Arial" w:hAnsi="Arial" w:cs="Arial"/>
                 <w:sz w:val="18"/>
               </w:rPr>
               <w:t>v12.18.0 (Older Release)</w:t>
@@ -1108,18 +1915,24 @@
         </w:tc>
         <w:tc>
           <w:tcPr>
-            <w:tcW w:type="dxa" w:w="2340"/>
-            <w:shd w:fill="FFFFFF"/>
+            <w:tcW w:w="2340" w:type="dxa"/>
+            <w:shd w:val="clear" w:color="auto" w:fill="FFFFFF"/>
             <w:tcMar>
               <w:top w:w="60" w:type="dxa"/>
+              <w:left w:w="100" w:type="dxa"/>
               <w:bottom w:w="60" w:type="dxa"/>
-              <w:left w:w="100" w:type="dxa"/>
               <w:right w:w="100" w:type="dxa"/>
             </w:tcMar>
           </w:tcPr>
           <w:p>
+            <w:pPr>
+              <w:rPr>
+                <w:rFonts w:ascii="Arial" w:hAnsi="Arial" w:cs="Arial"/>
+              </w:rPr>
+            </w:pPr>
             <w:r>
               <w:rPr>
+                <w:rFonts w:ascii="Arial" w:hAnsi="Arial" w:cs="Arial"/>
                 <w:sz w:val="18"/>
               </w:rPr>
               <w:t>8 reviews</w:t>
@@ -1128,18 +1941,24 @@
         </w:tc>
         <w:tc>
           <w:tcPr>
-            <w:tcW w:type="dxa" w:w="2340"/>
-            <w:shd w:fill="FFFFFF"/>
+            <w:tcW w:w="2340" w:type="dxa"/>
+            <w:shd w:val="clear" w:color="auto" w:fill="FFFFFF"/>
             <w:tcMar>
               <w:top w:w="60" w:type="dxa"/>
+              <w:left w:w="100" w:type="dxa"/>
               <w:bottom w:w="60" w:type="dxa"/>
-              <w:left w:w="100" w:type="dxa"/>
               <w:right w:w="100" w:type="dxa"/>
             </w:tcMar>
           </w:tcPr>
           <w:p>
+            <w:pPr>
+              <w:rPr>
+                <w:rFonts w:ascii="Arial" w:hAnsi="Arial" w:cs="Arial"/>
+              </w:rPr>
+            </w:pPr>
             <w:r>
               <w:rPr>
+                <w:rFonts w:ascii="Arial" w:hAnsi="Arial" w:cs="Arial"/>
                 <w:sz w:val="18"/>
               </w:rPr>
               <w:t>13% (1 low-star)</w:t>
@@ -1148,40 +1967,62 @@
         </w:tc>
         <w:tc>
           <w:tcPr>
-            <w:tcW w:type="dxa" w:w="2340"/>
-            <w:shd w:fill="FFFFFF"/>
+            <w:tcW w:w="2340" w:type="dxa"/>
+            <w:shd w:val="clear" w:color="auto" w:fill="FFFFFF"/>
             <w:tcMar>
               <w:top w:w="60" w:type="dxa"/>
+              <w:left w:w="100" w:type="dxa"/>
               <w:bottom w:w="60" w:type="dxa"/>
-              <w:left w:w="100" w:type="dxa"/>
               <w:right w:w="100" w:type="dxa"/>
             </w:tcMar>
           </w:tcPr>
           <w:p>
+            <w:pPr>
+              <w:rPr>
+                <w:rFonts w:ascii="Arial" w:hAnsi="Arial" w:cs="Arial"/>
+              </w:rPr>
+            </w:pPr>
             <w:r>
               <w:rPr>
+                <w:rFonts w:cs="Arial"/>
                 <w:sz w:val="18"/>
               </w:rPr>
-              <w:t>🟢 Normal Operational Baseline</w:t>
+              <w:t>🟢</w:t>
+            </w:r>
+            <w:r>
+              <w:rPr>
+                <w:rFonts w:ascii="Arial" w:hAnsi="Arial" w:cs="Arial"/>
+                <w:sz w:val="18"/>
+              </w:rPr>
+              <w:t xml:space="preserve"> Normal Operational Baseline</w:t>
             </w:r>
           </w:p>
         </w:tc>
       </w:tr>
       <w:tr>
+        <w:trPr>
+          <w:jc w:val="center"/>
+        </w:trPr>
         <w:tc>
           <w:tcPr>
-            <w:tcW w:type="dxa" w:w="2340"/>
-            <w:shd w:fill="F8FAFC"/>
+            <w:tcW w:w="2340" w:type="dxa"/>
+            <w:shd w:val="clear" w:color="auto" w:fill="F8FAFC"/>
             <w:tcMar>
               <w:top w:w="60" w:type="dxa"/>
+              <w:left w:w="100" w:type="dxa"/>
               <w:bottom w:w="60" w:type="dxa"/>
-              <w:left w:w="100" w:type="dxa"/>
               <w:right w:w="100" w:type="dxa"/>
             </w:tcMar>
           </w:tcPr>
           <w:p>
+            <w:pPr>
+              <w:rPr>
+                <w:rFonts w:ascii="Arial" w:hAnsi="Arial" w:cs="Arial"/>
+              </w:rPr>
+            </w:pPr>
             <w:r>
               <w:rPr>
+                <w:rFonts w:ascii="Arial" w:hAnsi="Arial" w:cs="Arial"/>
                 <w:sz w:val="18"/>
               </w:rPr>
               <w:t>v12.17.0 (Legacy Stable)</w:t>
@@ -1190,18 +2031,24 @@
         </w:tc>
         <w:tc>
           <w:tcPr>
-            <w:tcW w:type="dxa" w:w="2340"/>
-            <w:shd w:fill="F8FAFC"/>
+            <w:tcW w:w="2340" w:type="dxa"/>
+            <w:shd w:val="clear" w:color="auto" w:fill="F8FAFC"/>
             <w:tcMar>
               <w:top w:w="60" w:type="dxa"/>
+              <w:left w:w="100" w:type="dxa"/>
               <w:bottom w:w="60" w:type="dxa"/>
-              <w:left w:w="100" w:type="dxa"/>
               <w:right w:w="100" w:type="dxa"/>
             </w:tcMar>
           </w:tcPr>
           <w:p>
+            <w:pPr>
+              <w:rPr>
+                <w:rFonts w:ascii="Arial" w:hAnsi="Arial" w:cs="Arial"/>
+              </w:rPr>
+            </w:pPr>
             <w:r>
               <w:rPr>
+                <w:rFonts w:ascii="Arial" w:hAnsi="Arial" w:cs="Arial"/>
                 <w:sz w:val="18"/>
               </w:rPr>
               <w:t>3 reviews</w:t>
@@ -1210,18 +2057,24 @@
         </w:tc>
         <w:tc>
           <w:tcPr>
-            <w:tcW w:type="dxa" w:w="2340"/>
-            <w:shd w:fill="F8FAFC"/>
+            <w:tcW w:w="2340" w:type="dxa"/>
+            <w:shd w:val="clear" w:color="auto" w:fill="F8FAFC"/>
             <w:tcMar>
               <w:top w:w="60" w:type="dxa"/>
+              <w:left w:w="100" w:type="dxa"/>
               <w:bottom w:w="60" w:type="dxa"/>
-              <w:left w:w="100" w:type="dxa"/>
               <w:right w:w="100" w:type="dxa"/>
             </w:tcMar>
           </w:tcPr>
           <w:p>
+            <w:pPr>
+              <w:rPr>
+                <w:rFonts w:ascii="Arial" w:hAnsi="Arial" w:cs="Arial"/>
+              </w:rPr>
+            </w:pPr>
             <w:r>
               <w:rPr>
+                <w:rFonts w:ascii="Arial" w:hAnsi="Arial" w:cs="Arial"/>
                 <w:sz w:val="18"/>
               </w:rPr>
               <w:t>0% (0 low-star)</w:t>
@@ -1230,46 +2083,84 @@
         </w:tc>
         <w:tc>
           <w:tcPr>
-            <w:tcW w:type="dxa" w:w="2340"/>
-            <w:shd w:fill="F8FAFC"/>
+            <w:tcW w:w="2340" w:type="dxa"/>
+            <w:shd w:val="clear" w:color="auto" w:fill="F8FAFC"/>
             <w:tcMar>
               <w:top w:w="60" w:type="dxa"/>
+              <w:left w:w="100" w:type="dxa"/>
               <w:bottom w:w="60" w:type="dxa"/>
-              <w:left w:w="100" w:type="dxa"/>
               <w:right w:w="100" w:type="dxa"/>
             </w:tcMar>
           </w:tcPr>
           <w:p>
+            <w:pPr>
+              <w:rPr>
+                <w:rFonts w:ascii="Arial" w:hAnsi="Arial" w:cs="Arial"/>
+              </w:rPr>
+            </w:pPr>
             <w:r>
               <w:rPr>
+                <w:rFonts w:cs="Arial"/>
                 <w:sz w:val="18"/>
               </w:rPr>
-              <w:t>🟢 Clean Performance</w:t>
+              <w:t>🟢</w:t>
+            </w:r>
+            <w:r>
+              <w:rPr>
+                <w:rFonts w:ascii="Arial" w:hAnsi="Arial" w:cs="Arial"/>
+                <w:sz w:val="18"/>
+              </w:rPr>
+              <w:t xml:space="preserve"> Clean Performance</w:t>
             </w:r>
           </w:p>
         </w:tc>
       </w:tr>
     </w:tbl>
-    <w:p/>
+    <w:p>
+      <w:pPr>
+        <w:rPr>
+          <w:rFonts w:ascii="Arial" w:hAnsi="Arial" w:cs="Arial"/>
+        </w:rPr>
+      </w:pPr>
+    </w:p>
     <w:p>
       <w:pPr>
         <w:pStyle w:val="Heading1"/>
+        <w:rPr>
+          <w:rFonts w:ascii="Arial" w:hAnsi="Arial" w:cs="Arial"/>
+        </w:rPr>
       </w:pPr>
       <w:r>
         <w:rPr>
+          <w:rFonts w:ascii="Arial" w:hAnsi="Arial" w:cs="Arial"/>
           <w:color w:val="0F172A"/>
         </w:rPr>
+        <w:lastRenderedPageBreak/>
         <w:t>3. Why People Rate Low: Root Causes Across the User Journey</w:t>
       </w:r>
     </w:p>
     <w:p>
+      <w:pPr>
+        <w:rPr>
+          <w:rFonts w:ascii="Arial" w:hAnsi="Arial" w:cs="Arial"/>
+        </w:rPr>
+      </w:pPr>
       <w:r>
+        <w:rPr>
+          <w:rFonts w:ascii="Arial" w:hAnsi="Arial" w:cs="Arial"/>
+        </w:rPr>
         <w:t>Low ratings are not caused by vague user dissatisfaction. Classifying the 71 low-star reviews maps failures directly to 5 distinct touchpoints of the MoveInSync daily employee commute journey:</w:t>
       </w:r>
     </w:p>
     <w:p>
+      <w:pPr>
+        <w:rPr>
+          <w:rFonts w:ascii="Arial" w:hAnsi="Arial" w:cs="Arial"/>
+        </w:rPr>
+      </w:pPr>
       <w:r>
         <w:rPr>
+          <w:rFonts w:ascii="Arial" w:hAnsi="Arial" w:cs="Arial"/>
           <w:b/>
           <w:color w:val="0F172A"/>
         </w:rPr>
@@ -1277,14 +2168,28 @@
       </w:r>
       <w:r>
         <w:rPr>
+          <w:rFonts w:ascii="Arial" w:hAnsi="Arial" w:cs="Arial"/>
           <w:sz w:val="19"/>
         </w:rPr>
-        <w:t>Users are not informed when booking places them on a waitlist rather than a confirmed cab. Notification alerts erroneously say 'trip booked' followed by silent drops, leading to stranded employees.</w:t>
+        <w:t>Users ar</w:t>
+      </w:r>
+      <w:r>
+        <w:rPr>
+          <w:rFonts w:ascii="Arial" w:hAnsi="Arial" w:cs="Arial"/>
+          <w:sz w:val="19"/>
+        </w:rPr>
+        <w:t>e not informed when booking places them on a waitlist rather than a confirmed cab. Notification alerts erroneously say 'trip booked' followed by silent drops, leading to stranded employees.</w:t>
       </w:r>
     </w:p>
     <w:p>
+      <w:pPr>
+        <w:rPr>
+          <w:rFonts w:ascii="Arial" w:hAnsi="Arial" w:cs="Arial"/>
+        </w:rPr>
+      </w:pPr>
       <w:r>
         <w:rPr>
+          <w:rFonts w:ascii="Arial" w:hAnsi="Arial" w:cs="Arial"/>
           <w:b/>
           <w:color w:val="0F172A"/>
         </w:rPr>
@@ -1292,44 +2197,95 @@
       </w:r>
       <w:r>
         <w:rPr>
+          <w:rFonts w:ascii="Arial" w:hAnsi="Arial" w:cs="Arial"/>
           <w:sz w:val="19"/>
         </w:rPr>
-        <w:t>Tracking updates lag significantly. When cabs take alternate routes, ETAs do not dynamically recalculate. Users report: 'Google Maps shows 3x the commute time compared to what the app predicts', causing late arrivals.</w:t>
+        <w:t>Tracking upd</w:t>
+      </w:r>
+      <w:r>
+        <w:rPr>
+          <w:rFonts w:ascii="Arial" w:hAnsi="Arial" w:cs="Arial"/>
+          <w:sz w:val="19"/>
+        </w:rPr>
+        <w:t>ates lag significantly. When cabs take alternate routes, ETAs do not dynamically recalculate. Users report: 'Google Maps shows 3x the commute time compared to what the app predicts', causing late arrivals.</w:t>
       </w:r>
     </w:p>
     <w:p>
+      <w:pPr>
+        <w:rPr>
+          <w:rFonts w:ascii="Arial" w:hAnsi="Arial" w:cs="Arial"/>
+        </w:rPr>
+      </w:pPr>
       <w:r>
         <w:rPr>
+          <w:rFonts w:ascii="Arial" w:hAnsi="Arial" w:cs="Arial"/>
           <w:b/>
           <w:color w:val="0F172A"/>
         </w:rPr>
-        <w:t xml:space="preserve">Stage 3: Boarding &amp; Safety Checks (The Seatbelt/OTP UI Collision): </w:t>
+        <w:t>Stage 3: Boarding &amp; Safety Checks (The Seatbelt/OT</w:t>
       </w:r>
       <w:r>
         <w:rPr>
+          <w:rFonts w:ascii="Arial" w:hAnsi="Arial" w:cs="Arial"/>
+          <w:b/>
+          <w:color w:val="0F172A"/>
+        </w:rPr>
+        <w:t xml:space="preserve">P UI Collision): </w:t>
+      </w:r>
+      <w:r>
+        <w:rPr>
+          <w:rFonts w:ascii="Arial" w:hAnsi="Arial" w:cs="Arial"/>
           <w:sz w:val="19"/>
         </w:rPr>
         <w:t>When employees meet their cab, they must show an OTP to board. A recent UI change pops up an unskippable 'Seatbelt Safety' agreement dialogue directly on top of the 'View OTP' button, rendering the OTP inaccessible during boarding.</w:t>
       </w:r>
     </w:p>
     <w:p>
+      <w:pPr>
+        <w:rPr>
+          <w:rFonts w:ascii="Arial" w:hAnsi="Arial" w:cs="Arial"/>
+        </w:rPr>
+      </w:pPr>
       <w:r>
         <w:rPr>
+          <w:rFonts w:ascii="Arial" w:hAnsi="Arial" w:cs="Arial"/>
           <w:b/>
           <w:color w:val="0F172A"/>
         </w:rPr>
-        <w:t xml:space="preserve">Stage 4: Transit &amp; Offline Experience (Lack of Local Caching): </w:t>
+        <w:t>Stage 4</w:t>
       </w:r>
       <w:r>
         <w:rPr>
+          <w:rFonts w:ascii="Arial" w:hAnsi="Arial" w:cs="Arial"/>
+          <w:b/>
+          <w:color w:val="0F172A"/>
+        </w:rPr>
+        <w:t xml:space="preserve">: Transit &amp; Offline Experience (Lack of Local Caching): </w:t>
+      </w:r>
+      <w:r>
+        <w:rPr>
+          <w:rFonts w:ascii="Arial" w:hAnsi="Arial" w:cs="Arial"/>
           <w:sz w:val="19"/>
         </w:rPr>
-        <w:t>Basement parking garages and office elevator lobbies have poor cellular data connectivity. The app attempts full network fetches on resume, crashing or displaying blank screens instead of loading cached ride details.</w:t>
+        <w:t>Basement parking garages and office elevator lobbies have poor cellular data connectivity. The app attempts full network fetches on resume, crashing or displaying blank screens instead of loading cach</w:t>
+      </w:r>
+      <w:r>
+        <w:rPr>
+          <w:rFonts w:ascii="Arial" w:hAnsi="Arial" w:cs="Arial"/>
+          <w:sz w:val="19"/>
+        </w:rPr>
+        <w:t>ed ride details.</w:t>
       </w:r>
     </w:p>
     <w:p>
+      <w:pPr>
+        <w:rPr>
+          <w:rFonts w:ascii="Arial" w:hAnsi="Arial" w:cs="Arial"/>
+        </w:rPr>
+      </w:pPr>
       <w:r>
         <w:rPr>
+          <w:rFonts w:ascii="Arial" w:hAnsi="Arial" w:cs="Arial"/>
           <w:b/>
           <w:color w:val="0F172A"/>
         </w:rPr>
@@ -1337,25 +2293,57 @@
       </w:r>
       <w:r>
         <w:rPr>
+          <w:rFonts w:ascii="Arial" w:hAnsi="Arial" w:cs="Arial"/>
           <w:sz w:val="19"/>
         </w:rPr>
-        <w:t>The app locks the navigation stack behind a mandatory in-app ride rating modal with no 'Skip' or 'Later' button. Rushed employees forced to submit a review vent their frustration by posting 1-star reviews on the public Play Store.</w:t>
+        <w:t>The app locks the navigation stack behind a mandatory in-app ride rating modal with no 'Skip' or 'Later' button. Rushed employees forced to submit a review vent their frustration by posting</w:t>
+      </w:r>
+      <w:r>
+        <w:rPr>
+          <w:rFonts w:ascii="Arial" w:hAnsi="Arial" w:cs="Arial"/>
+          <w:sz w:val="19"/>
+        </w:rPr>
+        <w:t xml:space="preserve"> 1-star reviews on the public Play Store.</w:t>
       </w:r>
     </w:p>
-    <w:p/>
+    <w:p>
+      <w:pPr>
+        <w:rPr>
+          <w:rFonts w:ascii="Arial" w:hAnsi="Arial" w:cs="Arial"/>
+        </w:rPr>
+      </w:pPr>
+    </w:p>
     <w:p>
       <w:pPr>
         <w:pStyle w:val="Heading2"/>
+        <w:rPr>
+          <w:rFonts w:ascii="Arial" w:hAnsi="Arial" w:cs="Arial"/>
+        </w:rPr>
       </w:pPr>
       <w:r>
-        <w:t>1-2★ Review Theme Breakdown</w:t>
+        <w:rPr>
+          <w:rFonts w:ascii="Arial" w:hAnsi="Arial" w:cs="Arial"/>
+        </w:rPr>
+        <w:t>1-2</w:t>
+      </w:r>
+      <w:r>
+        <w:rPr>
+          <w:rFonts w:cs="Arial"/>
+        </w:rPr>
+        <w:t>★</w:t>
+      </w:r>
+      <w:r>
+        <w:rPr>
+          <w:rFonts w:ascii="Arial" w:hAnsi="Arial" w:cs="Arial"/>
+        </w:rPr>
+        <w:t xml:space="preserve"> Review Theme Breakdown</w:t>
       </w:r>
     </w:p>
     <w:tbl>
       <w:tblPr>
-        <w:tblW w:type="auto" w:w="0"/>
+        <w:tblW w:w="0" w:type="auto"/>
         <w:jc w:val="center"/>
-        <w:tblLook w:firstColumn="1" w:firstRow="1" w:lastColumn="0" w:lastRow="0" w:noHBand="0" w:noVBand="1" w:val="04A0"/>
+        <w:tblLook w:val="04A0"/>
       </w:tblPr>
       <w:tblGrid>
         <w:gridCol w:w="3120"/>
@@ -1363,20 +2351,29 @@
         <w:gridCol w:w="3120"/>
       </w:tblGrid>
       <w:tr>
+        <w:trPr>
+          <w:jc w:val="center"/>
+        </w:trPr>
         <w:tc>
           <w:tcPr>
-            <w:tcW w:type="dxa" w:w="3120"/>
-            <w:shd w:fill="1E293B"/>
+            <w:tcW w:w="3120" w:type="dxa"/>
+            <w:shd w:val="clear" w:color="auto" w:fill="1E293B"/>
             <w:tcMar>
               <w:top w:w="60" w:type="dxa"/>
+              <w:left w:w="100" w:type="dxa"/>
               <w:bottom w:w="60" w:type="dxa"/>
-              <w:left w:w="100" w:type="dxa"/>
               <w:right w:w="100" w:type="dxa"/>
             </w:tcMar>
           </w:tcPr>
           <w:p>
+            <w:pPr>
+              <w:rPr>
+                <w:rFonts w:ascii="Arial" w:hAnsi="Arial" w:cs="Arial"/>
+              </w:rPr>
+            </w:pPr>
             <w:r>
               <w:rPr>
+                <w:rFonts w:ascii="Arial" w:hAnsi="Arial" w:cs="Arial"/>
                 <w:b/>
                 <w:color w:val="FFFFFF"/>
               </w:rPr>
@@ -1386,39 +2383,59 @@
         </w:tc>
         <w:tc>
           <w:tcPr>
-            <w:tcW w:type="dxa" w:w="3120"/>
-            <w:shd w:fill="1E293B"/>
+            <w:tcW w:w="3120" w:type="dxa"/>
+            <w:shd w:val="clear" w:color="auto" w:fill="1E293B"/>
             <w:tcMar>
               <w:top w:w="60" w:type="dxa"/>
+              <w:left w:w="100" w:type="dxa"/>
               <w:bottom w:w="60" w:type="dxa"/>
-              <w:left w:w="100" w:type="dxa"/>
               <w:right w:w="100" w:type="dxa"/>
             </w:tcMar>
           </w:tcPr>
           <w:p>
+            <w:pPr>
+              <w:rPr>
+                <w:rFonts w:ascii="Arial" w:hAnsi="Arial" w:cs="Arial"/>
+              </w:rPr>
+            </w:pPr>
             <w:r>
               <w:rPr>
+                <w:rFonts w:ascii="Arial" w:hAnsi="Arial" w:cs="Arial"/>
                 <w:b/>
                 <w:color w:val="FFFFFF"/>
               </w:rPr>
-              <w:t>Volume in 1-2★</w:t>
+              <w:t>Volume in 1-2</w:t>
+            </w:r>
+            <w:r>
+              <w:rPr>
+                <w:rFonts w:cs="Arial"/>
+                <w:b/>
+                <w:color w:val="FFFFFF"/>
+              </w:rPr>
+              <w:t>★</w:t>
             </w:r>
           </w:p>
         </w:tc>
         <w:tc>
           <w:tcPr>
-            <w:tcW w:type="dxa" w:w="3120"/>
-            <w:shd w:fill="1E293B"/>
+            <w:tcW w:w="3120" w:type="dxa"/>
+            <w:shd w:val="clear" w:color="auto" w:fill="1E293B"/>
             <w:tcMar>
               <w:top w:w="60" w:type="dxa"/>
+              <w:left w:w="100" w:type="dxa"/>
               <w:bottom w:w="60" w:type="dxa"/>
-              <w:left w:w="100" w:type="dxa"/>
               <w:right w:w="100" w:type="dxa"/>
             </w:tcMar>
           </w:tcPr>
           <w:p>
+            <w:pPr>
+              <w:rPr>
+                <w:rFonts w:ascii="Arial" w:hAnsi="Arial" w:cs="Arial"/>
+              </w:rPr>
+            </w:pPr>
             <w:r>
               <w:rPr>
+                <w:rFonts w:ascii="Arial" w:hAnsi="Arial" w:cs="Arial"/>
                 <w:b/>
                 <w:color w:val="FFFFFF"/>
               </w:rPr>
@@ -1428,20 +2445,29 @@
         </w:tc>
       </w:tr>
       <w:tr>
+        <w:trPr>
+          <w:jc w:val="center"/>
+        </w:trPr>
         <w:tc>
           <w:tcPr>
-            <w:tcW w:type="dxa" w:w="3120"/>
-            <w:shd w:fill="FFFFFF"/>
+            <w:tcW w:w="3120" w:type="dxa"/>
+            <w:shd w:val="clear" w:color="auto" w:fill="FFFFFF"/>
             <w:tcMar>
               <w:top w:w="50" w:type="dxa"/>
+              <w:left w:w="100" w:type="dxa"/>
               <w:bottom w:w="50" w:type="dxa"/>
-              <w:left w:w="100" w:type="dxa"/>
               <w:right w:w="100" w:type="dxa"/>
             </w:tcMar>
           </w:tcPr>
           <w:p>
+            <w:pPr>
+              <w:rPr>
+                <w:rFonts w:ascii="Arial" w:hAnsi="Arial" w:cs="Arial"/>
+              </w:rPr>
+            </w:pPr>
             <w:r>
               <w:rPr>
+                <w:rFonts w:ascii="Arial" w:hAnsi="Arial" w:cs="Arial"/>
                 <w:sz w:val="18"/>
               </w:rPr>
               <w:t>Crash / Launch Failure</w:t>
@@ -1450,18 +2476,24 @@
         </w:tc>
         <w:tc>
           <w:tcPr>
-            <w:tcW w:type="dxa" w:w="3120"/>
-            <w:shd w:fill="FFFFFF"/>
+            <w:tcW w:w="3120" w:type="dxa"/>
+            <w:shd w:val="clear" w:color="auto" w:fill="FFFFFF"/>
             <w:tcMar>
               <w:top w:w="50" w:type="dxa"/>
+              <w:left w:w="100" w:type="dxa"/>
               <w:bottom w:w="50" w:type="dxa"/>
-              <w:left w:w="100" w:type="dxa"/>
               <w:right w:w="100" w:type="dxa"/>
             </w:tcMar>
           </w:tcPr>
           <w:p>
+            <w:pPr>
+              <w:rPr>
+                <w:rFonts w:ascii="Arial" w:hAnsi="Arial" w:cs="Arial"/>
+              </w:rPr>
+            </w:pPr>
             <w:r>
               <w:rPr>
+                <w:rFonts w:ascii="Arial" w:hAnsi="Arial" w:cs="Arial"/>
                 <w:sz w:val="18"/>
               </w:rPr>
               <w:t>11 reviews</w:t>
@@ -1470,18 +2502,24 @@
         </w:tc>
         <w:tc>
           <w:tcPr>
-            <w:tcW w:type="dxa" w:w="3120"/>
-            <w:shd w:fill="FFFFFF"/>
+            <w:tcW w:w="3120" w:type="dxa"/>
+            <w:shd w:val="clear" w:color="auto" w:fill="FFFFFF"/>
             <w:tcMar>
               <w:top w:w="50" w:type="dxa"/>
+              <w:left w:w="100" w:type="dxa"/>
               <w:bottom w:w="50" w:type="dxa"/>
-              <w:left w:w="100" w:type="dxa"/>
               <w:right w:w="100" w:type="dxa"/>
             </w:tcMar>
           </w:tcPr>
           <w:p>
+            <w:pPr>
+              <w:rPr>
+                <w:rFonts w:ascii="Arial" w:hAnsi="Arial" w:cs="Arial"/>
+              </w:rPr>
+            </w:pPr>
             <w:r>
               <w:rPr>
+                <w:rFonts w:ascii="Arial" w:hAnsi="Arial" w:cs="Arial"/>
                 <w:b/>
                 <w:sz w:val="18"/>
               </w:rPr>
@@ -1491,20 +2529,29 @@
         </w:tc>
       </w:tr>
       <w:tr>
+        <w:trPr>
+          <w:jc w:val="center"/>
+        </w:trPr>
         <w:tc>
           <w:tcPr>
-            <w:tcW w:type="dxa" w:w="3120"/>
-            <w:shd w:fill="F8FAFC"/>
+            <w:tcW w:w="3120" w:type="dxa"/>
+            <w:shd w:val="clear" w:color="auto" w:fill="F8FAFC"/>
             <w:tcMar>
               <w:top w:w="50" w:type="dxa"/>
+              <w:left w:w="100" w:type="dxa"/>
               <w:bottom w:w="50" w:type="dxa"/>
-              <w:left w:w="100" w:type="dxa"/>
               <w:right w:w="100" w:type="dxa"/>
             </w:tcMar>
           </w:tcPr>
           <w:p>
+            <w:pPr>
+              <w:rPr>
+                <w:rFonts w:ascii="Arial" w:hAnsi="Arial" w:cs="Arial"/>
+              </w:rPr>
+            </w:pPr>
             <w:r>
               <w:rPr>
+                <w:rFonts w:ascii="Arial" w:hAnsi="Arial" w:cs="Arial"/>
                 <w:sz w:val="18"/>
               </w:rPr>
               <w:t>Login / OTP / Registration Blockers</w:t>
@@ -1513,18 +2560,24 @@
         </w:tc>
         <w:tc>
           <w:tcPr>
-            <w:tcW w:type="dxa" w:w="3120"/>
-            <w:shd w:fill="F8FAFC"/>
+            <w:tcW w:w="3120" w:type="dxa"/>
+            <w:shd w:val="clear" w:color="auto" w:fill="F8FAFC"/>
             <w:tcMar>
               <w:top w:w="50" w:type="dxa"/>
+              <w:left w:w="100" w:type="dxa"/>
               <w:bottom w:w="50" w:type="dxa"/>
-              <w:left w:w="100" w:type="dxa"/>
               <w:right w:w="100" w:type="dxa"/>
             </w:tcMar>
           </w:tcPr>
           <w:p>
+            <w:pPr>
+              <w:rPr>
+                <w:rFonts w:ascii="Arial" w:hAnsi="Arial" w:cs="Arial"/>
+              </w:rPr>
+            </w:pPr>
             <w:r>
               <w:rPr>
+                <w:rFonts w:ascii="Arial" w:hAnsi="Arial" w:cs="Arial"/>
                 <w:sz w:val="18"/>
               </w:rPr>
               <w:t>7 reviews</w:t>
@@ -1533,18 +2586,24 @@
         </w:tc>
         <w:tc>
           <w:tcPr>
-            <w:tcW w:type="dxa" w:w="3120"/>
-            <w:shd w:fill="F8FAFC"/>
+            <w:tcW w:w="3120" w:type="dxa"/>
+            <w:shd w:val="clear" w:color="auto" w:fill="F8FAFC"/>
             <w:tcMar>
               <w:top w:w="50" w:type="dxa"/>
+              <w:left w:w="100" w:type="dxa"/>
               <w:bottom w:w="50" w:type="dxa"/>
-              <w:left w:w="100" w:type="dxa"/>
               <w:right w:w="100" w:type="dxa"/>
             </w:tcMar>
           </w:tcPr>
           <w:p>
+            <w:pPr>
+              <w:rPr>
+                <w:rFonts w:ascii="Arial" w:hAnsi="Arial" w:cs="Arial"/>
+              </w:rPr>
+            </w:pPr>
             <w:r>
               <w:rPr>
+                <w:rFonts w:ascii="Arial" w:hAnsi="Arial" w:cs="Arial"/>
                 <w:b/>
                 <w:sz w:val="18"/>
               </w:rPr>
@@ -1554,20 +2613,29 @@
         </w:tc>
       </w:tr>
       <w:tr>
+        <w:trPr>
+          <w:jc w:val="center"/>
+        </w:trPr>
         <w:tc>
           <w:tcPr>
-            <w:tcW w:type="dxa" w:w="3120"/>
-            <w:shd w:fill="FFFFFF"/>
+            <w:tcW w:w="3120" w:type="dxa"/>
+            <w:shd w:val="clear" w:color="auto" w:fill="FFFFFF"/>
             <w:tcMar>
               <w:top w:w="50" w:type="dxa"/>
+              <w:left w:w="100" w:type="dxa"/>
               <w:bottom w:w="50" w:type="dxa"/>
-              <w:left w:w="100" w:type="dxa"/>
               <w:right w:w="100" w:type="dxa"/>
             </w:tcMar>
           </w:tcPr>
           <w:p>
+            <w:pPr>
+              <w:rPr>
+                <w:rFonts w:ascii="Arial" w:hAnsi="Arial" w:cs="Arial"/>
+              </w:rPr>
+            </w:pPr>
             <w:r>
               <w:rPr>
+                <w:rFonts w:ascii="Arial" w:hAnsi="Arial" w:cs="Arial"/>
                 <w:sz w:val="18"/>
               </w:rPr>
               <w:t>Tracking / GPS / ETA Inaccuracy</w:t>
@@ -1576,38 +2644,57 @@
         </w:tc>
         <w:tc>
           <w:tcPr>
-            <w:tcW w:type="dxa" w:w="3120"/>
-            <w:shd w:fill="FFFFFF"/>
+            <w:tcW w:w="3120" w:type="dxa"/>
+            <w:shd w:val="clear" w:color="auto" w:fill="FFFFFF"/>
             <w:tcMar>
               <w:top w:w="50" w:type="dxa"/>
+              <w:left w:w="100" w:type="dxa"/>
               <w:bottom w:w="50" w:type="dxa"/>
-              <w:left w:w="100" w:type="dxa"/>
               <w:right w:w="100" w:type="dxa"/>
             </w:tcMar>
           </w:tcPr>
           <w:p>
+            <w:pPr>
+              <w:rPr>
+                <w:rFonts w:ascii="Arial" w:hAnsi="Arial" w:cs="Arial"/>
+              </w:rPr>
+            </w:pPr>
             <w:r>
               <w:rPr>
+                <w:rFonts w:ascii="Arial" w:hAnsi="Arial" w:cs="Arial"/>
                 <w:sz w:val="18"/>
               </w:rPr>
-              <w:t>7 reviews</w:t>
+              <w:t xml:space="preserve">7 </w:t>
+            </w:r>
+            <w:r>
+              <w:rPr>
+                <w:rFonts w:ascii="Arial" w:hAnsi="Arial" w:cs="Arial"/>
+                <w:sz w:val="18"/>
+              </w:rPr>
+              <w:t>reviews</w:t>
             </w:r>
           </w:p>
         </w:tc>
         <w:tc>
           <w:tcPr>
-            <w:tcW w:type="dxa" w:w="3120"/>
-            <w:shd w:fill="FFFFFF"/>
+            <w:tcW w:w="3120" w:type="dxa"/>
+            <w:shd w:val="clear" w:color="auto" w:fill="FFFFFF"/>
             <w:tcMar>
               <w:top w:w="50" w:type="dxa"/>
+              <w:left w:w="100" w:type="dxa"/>
               <w:bottom w:w="50" w:type="dxa"/>
-              <w:left w:w="100" w:type="dxa"/>
               <w:right w:w="100" w:type="dxa"/>
             </w:tcMar>
           </w:tcPr>
           <w:p>
+            <w:pPr>
+              <w:rPr>
+                <w:rFonts w:ascii="Arial" w:hAnsi="Arial" w:cs="Arial"/>
+              </w:rPr>
+            </w:pPr>
             <w:r>
               <w:rPr>
+                <w:rFonts w:ascii="Arial" w:hAnsi="Arial" w:cs="Arial"/>
                 <w:b/>
                 <w:sz w:val="18"/>
               </w:rPr>
@@ -1617,20 +2704,29 @@
         </w:tc>
       </w:tr>
       <w:tr>
+        <w:trPr>
+          <w:jc w:val="center"/>
+        </w:trPr>
         <w:tc>
           <w:tcPr>
-            <w:tcW w:type="dxa" w:w="3120"/>
-            <w:shd w:fill="F8FAFC"/>
+            <w:tcW w:w="3120" w:type="dxa"/>
+            <w:shd w:val="clear" w:color="auto" w:fill="F8FAFC"/>
             <w:tcMar>
               <w:top w:w="50" w:type="dxa"/>
+              <w:left w:w="100" w:type="dxa"/>
               <w:bottom w:w="50" w:type="dxa"/>
-              <w:left w:w="100" w:type="dxa"/>
               <w:right w:w="100" w:type="dxa"/>
             </w:tcMar>
           </w:tcPr>
           <w:p>
+            <w:pPr>
+              <w:rPr>
+                <w:rFonts w:ascii="Arial" w:hAnsi="Arial" w:cs="Arial"/>
+              </w:rPr>
+            </w:pPr>
             <w:r>
               <w:rPr>
+                <w:rFonts w:ascii="Arial" w:hAnsi="Arial" w:cs="Arial"/>
                 <w:sz w:val="18"/>
               </w:rPr>
               <w:t>UI / Redesign Backlash</w:t>
@@ -1639,18 +2735,24 @@
         </w:tc>
         <w:tc>
           <w:tcPr>
-            <w:tcW w:type="dxa" w:w="3120"/>
-            <w:shd w:fill="F8FAFC"/>
+            <w:tcW w:w="3120" w:type="dxa"/>
+            <w:shd w:val="clear" w:color="auto" w:fill="F8FAFC"/>
             <w:tcMar>
               <w:top w:w="50" w:type="dxa"/>
+              <w:left w:w="100" w:type="dxa"/>
               <w:bottom w:w="50" w:type="dxa"/>
-              <w:left w:w="100" w:type="dxa"/>
               <w:right w:w="100" w:type="dxa"/>
             </w:tcMar>
           </w:tcPr>
           <w:p>
+            <w:pPr>
+              <w:rPr>
+                <w:rFonts w:ascii="Arial" w:hAnsi="Arial" w:cs="Arial"/>
+              </w:rPr>
+            </w:pPr>
             <w:r>
               <w:rPr>
+                <w:rFonts w:ascii="Arial" w:hAnsi="Arial" w:cs="Arial"/>
                 <w:sz w:val="18"/>
               </w:rPr>
               <w:t>6 reviews</w:t>
@@ -1659,18 +2761,24 @@
         </w:tc>
         <w:tc>
           <w:tcPr>
-            <w:tcW w:type="dxa" w:w="3120"/>
-            <w:shd w:fill="F8FAFC"/>
+            <w:tcW w:w="3120" w:type="dxa"/>
+            <w:shd w:val="clear" w:color="auto" w:fill="F8FAFC"/>
             <w:tcMar>
               <w:top w:w="50" w:type="dxa"/>
+              <w:left w:w="100" w:type="dxa"/>
               <w:bottom w:w="50" w:type="dxa"/>
-              <w:left w:w="100" w:type="dxa"/>
               <w:right w:w="100" w:type="dxa"/>
             </w:tcMar>
           </w:tcPr>
           <w:p>
+            <w:pPr>
+              <w:rPr>
+                <w:rFonts w:ascii="Arial" w:hAnsi="Arial" w:cs="Arial"/>
+              </w:rPr>
+            </w:pPr>
             <w:r>
               <w:rPr>
+                <w:rFonts w:ascii="Arial" w:hAnsi="Arial" w:cs="Arial"/>
                 <w:sz w:val="18"/>
               </w:rPr>
               <w:t>8%</w:t>
@@ -1679,20 +2787,29 @@
         </w:tc>
       </w:tr>
       <w:tr>
+        <w:trPr>
+          <w:jc w:val="center"/>
+        </w:trPr>
         <w:tc>
           <w:tcPr>
-            <w:tcW w:type="dxa" w:w="3120"/>
-            <w:shd w:fill="FFFFFF"/>
+            <w:tcW w:w="3120" w:type="dxa"/>
+            <w:shd w:val="clear" w:color="auto" w:fill="FFFFFF"/>
             <w:tcMar>
               <w:top w:w="50" w:type="dxa"/>
+              <w:left w:w="100" w:type="dxa"/>
               <w:bottom w:w="50" w:type="dxa"/>
-              <w:left w:w="100" w:type="dxa"/>
               <w:right w:w="100" w:type="dxa"/>
             </w:tcMar>
           </w:tcPr>
           <w:p>
+            <w:pPr>
+              <w:rPr>
+                <w:rFonts w:ascii="Arial" w:hAnsi="Arial" w:cs="Arial"/>
+              </w:rPr>
+            </w:pPr>
             <w:r>
               <w:rPr>
+                <w:rFonts w:ascii="Arial" w:hAnsi="Arial" w:cs="Arial"/>
                 <w:sz w:val="18"/>
               </w:rPr>
               <w:t>Notifications / Alert Failures</w:t>
@@ -1701,18 +2818,24 @@
         </w:tc>
         <w:tc>
           <w:tcPr>
-            <w:tcW w:type="dxa" w:w="3120"/>
-            <w:shd w:fill="FFFFFF"/>
+            <w:tcW w:w="3120" w:type="dxa"/>
+            <w:shd w:val="clear" w:color="auto" w:fill="FFFFFF"/>
             <w:tcMar>
               <w:top w:w="50" w:type="dxa"/>
+              <w:left w:w="100" w:type="dxa"/>
               <w:bottom w:w="50" w:type="dxa"/>
-              <w:left w:w="100" w:type="dxa"/>
               <w:right w:w="100" w:type="dxa"/>
             </w:tcMar>
           </w:tcPr>
           <w:p>
+            <w:pPr>
+              <w:rPr>
+                <w:rFonts w:ascii="Arial" w:hAnsi="Arial" w:cs="Arial"/>
+              </w:rPr>
+            </w:pPr>
             <w:r>
               <w:rPr>
+                <w:rFonts w:ascii="Arial" w:hAnsi="Arial" w:cs="Arial"/>
                 <w:sz w:val="18"/>
               </w:rPr>
               <w:t>4 reviews</w:t>
@@ -1721,18 +2844,24 @@
         </w:tc>
         <w:tc>
           <w:tcPr>
-            <w:tcW w:type="dxa" w:w="3120"/>
-            <w:shd w:fill="FFFFFF"/>
+            <w:tcW w:w="3120" w:type="dxa"/>
+            <w:shd w:val="clear" w:color="auto" w:fill="FFFFFF"/>
             <w:tcMar>
               <w:top w:w="50" w:type="dxa"/>
+              <w:left w:w="100" w:type="dxa"/>
               <w:bottom w:w="50" w:type="dxa"/>
-              <w:left w:w="100" w:type="dxa"/>
               <w:right w:w="100" w:type="dxa"/>
             </w:tcMar>
           </w:tcPr>
           <w:p>
+            <w:pPr>
+              <w:rPr>
+                <w:rFonts w:ascii="Arial" w:hAnsi="Arial" w:cs="Arial"/>
+              </w:rPr>
+            </w:pPr>
             <w:r>
               <w:rPr>
+                <w:rFonts w:ascii="Arial" w:hAnsi="Arial" w:cs="Arial"/>
                 <w:sz w:val="18"/>
               </w:rPr>
               <w:t>6%</w:t>
@@ -1741,20 +2870,29 @@
         </w:tc>
       </w:tr>
       <w:tr>
+        <w:trPr>
+          <w:jc w:val="center"/>
+        </w:trPr>
         <w:tc>
           <w:tcPr>
-            <w:tcW w:type="dxa" w:w="3120"/>
-            <w:shd w:fill="F8FAFC"/>
+            <w:tcW w:w="3120" w:type="dxa"/>
+            <w:shd w:val="clear" w:color="auto" w:fill="F8FAFC"/>
             <w:tcMar>
               <w:top w:w="50" w:type="dxa"/>
+              <w:left w:w="100" w:type="dxa"/>
               <w:bottom w:w="50" w:type="dxa"/>
-              <w:left w:w="100" w:type="dxa"/>
               <w:right w:w="100" w:type="dxa"/>
             </w:tcMar>
           </w:tcPr>
           <w:p>
+            <w:pPr>
+              <w:rPr>
+                <w:rFonts w:ascii="Arial" w:hAnsi="Arial" w:cs="Arial"/>
+              </w:rPr>
+            </w:pPr>
             <w:r>
               <w:rPr>
+                <w:rFonts w:ascii="Arial" w:hAnsi="Arial" w:cs="Arial"/>
                 <w:sz w:val="18"/>
               </w:rPr>
               <w:t>Driver / Vehicle / Safety Concerns</w:t>
@@ -1763,18 +2901,24 @@
         </w:tc>
         <w:tc>
           <w:tcPr>
-            <w:tcW w:type="dxa" w:w="3120"/>
-            <w:shd w:fill="F8FAFC"/>
+            <w:tcW w:w="3120" w:type="dxa"/>
+            <w:shd w:val="clear" w:color="auto" w:fill="F8FAFC"/>
             <w:tcMar>
               <w:top w:w="50" w:type="dxa"/>
+              <w:left w:w="100" w:type="dxa"/>
               <w:bottom w:w="50" w:type="dxa"/>
-              <w:left w:w="100" w:type="dxa"/>
               <w:right w:w="100" w:type="dxa"/>
             </w:tcMar>
           </w:tcPr>
           <w:p>
+            <w:pPr>
+              <w:rPr>
+                <w:rFonts w:ascii="Arial" w:hAnsi="Arial" w:cs="Arial"/>
+              </w:rPr>
+            </w:pPr>
             <w:r>
               <w:rPr>
+                <w:rFonts w:ascii="Arial" w:hAnsi="Arial" w:cs="Arial"/>
                 <w:sz w:val="18"/>
               </w:rPr>
               <w:t>1 review</w:t>
@@ -1783,18 +2927,24 @@
         </w:tc>
         <w:tc>
           <w:tcPr>
-            <w:tcW w:type="dxa" w:w="3120"/>
-            <w:shd w:fill="F8FAFC"/>
+            <w:tcW w:w="3120" w:type="dxa"/>
+            <w:shd w:val="clear" w:color="auto" w:fill="F8FAFC"/>
             <w:tcMar>
               <w:top w:w="50" w:type="dxa"/>
+              <w:left w:w="100" w:type="dxa"/>
               <w:bottom w:w="50" w:type="dxa"/>
-              <w:left w:w="100" w:type="dxa"/>
               <w:right w:w="100" w:type="dxa"/>
             </w:tcMar>
           </w:tcPr>
           <w:p>
+            <w:pPr>
+              <w:rPr>
+                <w:rFonts w:ascii="Arial" w:hAnsi="Arial" w:cs="Arial"/>
+              </w:rPr>
+            </w:pPr>
             <w:r>
               <w:rPr>
+                <w:rFonts w:ascii="Arial" w:hAnsi="Arial" w:cs="Arial"/>
                 <w:sz w:val="18"/>
               </w:rPr>
               <w:t>1%</w:t>
@@ -1803,20 +2953,29 @@
         </w:tc>
       </w:tr>
       <w:tr>
+        <w:trPr>
+          <w:jc w:val="center"/>
+        </w:trPr>
         <w:tc>
           <w:tcPr>
-            <w:tcW w:type="dxa" w:w="3120"/>
-            <w:shd w:fill="FFFFFF"/>
+            <w:tcW w:w="3120" w:type="dxa"/>
+            <w:shd w:val="clear" w:color="auto" w:fill="FFFFFF"/>
             <w:tcMar>
               <w:top w:w="50" w:type="dxa"/>
+              <w:left w:w="100" w:type="dxa"/>
               <w:bottom w:w="50" w:type="dxa"/>
-              <w:left w:w="100" w:type="dxa"/>
               <w:right w:w="100" w:type="dxa"/>
             </w:tcMar>
           </w:tcPr>
           <w:p>
+            <w:pPr>
+              <w:rPr>
+                <w:rFonts w:ascii="Arial" w:hAnsi="Arial" w:cs="Arial"/>
+              </w:rPr>
+            </w:pPr>
             <w:r>
               <w:rPr>
+                <w:rFonts w:ascii="Arial" w:hAnsi="Arial" w:cs="Arial"/>
                 <w:sz w:val="18"/>
               </w:rPr>
               <w:t>No-Show / Penalty Disputes</w:t>
@@ -1825,18 +2984,24 @@
         </w:tc>
         <w:tc>
           <w:tcPr>
-            <w:tcW w:type="dxa" w:w="3120"/>
-            <w:shd w:fill="FFFFFF"/>
+            <w:tcW w:w="3120" w:type="dxa"/>
+            <w:shd w:val="clear" w:color="auto" w:fill="FFFFFF"/>
             <w:tcMar>
               <w:top w:w="50" w:type="dxa"/>
+              <w:left w:w="100" w:type="dxa"/>
               <w:bottom w:w="50" w:type="dxa"/>
-              <w:left w:w="100" w:type="dxa"/>
               <w:right w:w="100" w:type="dxa"/>
             </w:tcMar>
           </w:tcPr>
           <w:p>
+            <w:pPr>
+              <w:rPr>
+                <w:rFonts w:ascii="Arial" w:hAnsi="Arial" w:cs="Arial"/>
+              </w:rPr>
+            </w:pPr>
             <w:r>
               <w:rPr>
+                <w:rFonts w:ascii="Arial" w:hAnsi="Arial" w:cs="Arial"/>
                 <w:sz w:val="18"/>
               </w:rPr>
               <w:t>1 review</w:t>
@@ -1845,18 +3010,24 @@
         </w:tc>
         <w:tc>
           <w:tcPr>
-            <w:tcW w:type="dxa" w:w="3120"/>
-            <w:shd w:fill="FFFFFF"/>
+            <w:tcW w:w="3120" w:type="dxa"/>
+            <w:shd w:val="clear" w:color="auto" w:fill="FFFFFF"/>
             <w:tcMar>
               <w:top w:w="50" w:type="dxa"/>
+              <w:left w:w="100" w:type="dxa"/>
               <w:bottom w:w="50" w:type="dxa"/>
-              <w:left w:w="100" w:type="dxa"/>
               <w:right w:w="100" w:type="dxa"/>
             </w:tcMar>
           </w:tcPr>
           <w:p>
+            <w:pPr>
+              <w:rPr>
+                <w:rFonts w:ascii="Arial" w:hAnsi="Arial" w:cs="Arial"/>
+              </w:rPr>
+            </w:pPr>
             <w:r>
               <w:rPr>
+                <w:rFonts w:ascii="Arial" w:hAnsi="Arial" w:cs="Arial"/>
                 <w:sz w:val="18"/>
               </w:rPr>
               <w:t>1%</w:t>
@@ -1865,20 +3036,29 @@
         </w:tc>
       </w:tr>
       <w:tr>
+        <w:trPr>
+          <w:jc w:val="center"/>
+        </w:trPr>
         <w:tc>
           <w:tcPr>
-            <w:tcW w:type="dxa" w:w="3120"/>
-            <w:shd w:fill="F8FAFC"/>
+            <w:tcW w:w="3120" w:type="dxa"/>
+            <w:shd w:val="clear" w:color="auto" w:fill="F8FAFC"/>
             <w:tcMar>
               <w:top w:w="50" w:type="dxa"/>
+              <w:left w:w="100" w:type="dxa"/>
               <w:bottom w:w="50" w:type="dxa"/>
-              <w:left w:w="100" w:type="dxa"/>
               <w:right w:w="100" w:type="dxa"/>
             </w:tcMar>
           </w:tcPr>
           <w:p>
+            <w:pPr>
+              <w:rPr>
+                <w:rFonts w:ascii="Arial" w:hAnsi="Arial" w:cs="Arial"/>
+              </w:rPr>
+            </w:pPr>
             <w:r>
               <w:rPr>
+                <w:rFonts w:ascii="Arial" w:hAnsi="Arial" w:cs="Arial"/>
                 <w:sz w:val="18"/>
               </w:rPr>
               <w:t>Booking / Date Selection Bug</w:t>
@@ -1887,18 +3067,24 @@
         </w:tc>
         <w:tc>
           <w:tcPr>
-            <w:tcW w:type="dxa" w:w="3120"/>
-            <w:shd w:fill="F8FAFC"/>
+            <w:tcW w:w="3120" w:type="dxa"/>
+            <w:shd w:val="clear" w:color="auto" w:fill="F8FAFC"/>
             <w:tcMar>
               <w:top w:w="50" w:type="dxa"/>
+              <w:left w:w="100" w:type="dxa"/>
               <w:bottom w:w="50" w:type="dxa"/>
-              <w:left w:w="100" w:type="dxa"/>
               <w:right w:w="100" w:type="dxa"/>
             </w:tcMar>
           </w:tcPr>
           <w:p>
+            <w:pPr>
+              <w:rPr>
+                <w:rFonts w:ascii="Arial" w:hAnsi="Arial" w:cs="Arial"/>
+              </w:rPr>
+            </w:pPr>
             <w:r>
               <w:rPr>
+                <w:rFonts w:ascii="Arial" w:hAnsi="Arial" w:cs="Arial"/>
                 <w:sz w:val="18"/>
               </w:rPr>
               <w:t>1 review</w:t>
@@ -1907,18 +3093,24 @@
         </w:tc>
         <w:tc>
           <w:tcPr>
-            <w:tcW w:type="dxa" w:w="3120"/>
-            <w:shd w:fill="F8FAFC"/>
+            <w:tcW w:w="3120" w:type="dxa"/>
+            <w:shd w:val="clear" w:color="auto" w:fill="F8FAFC"/>
             <w:tcMar>
               <w:top w:w="50" w:type="dxa"/>
+              <w:left w:w="100" w:type="dxa"/>
               <w:bottom w:w="50" w:type="dxa"/>
-              <w:left w:w="100" w:type="dxa"/>
               <w:right w:w="100" w:type="dxa"/>
             </w:tcMar>
           </w:tcPr>
           <w:p>
+            <w:pPr>
+              <w:rPr>
+                <w:rFonts w:ascii="Arial" w:hAnsi="Arial" w:cs="Arial"/>
+              </w:rPr>
+            </w:pPr>
             <w:r>
               <w:rPr>
+                <w:rFonts w:ascii="Arial" w:hAnsi="Arial" w:cs="Arial"/>
                 <w:sz w:val="18"/>
               </w:rPr>
               <w:t>1%</w:t>
@@ -1927,60 +3119,90 @@
         </w:tc>
       </w:tr>
       <w:tr>
+        <w:trPr>
+          <w:jc w:val="center"/>
+        </w:trPr>
         <w:tc>
           <w:tcPr>
-            <w:tcW w:type="dxa" w:w="3120"/>
-            <w:shd w:fill="FFFFFF"/>
+            <w:tcW w:w="3120" w:type="dxa"/>
+            <w:shd w:val="clear" w:color="auto" w:fill="FFFFFF"/>
             <w:tcMar>
               <w:top w:w="50" w:type="dxa"/>
+              <w:left w:w="100" w:type="dxa"/>
               <w:bottom w:w="50" w:type="dxa"/>
-              <w:left w:w="100" w:type="dxa"/>
               <w:right w:w="100" w:type="dxa"/>
             </w:tcMar>
           </w:tcPr>
           <w:p>
+            <w:pPr>
+              <w:rPr>
+                <w:rFonts w:ascii="Arial" w:hAnsi="Arial" w:cs="Arial"/>
+              </w:rPr>
+            </w:pPr>
             <w:r>
               <w:rPr>
+                <w:rFonts w:ascii="Arial" w:hAnsi="Arial" w:cs="Arial"/>
                 <w:sz w:val="18"/>
               </w:rPr>
-              <w:t>Other / Emerging Unclassified Issues</w:t>
+              <w:t xml:space="preserve">Other / Emerging Unclassified </w:t>
+            </w:r>
+            <w:r>
+              <w:rPr>
+                <w:rFonts w:ascii="Arial" w:hAnsi="Arial" w:cs="Arial"/>
+                <w:sz w:val="18"/>
+              </w:rPr>
+              <w:lastRenderedPageBreak/>
+              <w:t>Issues</w:t>
             </w:r>
           </w:p>
         </w:tc>
         <w:tc>
           <w:tcPr>
-            <w:tcW w:type="dxa" w:w="3120"/>
-            <w:shd w:fill="FFFFFF"/>
+            <w:tcW w:w="3120" w:type="dxa"/>
+            <w:shd w:val="clear" w:color="auto" w:fill="FFFFFF"/>
             <w:tcMar>
               <w:top w:w="50" w:type="dxa"/>
+              <w:left w:w="100" w:type="dxa"/>
               <w:bottom w:w="50" w:type="dxa"/>
-              <w:left w:w="100" w:type="dxa"/>
               <w:right w:w="100" w:type="dxa"/>
             </w:tcMar>
           </w:tcPr>
           <w:p>
+            <w:pPr>
+              <w:rPr>
+                <w:rFonts w:ascii="Arial" w:hAnsi="Arial" w:cs="Arial"/>
+              </w:rPr>
+            </w:pPr>
             <w:r>
               <w:rPr>
+                <w:rFonts w:ascii="Arial" w:hAnsi="Arial" w:cs="Arial"/>
                 <w:sz w:val="18"/>
               </w:rPr>
+              <w:lastRenderedPageBreak/>
               <w:t>33 reviews</w:t>
             </w:r>
           </w:p>
         </w:tc>
         <w:tc>
           <w:tcPr>
-            <w:tcW w:type="dxa" w:w="3120"/>
-            <w:shd w:fill="FFFFFF"/>
+            <w:tcW w:w="3120" w:type="dxa"/>
+            <w:shd w:val="clear" w:color="auto" w:fill="FFFFFF"/>
             <w:tcMar>
               <w:top w:w="50" w:type="dxa"/>
+              <w:left w:w="100" w:type="dxa"/>
               <w:bottom w:w="50" w:type="dxa"/>
-              <w:left w:w="100" w:type="dxa"/>
               <w:right w:w="100" w:type="dxa"/>
             </w:tcMar>
           </w:tcPr>
           <w:p>
+            <w:pPr>
+              <w:rPr>
+                <w:rFonts w:ascii="Arial" w:hAnsi="Arial" w:cs="Arial"/>
+              </w:rPr>
+            </w:pPr>
             <w:r>
               <w:rPr>
+                <w:rFonts w:ascii="Arial" w:hAnsi="Arial" w:cs="Arial"/>
                 <w:sz w:val="18"/>
               </w:rPr>
               <w:t>46% (Analyzed via Groq LLM)</w:t>
@@ -1989,13 +3211,23 @@
         </w:tc>
       </w:tr>
     </w:tbl>
-    <w:p/>
+    <w:p>
+      <w:pPr>
+        <w:rPr>
+          <w:rFonts w:ascii="Arial" w:hAnsi="Arial" w:cs="Arial"/>
+        </w:rPr>
+      </w:pPr>
+    </w:p>
     <w:p>
       <w:pPr>
         <w:pStyle w:val="Heading1"/>
+        <w:rPr>
+          <w:rFonts w:ascii="Arial" w:hAnsi="Arial" w:cs="Arial"/>
+        </w:rPr>
       </w:pPr>
       <w:r>
         <w:rPr>
+          <w:rFonts w:ascii="Arial" w:hAnsi="Arial" w:cs="Arial"/>
           <w:color w:val="0F172A"/>
         </w:rPr>
         <w:t>4. In-Depth Diagnostic Findings</w:t>
@@ -2004,26 +3236,63 @@
     <w:p>
       <w:pPr>
         <w:pStyle w:val="Heading2"/>
+        <w:rPr>
+          <w:rFonts w:ascii="Arial" w:hAnsi="Arial" w:cs="Arial"/>
+        </w:rPr>
       </w:pPr>
       <w:r>
+        <w:rPr>
+          <w:rFonts w:ascii="Arial" w:hAnsi="Arial" w:cs="Arial"/>
+        </w:rPr>
         <w:t>Finding 1: v12.19.0 Introduced an Acute Regression</w:t>
       </w:r>
     </w:p>
     <w:p>
+      <w:pPr>
+        <w:rPr>
+          <w:rFonts w:ascii="Arial" w:hAnsi="Arial" w:cs="Arial"/>
+        </w:rPr>
+      </w:pPr>
       <w:r>
         <w:rPr>
+          <w:rFonts w:ascii="Arial" w:hAnsi="Arial" w:cs="Arial"/>
           <w:sz w:val="19"/>
         </w:rPr>
-        <w:t>The progression from 13% (v12.18.0) to 25% (v12.18.1) to 35% (v12.19.0) proves a deteriorating release cycle. Specific user quotes from the store:</w:t>
+        <w:t xml:space="preserve">The progression from 13% (v12.18.0) to 25% (v12.18.1) to 35% (v12.19.0) proves a deteriorating release cycle. Specific user </w:t>
+      </w:r>
+      <w:r>
+        <w:rPr>
+          <w:rFonts w:ascii="Arial" w:hAnsi="Arial" w:cs="Arial"/>
+          <w:sz w:val="19"/>
+        </w:rPr>
+        <w:t>quotes from the store:</w:t>
+      </w:r>
+      <w:r>
+        <w:rPr>
+          <w:rFonts w:ascii="Arial" w:hAnsi="Arial" w:cs="Arial"/>
+          <w:sz w:val="19"/>
+        </w:rPr>
         <w:br/>
         <w:t>• 'Dislike the new update. Bring the old version back. It was simple and minimalist.'</w:t>
+      </w:r>
+      <w:r>
+        <w:rPr>
+          <w:rFonts w:ascii="Arial" w:hAnsi="Arial" w:cs="Arial"/>
+          <w:sz w:val="19"/>
+        </w:rPr>
         <w:br/>
         <w:t>• 'Whenever I update this app, I am not able to open the app again. I need to uninstall and reinstall.'</w:t>
       </w:r>
     </w:p>
     <w:p>
+      <w:pPr>
+        <w:rPr>
+          <w:rFonts w:ascii="Arial" w:hAnsi="Arial" w:cs="Arial"/>
+        </w:rPr>
+      </w:pPr>
       <w:r>
         <w:rPr>
+          <w:rFonts w:ascii="Arial" w:hAnsi="Arial" w:cs="Arial"/>
           <w:b/>
           <w:color w:val="2563EB"/>
         </w:rPr>
@@ -2031,34 +3300,79 @@
       </w:r>
       <w:r>
         <w:rPr>
+          <w:rFonts w:ascii="Arial" w:hAnsi="Arial" w:cs="Arial"/>
           <w:sz w:val="19"/>
         </w:rPr>
-        <w:t>Action: Audit git diff for v12.19.0 immediately. Hotfix or roll back to v12.18.1 pending resolution.</w:t>
+        <w:t>Action: Audit git diff for v</w:t>
+      </w:r>
+      <w:r>
+        <w:rPr>
+          <w:rFonts w:ascii="Arial" w:hAnsi="Arial" w:cs="Arial"/>
+          <w:sz w:val="19"/>
+        </w:rPr>
+        <w:t>12.19.0 immediately. Hotfix or roll back to v12.18.1 pending resolution.</w:t>
       </w:r>
     </w:p>
     <w:p>
       <w:pPr>
         <w:pStyle w:val="Heading2"/>
+        <w:rPr>
+          <w:rFonts w:ascii="Arial" w:hAnsi="Arial" w:cs="Arial"/>
+        </w:rPr>
       </w:pPr>
       <w:r>
+        <w:rPr>
+          <w:rFonts w:ascii="Arial" w:hAnsi="Arial" w:cs="Arial"/>
+        </w:rPr>
         <w:t>Finding 2: Launch Crashes on Modern Android Builds (Android 14/15)</w:t>
       </w:r>
     </w:p>
     <w:p>
+      <w:pPr>
+        <w:rPr>
+          <w:rFonts w:ascii="Arial" w:hAnsi="Arial" w:cs="Arial"/>
+        </w:rPr>
+      </w:pPr>
       <w:r>
         <w:rPr>
+          <w:rFonts w:ascii="Arial" w:hAnsi="Arial" w:cs="Arial"/>
           <w:sz w:val="19"/>
         </w:rPr>
-        <w:t>15% of low-star reviews report that the app immediately crashes on launch after update. Several mention flagship devices:</w:t>
+        <w:t>15% of low-star reviews report that the app immediately crashes on launch after update. Several mention flagship dev</w:t>
+      </w:r>
+      <w:r>
+        <w:rPr>
+          <w:rFonts w:ascii="Arial" w:hAnsi="Arial" w:cs="Arial"/>
+          <w:sz w:val="19"/>
+        </w:rPr>
+        <w:t>ices:</w:t>
+      </w:r>
+      <w:r>
+        <w:rPr>
+          <w:rFonts w:ascii="Arial" w:hAnsi="Arial" w:cs="Arial"/>
+          <w:sz w:val="19"/>
+        </w:rPr>
         <w:br/>
         <w:t>• 'Application not working with Pixel 8 Android version 17... installed and uninstalled... still not working... open and close automatically.'</w:t>
+      </w:r>
+      <w:r>
+        <w:rPr>
+          <w:rFonts w:ascii="Arial" w:hAnsi="Arial" w:cs="Arial"/>
+          <w:sz w:val="19"/>
+        </w:rPr>
         <w:br/>
         <w:t>• 'Force closes on the tracking screen every single morning.'</w:t>
       </w:r>
     </w:p>
     <w:p>
+      <w:pPr>
+        <w:rPr>
+          <w:rFonts w:ascii="Arial" w:hAnsi="Arial" w:cs="Arial"/>
+        </w:rPr>
+      </w:pPr>
       <w:r>
         <w:rPr>
+          <w:rFonts w:ascii="Arial" w:hAnsi="Arial" w:cs="Arial"/>
           <w:b/>
           <w:color w:val="2563EB"/>
         </w:rPr>
@@ -2066,34 +3380,86 @@
       </w:r>
       <w:r>
         <w:rPr>
+          <w:rFonts w:ascii="Arial" w:hAnsi="Arial" w:cs="Arial"/>
           <w:sz w:val="19"/>
         </w:rPr>
-        <w:t>Action: Add a first-launch integrity check on app startup with a guided cache-clear fallback before crash.</w:t>
+        <w:t>Action: Add a first-launch int</w:t>
+      </w:r>
+      <w:r>
+        <w:rPr>
+          <w:rFonts w:ascii="Arial" w:hAnsi="Arial" w:cs="Arial"/>
+          <w:sz w:val="19"/>
+        </w:rPr>
+        <w:t>egrity check on app startup with a guided cache-clear fallback before crash.</w:t>
       </w:r>
     </w:p>
     <w:p>
       <w:pPr>
         <w:pStyle w:val="Heading2"/>
+        <w:rPr>
+          <w:rFonts w:ascii="Arial" w:hAnsi="Arial" w:cs="Arial"/>
+        </w:rPr>
       </w:pPr>
       <w:r>
+        <w:rPr>
+          <w:rFonts w:ascii="Arial" w:hAnsi="Arial" w:cs="Arial"/>
+        </w:rPr>
         <w:t>Finding 3: Seatbelt Safety Modal Occluding Boarding OTP</w:t>
       </w:r>
     </w:p>
     <w:p>
+      <w:pPr>
+        <w:rPr>
+          <w:rFonts w:ascii="Arial" w:hAnsi="Arial" w:cs="Arial"/>
+        </w:rPr>
+      </w:pPr>
       <w:r>
         <w:rPr>
+          <w:rFonts w:ascii="Arial" w:hAnsi="Arial" w:cs="Arial"/>
           <w:sz w:val="19"/>
         </w:rPr>
-        <w:t>At cab boarding, safety protocols require the employee to provide a PIN/OTP to the driver. Recent updates introduced a UI dialog collision:</w:t>
+        <w:t>At cab boarding, safety protocols require the employee to provide a PIN/OTP to the driver. Recent updates introduced a UI d</w:t>
+      </w:r>
+      <w:r>
+        <w:rPr>
+          <w:rFonts w:ascii="Arial" w:hAnsi="Arial" w:cs="Arial"/>
+          <w:sz w:val="19"/>
+        </w:rPr>
+        <w:t>ialog collision:</w:t>
+      </w:r>
+      <w:r>
+        <w:rPr>
+          <w:rFonts w:ascii="Arial" w:hAnsi="Arial" w:cs="Arial"/>
+          <w:sz w:val="19"/>
+        </w:rPr>
         <w:br/>
         <w:t>• 'When you click view OTP, it pops up the seat belt safely first. Why do you ask for user input one more click? Very annoying, I should see OTP in one click.'</w:t>
+      </w:r>
+      <w:r>
+        <w:rPr>
+          <w:rFonts w:ascii="Arial" w:hAnsi="Arial" w:cs="Arial"/>
+          <w:sz w:val="19"/>
+        </w:rPr>
         <w:br/>
-        <w:t>• 'The seat buckle verification is horrendous and the OTP keeps disappearing behind it.'</w:t>
+        <w:t>• 'The seat buckle verification is horrendous and the OTP keeps disappearing be</w:t>
+      </w:r>
+      <w:r>
+        <w:rPr>
+          <w:rFonts w:ascii="Arial" w:hAnsi="Arial" w:cs="Arial"/>
+          <w:sz w:val="19"/>
+        </w:rPr>
+        <w:t>hind it.'</w:t>
       </w:r>
     </w:p>
     <w:p>
+      <w:pPr>
+        <w:rPr>
+          <w:rFonts w:ascii="Arial" w:hAnsi="Arial" w:cs="Arial"/>
+        </w:rPr>
+      </w:pPr>
       <w:r>
         <w:rPr>
+          <w:rFonts w:ascii="Arial" w:hAnsi="Arial" w:cs="Arial"/>
           <w:b/>
           <w:color w:val="2563EB"/>
         </w:rPr>
@@ -2101,6 +3467,7 @@
       </w:r>
       <w:r>
         <w:rPr>
+          <w:rFonts w:ascii="Arial" w:hAnsi="Arial" w:cs="Arial"/>
           <w:sz w:val="19"/>
         </w:rPr>
         <w:t>Action: Decouple the Seatbelt reminder from the OTP view action; display OTP persistently at top of boarding card.</w:t>
@@ -2109,26 +3476,63 @@
     <w:p>
       <w:pPr>
         <w:pStyle w:val="Heading2"/>
+        <w:rPr>
+          <w:rFonts w:ascii="Arial" w:hAnsi="Arial" w:cs="Arial"/>
+        </w:rPr>
       </w:pPr>
       <w:r>
+        <w:rPr>
+          <w:rFonts w:ascii="Arial" w:hAnsi="Arial" w:cs="Arial"/>
+        </w:rPr>
         <w:t>Finding 4: GPS Polling Inaccuracies &amp; Abrupt ETA Jumps</w:t>
       </w:r>
     </w:p>
     <w:p>
+      <w:pPr>
+        <w:rPr>
+          <w:rFonts w:ascii="Arial" w:hAnsi="Arial" w:cs="Arial"/>
+        </w:rPr>
+      </w:pPr>
       <w:r>
         <w:rPr>
+          <w:rFonts w:ascii="Arial" w:hAnsi="Arial" w:cs="Arial"/>
           <w:sz w:val="19"/>
         </w:rPr>
-        <w:t>Employees rely on ETAs to leave their desks. When live tracking freezes or ETAs abruptly jump from 15 mins to 2 mins, users miss rides:</w:t>
+        <w:t>Employees rely on ETAs to leave their desks. When live tracki</w:t>
+      </w:r>
+      <w:r>
+        <w:rPr>
+          <w:rFonts w:ascii="Arial" w:hAnsi="Arial" w:cs="Arial"/>
+          <w:sz w:val="19"/>
+        </w:rPr>
+        <w:t>ng freezes or ETAs abruptly jump from 15 mins to 2 mins, users miss rides:</w:t>
+      </w:r>
+      <w:r>
+        <w:rPr>
+          <w:rFonts w:ascii="Arial" w:hAnsi="Arial" w:cs="Arial"/>
+          <w:sz w:val="19"/>
+        </w:rPr>
         <w:br/>
         <w:t>• 'Driver location is completely frozen on map. Then suddenly says cab has arrived and marks me no-show.'</w:t>
+      </w:r>
+      <w:r>
+        <w:rPr>
+          <w:rFonts w:ascii="Arial" w:hAnsi="Arial" w:cs="Arial"/>
+          <w:sz w:val="19"/>
+        </w:rPr>
         <w:br/>
         <w:t>• 'GPS tracking is completely off by 2 kilometers.'</w:t>
       </w:r>
     </w:p>
     <w:p>
+      <w:pPr>
+        <w:rPr>
+          <w:rFonts w:ascii="Arial" w:hAnsi="Arial" w:cs="Arial"/>
+        </w:rPr>
+      </w:pPr>
       <w:r>
         <w:rPr>
+          <w:rFonts w:ascii="Arial" w:hAnsi="Arial" w:cs="Arial"/>
           <w:b/>
           <w:color w:val="2563EB"/>
         </w:rPr>
@@ -2136,32 +3540,84 @@
       </w:r>
       <w:r>
         <w:rPr>
+          <w:rFonts w:ascii="Arial" w:hAnsi="Arial" w:cs="Arial"/>
           <w:sz w:val="19"/>
         </w:rPr>
-        <w:t>Action: Increase driver telemetry ping frequency during the final 10 minutes of dispatch, and send an SMS/Push 'Driver has arrived' alert independent of map UI.</w:t>
+        <w:t xml:space="preserve">Action: </w:t>
+      </w:r>
+      <w:r>
+        <w:rPr>
+          <w:rFonts w:ascii="Arial" w:hAnsi="Arial" w:cs="Arial"/>
+          <w:sz w:val="19"/>
+        </w:rPr>
+        <w:t>Increase driver telemetry ping frequency during the final 10 minutes of dispatch, and send an SMS/Push 'Driver has arrived' alert independent of map UI.</w:t>
       </w:r>
     </w:p>
     <w:p>
       <w:pPr>
         <w:pStyle w:val="Heading2"/>
+        <w:rPr>
+          <w:rFonts w:ascii="Arial" w:hAnsi="Arial" w:cs="Arial"/>
+        </w:rPr>
       </w:pPr>
       <w:r>
-        <w:t>Finding 5: Unskippable Post-Ride In-App Rating Modals Trigger Retaliatory 1★ Reviews</w:t>
+        <w:rPr>
+          <w:rFonts w:ascii="Arial" w:hAnsi="Arial" w:cs="Arial"/>
+        </w:rPr>
+        <w:lastRenderedPageBreak/>
+        <w:t>Finding 5: Unskippable Post-Ride In-App Rating Modals Trigger Retaliatory 1</w:t>
+      </w:r>
+      <w:r>
+        <w:rPr>
+          <w:rFonts w:cs="Arial"/>
+        </w:rPr>
+        <w:t>★</w:t>
+      </w:r>
+      <w:r>
+        <w:rPr>
+          <w:rFonts w:ascii="Arial" w:hAnsi="Arial" w:cs="Arial"/>
+        </w:rPr>
+        <w:t xml:space="preserve"> Reviews</w:t>
       </w:r>
     </w:p>
     <w:p>
+      <w:pPr>
+        <w:rPr>
+          <w:rFonts w:ascii="Arial" w:hAnsi="Arial" w:cs="Arial"/>
+        </w:rPr>
+      </w:pPr>
       <w:r>
         <w:rPr>
+          <w:rFonts w:ascii="Arial" w:hAnsi="Arial" w:cs="Arial"/>
           <w:sz w:val="19"/>
         </w:rPr>
-        <w:t>An in-app UX anti-pattern actively generates public Play Store 1-star ratings:</w:t>
+        <w:t>An in-app UX anti-</w:t>
+      </w:r>
+      <w:r>
+        <w:rPr>
+          <w:rFonts w:ascii="Arial" w:hAnsi="Arial" w:cs="Arial"/>
+          <w:sz w:val="19"/>
+        </w:rPr>
+        <w:t>pattern actively generates public Play Store 1-star ratings:</w:t>
+      </w:r>
+      <w:r>
+        <w:rPr>
+          <w:rFonts w:ascii="Arial" w:hAnsi="Arial" w:cs="Arial"/>
+          <w:sz w:val="19"/>
+        </w:rPr>
         <w:br/>
         <w:t>• 'Forcing me to give rating after every ride, so I came here to give you 1 star. Because if I don't rate, I can't use the app as there is no skip option.'</w:t>
       </w:r>
     </w:p>
     <w:p>
+      <w:pPr>
+        <w:rPr>
+          <w:rFonts w:ascii="Arial" w:hAnsi="Arial" w:cs="Arial"/>
+        </w:rPr>
+      </w:pPr>
       <w:r>
         <w:rPr>
+          <w:rFonts w:ascii="Arial" w:hAnsi="Arial" w:cs="Arial"/>
           <w:b/>
           <w:color w:val="2563EB"/>
         </w:rPr>
@@ -2169,30 +3625,63 @@
       </w:r>
       <w:r>
         <w:rPr>
+          <w:rFonts w:ascii="Arial" w:hAnsi="Arial" w:cs="Arial"/>
           <w:sz w:val="19"/>
         </w:rPr>
-        <w:t>Action: Add an explicit 'Skip' / 'Later' button on the in-app post-ride rating modal so feedback is optional and non-blocking.</w:t>
+        <w:t xml:space="preserve">Action: Add an explicit </w:t>
+      </w:r>
+      <w:r>
+        <w:rPr>
+          <w:rFonts w:ascii="Arial" w:hAnsi="Arial" w:cs="Arial"/>
+          <w:sz w:val="19"/>
+        </w:rPr>
+        <w:t>'Skip' / 'Later' button on the in-app post-ride rating modal so feedback is optional and non-blocking.</w:t>
       </w:r>
     </w:p>
     <w:p>
       <w:pPr>
         <w:pStyle w:val="Heading2"/>
+        <w:rPr>
+          <w:rFonts w:ascii="Arial" w:hAnsi="Arial" w:cs="Arial"/>
+        </w:rPr>
       </w:pPr>
       <w:r>
+        <w:rPr>
+          <w:rFonts w:ascii="Arial" w:hAnsi="Arial" w:cs="Arial"/>
+        </w:rPr>
         <w:t>Finding 6: Support Response Silence (1% Developer Reply Rate)</w:t>
       </w:r>
     </w:p>
     <w:p>
+      <w:pPr>
+        <w:rPr>
+          <w:rFonts w:ascii="Arial" w:hAnsi="Arial" w:cs="Arial"/>
+        </w:rPr>
+      </w:pPr>
       <w:r>
         <w:rPr>
+          <w:rFonts w:ascii="Arial" w:hAnsi="Arial" w:cs="Arial"/>
           <w:sz w:val="19"/>
         </w:rPr>
-        <w:t>Google's Play Console data proves that responding constructively to 1-star reviews causes up to 20% of users to revise their rating upwards to 4 or 5 stars. With a 1% reply rate, MoveInSync is abandoning 99% of disgruntled enterprise users without remediation.</w:t>
+        <w:t xml:space="preserve">Google's Play Console data proves that responding constructively to 1-star reviews causes </w:t>
+      </w:r>
+      <w:r>
+        <w:rPr>
+          <w:rFonts w:ascii="Arial" w:hAnsi="Arial" w:cs="Arial"/>
+          <w:sz w:val="19"/>
+        </w:rPr>
+        <w:t>up to 20% of users to revise their rating upwards to 4 or 5 stars. With a 1% reply rate, MoveInSync is abandoning 99% of disgruntled enterprise users without remediation.</w:t>
       </w:r>
     </w:p>
     <w:p>
+      <w:pPr>
+        <w:rPr>
+          <w:rFonts w:ascii="Arial" w:hAnsi="Arial" w:cs="Arial"/>
+        </w:rPr>
+      </w:pPr>
       <w:r>
         <w:rPr>
+          <w:rFonts w:ascii="Arial" w:hAnsi="Arial" w:cs="Arial"/>
           <w:b/>
           <w:color w:val="2563EB"/>
         </w:rPr>
@@ -2200,33 +3689,79 @@
       </w:r>
       <w:r>
         <w:rPr>
+          <w:rFonts w:ascii="Arial" w:hAnsi="Arial" w:cs="Arial"/>
           <w:sz w:val="19"/>
         </w:rPr>
-        <w:t>Action: Establish a Play Console response workflow targeting 100% of 1-2★ reviews within 24 hours. Zero engineering cost.</w:t>
+        <w:t>Action: Establish a Play Console response workflow targeting 100% of 1</w:t>
+      </w:r>
+      <w:r>
+        <w:rPr>
+          <w:rFonts w:ascii="Arial" w:hAnsi="Arial" w:cs="Arial"/>
+          <w:sz w:val="19"/>
+        </w:rPr>
+        <w:t>-2</w:t>
+      </w:r>
+      <w:r>
+        <w:rPr>
+          <w:rFonts w:cs="Arial"/>
+          <w:sz w:val="19"/>
+        </w:rPr>
+        <w:t>★</w:t>
+      </w:r>
+      <w:r>
+        <w:rPr>
+          <w:rFonts w:ascii="Arial" w:hAnsi="Arial" w:cs="Arial"/>
+          <w:sz w:val="19"/>
+        </w:rPr>
+        <w:t xml:space="preserve"> reviews within 24 hours. Zero engineering cost.</w:t>
       </w:r>
     </w:p>
-    <w:p/>
+    <w:p>
+      <w:pPr>
+        <w:rPr>
+          <w:rFonts w:ascii="Arial" w:hAnsi="Arial" w:cs="Arial"/>
+        </w:rPr>
+      </w:pPr>
+    </w:p>
     <w:p>
       <w:pPr>
         <w:pStyle w:val="Heading1"/>
+        <w:rPr>
+          <w:rFonts w:ascii="Arial" w:hAnsi="Arial" w:cs="Arial"/>
+        </w:rPr>
       </w:pPr>
       <w:r>
         <w:rPr>
+          <w:rFonts w:ascii="Arial" w:hAnsi="Arial" w:cs="Arial"/>
           <w:color w:val="0F172A"/>
         </w:rPr>
         <w:t>5. Prioritised Action Plan: What to Fix &amp; What to Do First</w:t>
       </w:r>
     </w:p>
     <w:p>
+      <w:pPr>
+        <w:rPr>
+          <w:rFonts w:ascii="Arial" w:hAnsi="Arial" w:cs="Arial"/>
+        </w:rPr>
+      </w:pPr>
       <w:r>
-        <w:t>To ensure engineering and product teams can start work the next day, tasks are structured into clear ownership buckets across three execution horizons:</w:t>
+        <w:rPr>
+          <w:rFonts w:ascii="Arial" w:hAnsi="Arial" w:cs="Arial"/>
+        </w:rPr>
+        <w:t>To ensure engineering and product teams can start work the next day, tasks are structured into clear ownership buckets across three execution ho</w:t>
+      </w:r>
+      <w:r>
+        <w:rPr>
+          <w:rFonts w:ascii="Arial" w:hAnsi="Arial" w:cs="Arial"/>
+        </w:rPr>
+        <w:t>rizons:</w:t>
       </w:r>
     </w:p>
     <w:tbl>
       <w:tblPr>
-        <w:tblW w:type="auto" w:w="0"/>
+        <w:tblW w:w="0" w:type="auto"/>
         <w:jc w:val="center"/>
-        <w:tblLook w:firstColumn="1" w:firstRow="1" w:lastColumn="0" w:lastRow="0" w:noHBand="0" w:noVBand="1" w:val="04A0"/>
+        <w:tblLook w:val="04A0"/>
       </w:tblPr>
       <w:tblGrid>
         <w:gridCol w:w="1872"/>
@@ -2236,20 +3771,29 @@
         <w:gridCol w:w="1872"/>
       </w:tblGrid>
       <w:tr>
+        <w:trPr>
+          <w:jc w:val="center"/>
+        </w:trPr>
         <w:tc>
           <w:tcPr>
-            <w:tcW w:type="dxa" w:w="1872"/>
-            <w:shd w:fill="0F172A"/>
+            <w:tcW w:w="1872" w:type="dxa"/>
+            <w:shd w:val="clear" w:color="auto" w:fill="0F172A"/>
             <w:tcMar>
               <w:top w:w="70" w:type="dxa"/>
+              <w:left w:w="80" w:type="dxa"/>
               <w:bottom w:w="70" w:type="dxa"/>
-              <w:left w:w="80" w:type="dxa"/>
               <w:right w:w="80" w:type="dxa"/>
             </w:tcMar>
           </w:tcPr>
           <w:p>
+            <w:pPr>
+              <w:rPr>
+                <w:rFonts w:ascii="Arial" w:hAnsi="Arial" w:cs="Arial"/>
+              </w:rPr>
+            </w:pPr>
             <w:r>
               <w:rPr>
+                <w:rFonts w:ascii="Arial" w:hAnsi="Arial" w:cs="Arial"/>
                 <w:b/>
                 <w:color w:val="FFFFFF"/>
               </w:rPr>
@@ -2259,18 +3803,24 @@
         </w:tc>
         <w:tc>
           <w:tcPr>
-            <w:tcW w:type="dxa" w:w="1872"/>
-            <w:shd w:fill="0F172A"/>
+            <w:tcW w:w="1872" w:type="dxa"/>
+            <w:shd w:val="clear" w:color="auto" w:fill="0F172A"/>
             <w:tcMar>
               <w:top w:w="70" w:type="dxa"/>
+              <w:left w:w="80" w:type="dxa"/>
               <w:bottom w:w="70" w:type="dxa"/>
-              <w:left w:w="80" w:type="dxa"/>
               <w:right w:w="80" w:type="dxa"/>
             </w:tcMar>
           </w:tcPr>
           <w:p>
+            <w:pPr>
+              <w:rPr>
+                <w:rFonts w:ascii="Arial" w:hAnsi="Arial" w:cs="Arial"/>
+              </w:rPr>
+            </w:pPr>
             <w:r>
               <w:rPr>
+                <w:rFonts w:ascii="Arial" w:hAnsi="Arial" w:cs="Arial"/>
                 <w:b/>
                 <w:color w:val="FFFFFF"/>
               </w:rPr>
@@ -2280,18 +3830,24 @@
         </w:tc>
         <w:tc>
           <w:tcPr>
-            <w:tcW w:type="dxa" w:w="1872"/>
-            <w:shd w:fill="0F172A"/>
+            <w:tcW w:w="1872" w:type="dxa"/>
+            <w:shd w:val="clear" w:color="auto" w:fill="0F172A"/>
             <w:tcMar>
               <w:top w:w="70" w:type="dxa"/>
+              <w:left w:w="80" w:type="dxa"/>
               <w:bottom w:w="70" w:type="dxa"/>
-              <w:left w:w="80" w:type="dxa"/>
               <w:right w:w="80" w:type="dxa"/>
             </w:tcMar>
           </w:tcPr>
           <w:p>
+            <w:pPr>
+              <w:rPr>
+                <w:rFonts w:ascii="Arial" w:hAnsi="Arial" w:cs="Arial"/>
+              </w:rPr>
+            </w:pPr>
             <w:r>
               <w:rPr>
+                <w:rFonts w:ascii="Arial" w:hAnsi="Arial" w:cs="Arial"/>
                 <w:b/>
                 <w:color w:val="FFFFFF"/>
               </w:rPr>
@@ -2301,18 +3857,24 @@
         </w:tc>
         <w:tc>
           <w:tcPr>
-            <w:tcW w:type="dxa" w:w="1872"/>
-            <w:shd w:fill="0F172A"/>
+            <w:tcW w:w="1872" w:type="dxa"/>
+            <w:shd w:val="clear" w:color="auto" w:fill="0F172A"/>
             <w:tcMar>
               <w:top w:w="70" w:type="dxa"/>
+              <w:left w:w="80" w:type="dxa"/>
               <w:bottom w:w="70" w:type="dxa"/>
-              <w:left w:w="80" w:type="dxa"/>
               <w:right w:w="80" w:type="dxa"/>
             </w:tcMar>
           </w:tcPr>
           <w:p>
+            <w:pPr>
+              <w:rPr>
+                <w:rFonts w:ascii="Arial" w:hAnsi="Arial" w:cs="Arial"/>
+              </w:rPr>
+            </w:pPr>
             <w:r>
               <w:rPr>
+                <w:rFonts w:ascii="Arial" w:hAnsi="Arial" w:cs="Arial"/>
                 <w:b/>
                 <w:color w:val="FFFFFF"/>
               </w:rPr>
@@ -2322,18 +3884,24 @@
         </w:tc>
         <w:tc>
           <w:tcPr>
-            <w:tcW w:type="dxa" w:w="1872"/>
-            <w:shd w:fill="0F172A"/>
+            <w:tcW w:w="1872" w:type="dxa"/>
+            <w:shd w:val="clear" w:color="auto" w:fill="0F172A"/>
             <w:tcMar>
               <w:top w:w="70" w:type="dxa"/>
+              <w:left w:w="80" w:type="dxa"/>
               <w:bottom w:w="70" w:type="dxa"/>
-              <w:left w:w="80" w:type="dxa"/>
               <w:right w:w="80" w:type="dxa"/>
             </w:tcMar>
           </w:tcPr>
           <w:p>
+            <w:pPr>
+              <w:rPr>
+                <w:rFonts w:ascii="Arial" w:hAnsi="Arial" w:cs="Arial"/>
+              </w:rPr>
+            </w:pPr>
             <w:r>
               <w:rPr>
+                <w:rFonts w:ascii="Arial" w:hAnsi="Arial" w:cs="Arial"/>
                 <w:b/>
                 <w:color w:val="FFFFFF"/>
               </w:rPr>
@@ -2343,25 +3911,42 @@
         </w:tc>
       </w:tr>
       <w:tr>
+        <w:trPr>
+          <w:jc w:val="center"/>
+        </w:trPr>
         <w:tc>
           <w:tcPr>
-            <w:tcW w:type="dxa" w:w="1872"/>
-            <w:shd w:fill="FFFFFF"/>
+            <w:tcW w:w="1872" w:type="dxa"/>
+            <w:shd w:val="clear" w:color="auto" w:fill="FFFFFF"/>
             <w:tcMar>
               <w:top w:w="50" w:type="dxa"/>
+              <w:left w:w="80" w:type="dxa"/>
               <w:bottom w:w="50" w:type="dxa"/>
-              <w:left w:w="80" w:type="dxa"/>
               <w:right w:w="80" w:type="dxa"/>
             </w:tcMar>
           </w:tcPr>
           <w:p>
+            <w:pPr>
+              <w:rPr>
+                <w:rFonts w:ascii="Arial" w:hAnsi="Arial" w:cs="Arial"/>
+              </w:rPr>
+            </w:pPr>
             <w:r>
               <w:rPr>
+                <w:rFonts w:ascii="Arial" w:hAnsi="Arial" w:cs="Arial"/>
                 <w:b/>
                 <w:color w:val="BE123C"/>
                 <w:sz w:val="17"/>
               </w:rPr>
               <w:t>TODAY</w:t>
+            </w:r>
+            <w:r>
+              <w:rPr>
+                <w:rFonts w:ascii="Arial" w:hAnsi="Arial" w:cs="Arial"/>
+                <w:b/>
+                <w:color w:val="BE123C"/>
+                <w:sz w:val="17"/>
+              </w:rPr>
               <w:br/>
               <w:t>(Within 24h)</w:t>
             </w:r>
@@ -2369,18 +3954,24 @@
         </w:tc>
         <w:tc>
           <w:tcPr>
-            <w:tcW w:type="dxa" w:w="1872"/>
-            <w:shd w:fill="FFFFFF"/>
+            <w:tcW w:w="1872" w:type="dxa"/>
+            <w:shd w:val="clear" w:color="auto" w:fill="FFFFFF"/>
             <w:tcMar>
               <w:top w:w="50" w:type="dxa"/>
+              <w:left w:w="80" w:type="dxa"/>
               <w:bottom w:w="50" w:type="dxa"/>
-              <w:left w:w="80" w:type="dxa"/>
               <w:right w:w="80" w:type="dxa"/>
             </w:tcMar>
           </w:tcPr>
           <w:p>
+            <w:pPr>
+              <w:rPr>
+                <w:rFonts w:ascii="Arial" w:hAnsi="Arial" w:cs="Arial"/>
+              </w:rPr>
+            </w:pPr>
             <w:r>
               <w:rPr>
+                <w:rFonts w:ascii="Arial" w:hAnsi="Arial" w:cs="Arial"/>
                 <w:sz w:val="17"/>
               </w:rPr>
               <w:t>1</w:t>
@@ -2389,18 +3980,24 @@
         </w:tc>
         <w:tc>
           <w:tcPr>
-            <w:tcW w:type="dxa" w:w="1872"/>
-            <w:shd w:fill="FFFFFF"/>
+            <w:tcW w:w="1872" w:type="dxa"/>
+            <w:shd w:val="clear" w:color="auto" w:fill="FFFFFF"/>
             <w:tcMar>
               <w:top w:w="50" w:type="dxa"/>
+              <w:left w:w="80" w:type="dxa"/>
               <w:bottom w:w="50" w:type="dxa"/>
-              <w:left w:w="80" w:type="dxa"/>
               <w:right w:w="80" w:type="dxa"/>
             </w:tcMar>
           </w:tcPr>
           <w:p>
+            <w:pPr>
+              <w:rPr>
+                <w:rFonts w:ascii="Arial" w:hAnsi="Arial" w:cs="Arial"/>
+              </w:rPr>
+            </w:pPr>
             <w:r>
               <w:rPr>
+                <w:rFonts w:ascii="Arial" w:hAnsi="Arial" w:cs="Arial"/>
                 <w:sz w:val="17"/>
               </w:rPr>
               <w:t>Audit v12.19.0 git diff; hotfix or roll back to v12.18.1</w:t>
@@ -2409,18 +4006,24 @@
         </w:tc>
         <w:tc>
           <w:tcPr>
-            <w:tcW w:type="dxa" w:w="1872"/>
-            <w:shd w:fill="FFFFFF"/>
+            <w:tcW w:w="1872" w:type="dxa"/>
+            <w:shd w:val="clear" w:color="auto" w:fill="FFFFFF"/>
             <w:tcMar>
               <w:top w:w="50" w:type="dxa"/>
+              <w:left w:w="80" w:type="dxa"/>
               <w:bottom w:w="50" w:type="dxa"/>
-              <w:left w:w="80" w:type="dxa"/>
               <w:right w:w="80" w:type="dxa"/>
             </w:tcMar>
           </w:tcPr>
           <w:p>
+            <w:pPr>
+              <w:rPr>
+                <w:rFonts w:ascii="Arial" w:hAnsi="Arial" w:cs="Arial"/>
+              </w:rPr>
+            </w:pPr>
             <w:r>
               <w:rPr>
+                <w:rFonts w:ascii="Arial" w:hAnsi="Arial" w:cs="Arial"/>
                 <w:sz w:val="17"/>
               </w:rPr>
               <w:t>Engineering / Release</w:t>
@@ -2429,18 +4032,24 @@
         </w:tc>
         <w:tc>
           <w:tcPr>
-            <w:tcW w:type="dxa" w:w="1872"/>
-            <w:shd w:fill="FFFFFF"/>
+            <w:tcW w:w="1872" w:type="dxa"/>
+            <w:shd w:val="clear" w:color="auto" w:fill="FFFFFF"/>
             <w:tcMar>
               <w:top w:w="50" w:type="dxa"/>
+              <w:left w:w="80" w:type="dxa"/>
               <w:bottom w:w="50" w:type="dxa"/>
-              <w:left w:w="80" w:type="dxa"/>
               <w:right w:w="80" w:type="dxa"/>
             </w:tcMar>
           </w:tcPr>
           <w:p>
+            <w:pPr>
+              <w:rPr>
+                <w:rFonts w:ascii="Arial" w:hAnsi="Arial" w:cs="Arial"/>
+              </w:rPr>
+            </w:pPr>
             <w:r>
               <w:rPr>
+                <w:rFonts w:ascii="Arial" w:hAnsi="Arial" w:cs="Arial"/>
                 <w:sz w:val="17"/>
               </w:rPr>
               <w:t>Immediate rating bleed mitigation (drops low-star share from 35% to 25%)</w:t>
@@ -2449,44 +4058,76 @@
         </w:tc>
       </w:tr>
       <w:tr>
+        <w:trPr>
+          <w:jc w:val="center"/>
+        </w:trPr>
         <w:tc>
           <w:tcPr>
-            <w:tcW w:type="dxa" w:w="1872"/>
-            <w:shd w:fill="F8FAFC"/>
+            <w:tcW w:w="1872" w:type="dxa"/>
+            <w:shd w:val="clear" w:color="auto" w:fill="F8FAFC"/>
             <w:tcMar>
               <w:top w:w="50" w:type="dxa"/>
+              <w:left w:w="80" w:type="dxa"/>
               <w:bottom w:w="50" w:type="dxa"/>
-              <w:left w:w="80" w:type="dxa"/>
               <w:right w:w="80" w:type="dxa"/>
             </w:tcMar>
           </w:tcPr>
           <w:p>
+            <w:pPr>
+              <w:rPr>
+                <w:rFonts w:ascii="Arial" w:hAnsi="Arial" w:cs="Arial"/>
+              </w:rPr>
+            </w:pPr>
             <w:r>
               <w:rPr>
+                <w:rFonts w:ascii="Arial" w:hAnsi="Arial" w:cs="Arial"/>
                 <w:b/>
                 <w:color w:val="BE123C"/>
                 <w:sz w:val="17"/>
               </w:rPr>
               <w:t>TODAY</w:t>
+            </w:r>
+            <w:r>
+              <w:rPr>
+                <w:rFonts w:ascii="Arial" w:hAnsi="Arial" w:cs="Arial"/>
+                <w:b/>
+                <w:color w:val="BE123C"/>
+                <w:sz w:val="17"/>
+              </w:rPr>
               <w:br/>
-              <w:t>(Within 24h)</w:t>
+              <w:t xml:space="preserve">(Within </w:t>
+            </w:r>
+            <w:r>
+              <w:rPr>
+                <w:rFonts w:ascii="Arial" w:hAnsi="Arial" w:cs="Arial"/>
+                <w:b/>
+                <w:color w:val="BE123C"/>
+                <w:sz w:val="17"/>
+              </w:rPr>
+              <w:t>24h)</w:t>
             </w:r>
           </w:p>
         </w:tc>
         <w:tc>
           <w:tcPr>
-            <w:tcW w:type="dxa" w:w="1872"/>
-            <w:shd w:fill="F8FAFC"/>
+            <w:tcW w:w="1872" w:type="dxa"/>
+            <w:shd w:val="clear" w:color="auto" w:fill="F8FAFC"/>
             <w:tcMar>
               <w:top w:w="50" w:type="dxa"/>
+              <w:left w:w="80" w:type="dxa"/>
               <w:bottom w:w="50" w:type="dxa"/>
-              <w:left w:w="80" w:type="dxa"/>
               <w:right w:w="80" w:type="dxa"/>
             </w:tcMar>
           </w:tcPr>
           <w:p>
+            <w:pPr>
+              <w:rPr>
+                <w:rFonts w:ascii="Arial" w:hAnsi="Arial" w:cs="Arial"/>
+              </w:rPr>
+            </w:pPr>
             <w:r>
               <w:rPr>
+                <w:rFonts w:ascii="Arial" w:hAnsi="Arial" w:cs="Arial"/>
                 <w:sz w:val="17"/>
               </w:rPr>
               <w:t>2</w:t>
@@ -2495,38 +4136,64 @@
         </w:tc>
         <w:tc>
           <w:tcPr>
-            <w:tcW w:type="dxa" w:w="1872"/>
-            <w:shd w:fill="F8FAFC"/>
+            <w:tcW w:w="1872" w:type="dxa"/>
+            <w:shd w:val="clear" w:color="auto" w:fill="F8FAFC"/>
             <w:tcMar>
               <w:top w:w="50" w:type="dxa"/>
+              <w:left w:w="80" w:type="dxa"/>
               <w:bottom w:w="50" w:type="dxa"/>
-              <w:left w:w="80" w:type="dxa"/>
               <w:right w:w="80" w:type="dxa"/>
             </w:tcMar>
           </w:tcPr>
           <w:p>
+            <w:pPr>
+              <w:rPr>
+                <w:rFonts w:ascii="Arial" w:hAnsi="Arial" w:cs="Arial"/>
+              </w:rPr>
+            </w:pPr>
             <w:r>
               <w:rPr>
+                <w:rFonts w:ascii="Arial" w:hAnsi="Arial" w:cs="Arial"/>
                 <w:sz w:val="17"/>
               </w:rPr>
-              <w:t>Launch response protocol on all open 1-2★ reviews on Play Console</w:t>
+              <w:t>Launch response protocol on all open 1-2</w:t>
+            </w:r>
+            <w:r>
+              <w:rPr>
+                <w:rFonts w:cs="Arial"/>
+                <w:sz w:val="17"/>
+              </w:rPr>
+              <w:t>★</w:t>
+            </w:r>
+            <w:r>
+              <w:rPr>
+                <w:rFonts w:ascii="Arial" w:hAnsi="Arial" w:cs="Arial"/>
+                <w:sz w:val="17"/>
+              </w:rPr>
+              <w:t xml:space="preserve"> reviews on Play Console</w:t>
             </w:r>
           </w:p>
         </w:tc>
         <w:tc>
           <w:tcPr>
-            <w:tcW w:type="dxa" w:w="1872"/>
-            <w:shd w:fill="F8FAFC"/>
+            <w:tcW w:w="1872" w:type="dxa"/>
+            <w:shd w:val="clear" w:color="auto" w:fill="F8FAFC"/>
             <w:tcMar>
               <w:top w:w="50" w:type="dxa"/>
+              <w:left w:w="80" w:type="dxa"/>
               <w:bottom w:w="50" w:type="dxa"/>
-              <w:left w:w="80" w:type="dxa"/>
               <w:right w:w="80" w:type="dxa"/>
             </w:tcMar>
           </w:tcPr>
           <w:p>
+            <w:pPr>
+              <w:rPr>
+                <w:rFonts w:ascii="Arial" w:hAnsi="Arial" w:cs="Arial"/>
+              </w:rPr>
+            </w:pPr>
             <w:r>
               <w:rPr>
+                <w:rFonts w:ascii="Arial" w:hAnsi="Arial" w:cs="Arial"/>
                 <w:sz w:val="17"/>
               </w:rPr>
               <w:t>Support / Customer Ops</w:t>
@@ -2535,18 +4202,24 @@
         </w:tc>
         <w:tc>
           <w:tcPr>
-            <w:tcW w:type="dxa" w:w="1872"/>
-            <w:shd w:fill="F8FAFC"/>
+            <w:tcW w:w="1872" w:type="dxa"/>
+            <w:shd w:val="clear" w:color="auto" w:fill="F8FAFC"/>
             <w:tcMar>
               <w:top w:w="50" w:type="dxa"/>
+              <w:left w:w="80" w:type="dxa"/>
               <w:bottom w:w="50" w:type="dxa"/>
-              <w:left w:w="80" w:type="dxa"/>
               <w:right w:w="80" w:type="dxa"/>
             </w:tcMar>
           </w:tcPr>
           <w:p>
+            <w:pPr>
+              <w:rPr>
+                <w:rFonts w:ascii="Arial" w:hAnsi="Arial" w:cs="Arial"/>
+              </w:rPr>
+            </w:pPr>
             <w:r>
               <w:rPr>
+                <w:rFonts w:ascii="Arial" w:hAnsi="Arial" w:cs="Arial"/>
                 <w:sz w:val="17"/>
               </w:rPr>
               <w:t>Zero code required; immediately converts up to 20% of negative reviews</w:t>
@@ -2555,20 +4228,29 @@
         </w:tc>
       </w:tr>
       <w:tr>
+        <w:trPr>
+          <w:jc w:val="center"/>
+        </w:trPr>
         <w:tc>
           <w:tcPr>
-            <w:tcW w:type="dxa" w:w="1872"/>
-            <w:shd w:fill="FFFFFF"/>
+            <w:tcW w:w="1872" w:type="dxa"/>
+            <w:shd w:val="clear" w:color="auto" w:fill="FFFFFF"/>
             <w:tcMar>
               <w:top w:w="50" w:type="dxa"/>
+              <w:left w:w="80" w:type="dxa"/>
               <w:bottom w:w="50" w:type="dxa"/>
-              <w:left w:w="80" w:type="dxa"/>
               <w:right w:w="80" w:type="dxa"/>
             </w:tcMar>
           </w:tcPr>
           <w:p>
+            <w:pPr>
+              <w:rPr>
+                <w:rFonts w:ascii="Arial" w:hAnsi="Arial" w:cs="Arial"/>
+              </w:rPr>
+            </w:pPr>
             <w:r>
               <w:rPr>
+                <w:rFonts w:ascii="Arial" w:hAnsi="Arial" w:cs="Arial"/>
                 <w:b/>
                 <w:color w:val="B45309"/>
                 <w:sz w:val="17"/>
@@ -2579,18 +4261,24 @@
         </w:tc>
         <w:tc>
           <w:tcPr>
-            <w:tcW w:type="dxa" w:w="1872"/>
-            <w:shd w:fill="FFFFFF"/>
+            <w:tcW w:w="1872" w:type="dxa"/>
+            <w:shd w:val="clear" w:color="auto" w:fill="FFFFFF"/>
             <w:tcMar>
               <w:top w:w="50" w:type="dxa"/>
+              <w:left w:w="80" w:type="dxa"/>
               <w:bottom w:w="50" w:type="dxa"/>
-              <w:left w:w="80" w:type="dxa"/>
               <w:right w:w="80" w:type="dxa"/>
             </w:tcMar>
           </w:tcPr>
           <w:p>
+            <w:pPr>
+              <w:rPr>
+                <w:rFonts w:ascii="Arial" w:hAnsi="Arial" w:cs="Arial"/>
+              </w:rPr>
+            </w:pPr>
             <w:r>
               <w:rPr>
+                <w:rFonts w:ascii="Arial" w:hAnsi="Arial" w:cs="Arial"/>
                 <w:sz w:val="17"/>
               </w:rPr>
               <w:t>3</w:t>
@@ -2599,18 +4287,24 @@
         </w:tc>
         <w:tc>
           <w:tcPr>
-            <w:tcW w:type="dxa" w:w="1872"/>
-            <w:shd w:fill="FFFFFF"/>
+            <w:tcW w:w="1872" w:type="dxa"/>
+            <w:shd w:val="clear" w:color="auto" w:fill="FFFFFF"/>
             <w:tcMar>
               <w:top w:w="50" w:type="dxa"/>
+              <w:left w:w="80" w:type="dxa"/>
               <w:bottom w:w="50" w:type="dxa"/>
-              <w:left w:w="80" w:type="dxa"/>
               <w:right w:w="80" w:type="dxa"/>
             </w:tcMar>
           </w:tcPr>
           <w:p>
+            <w:pPr>
+              <w:rPr>
+                <w:rFonts w:ascii="Arial" w:hAnsi="Arial" w:cs="Arial"/>
+              </w:rPr>
+            </w:pPr>
             <w:r>
               <w:rPr>
+                <w:rFonts w:ascii="Arial" w:hAnsi="Arial" w:cs="Arial"/>
                 <w:sz w:val="17"/>
               </w:rPr>
               <w:t>Decouple Seatbelt Safety modal from Boarding OTP display</w:t>
@@ -2619,18 +4313,24 @@
         </w:tc>
         <w:tc>
           <w:tcPr>
-            <w:tcW w:type="dxa" w:w="1872"/>
-            <w:shd w:fill="FFFFFF"/>
+            <w:tcW w:w="1872" w:type="dxa"/>
+            <w:shd w:val="clear" w:color="auto" w:fill="FFFFFF"/>
             <w:tcMar>
               <w:top w:w="50" w:type="dxa"/>
+              <w:left w:w="80" w:type="dxa"/>
               <w:bottom w:w="50" w:type="dxa"/>
-              <w:left w:w="80" w:type="dxa"/>
               <w:right w:w="80" w:type="dxa"/>
             </w:tcMar>
           </w:tcPr>
           <w:p>
+            <w:pPr>
+              <w:rPr>
+                <w:rFonts w:ascii="Arial" w:hAnsi="Arial" w:cs="Arial"/>
+              </w:rPr>
+            </w:pPr>
             <w:r>
               <w:rPr>
+                <w:rFonts w:ascii="Arial" w:hAnsi="Arial" w:cs="Arial"/>
                 <w:sz w:val="17"/>
               </w:rPr>
               <w:t>Mobile Frontend Eng</w:t>
@@ -2639,18 +4339,24 @@
         </w:tc>
         <w:tc>
           <w:tcPr>
-            <w:tcW w:type="dxa" w:w="1872"/>
-            <w:shd w:fill="FFFFFF"/>
+            <w:tcW w:w="1872" w:type="dxa"/>
+            <w:shd w:val="clear" w:color="auto" w:fill="FFFFFF"/>
             <w:tcMar>
               <w:top w:w="50" w:type="dxa"/>
+              <w:left w:w="80" w:type="dxa"/>
               <w:bottom w:w="50" w:type="dxa"/>
-              <w:left w:w="80" w:type="dxa"/>
               <w:right w:w="80" w:type="dxa"/>
             </w:tcMar>
           </w:tcPr>
           <w:p>
+            <w:pPr>
+              <w:rPr>
+                <w:rFonts w:ascii="Arial" w:hAnsi="Arial" w:cs="Arial"/>
+              </w:rPr>
+            </w:pPr>
             <w:r>
               <w:rPr>
+                <w:rFonts w:ascii="Arial" w:hAnsi="Arial" w:cs="Arial"/>
                 <w:sz w:val="17"/>
               </w:rPr>
               <w:t>Unblocks physical employee boarding; fixes #1 complaints in v12.19.0</w:t>
@@ -2659,20 +4365,29 @@
         </w:tc>
       </w:tr>
       <w:tr>
+        <w:trPr>
+          <w:jc w:val="center"/>
+        </w:trPr>
         <w:tc>
           <w:tcPr>
-            <w:tcW w:type="dxa" w:w="1872"/>
-            <w:shd w:fill="F8FAFC"/>
+            <w:tcW w:w="1872" w:type="dxa"/>
+            <w:shd w:val="clear" w:color="auto" w:fill="F8FAFC"/>
             <w:tcMar>
               <w:top w:w="50" w:type="dxa"/>
+              <w:left w:w="80" w:type="dxa"/>
               <w:bottom w:w="50" w:type="dxa"/>
-              <w:left w:w="80" w:type="dxa"/>
               <w:right w:w="80" w:type="dxa"/>
             </w:tcMar>
           </w:tcPr>
           <w:p>
+            <w:pPr>
+              <w:rPr>
+                <w:rFonts w:ascii="Arial" w:hAnsi="Arial" w:cs="Arial"/>
+              </w:rPr>
+            </w:pPr>
             <w:r>
               <w:rPr>
+                <w:rFonts w:ascii="Arial" w:hAnsi="Arial" w:cs="Arial"/>
                 <w:b/>
                 <w:color w:val="B45309"/>
                 <w:sz w:val="17"/>
@@ -2683,18 +4398,24 @@
         </w:tc>
         <w:tc>
           <w:tcPr>
-            <w:tcW w:type="dxa" w:w="1872"/>
-            <w:shd w:fill="F8FAFC"/>
+            <w:tcW w:w="1872" w:type="dxa"/>
+            <w:shd w:val="clear" w:color="auto" w:fill="F8FAFC"/>
             <w:tcMar>
               <w:top w:w="50" w:type="dxa"/>
+              <w:left w:w="80" w:type="dxa"/>
               <w:bottom w:w="50" w:type="dxa"/>
-              <w:left w:w="80" w:type="dxa"/>
               <w:right w:w="80" w:type="dxa"/>
             </w:tcMar>
           </w:tcPr>
           <w:p>
+            <w:pPr>
+              <w:rPr>
+                <w:rFonts w:ascii="Arial" w:hAnsi="Arial" w:cs="Arial"/>
+              </w:rPr>
+            </w:pPr>
             <w:r>
               <w:rPr>
+                <w:rFonts w:ascii="Arial" w:hAnsi="Arial" w:cs="Arial"/>
                 <w:sz w:val="17"/>
               </w:rPr>
               <w:t>4</w:t>
@@ -2703,18 +4424,24 @@
         </w:tc>
         <w:tc>
           <w:tcPr>
-            <w:tcW w:type="dxa" w:w="1872"/>
-            <w:shd w:fill="F8FAFC"/>
+            <w:tcW w:w="1872" w:type="dxa"/>
+            <w:shd w:val="clear" w:color="auto" w:fill="F8FAFC"/>
             <w:tcMar>
               <w:top w:w="50" w:type="dxa"/>
+              <w:left w:w="80" w:type="dxa"/>
               <w:bottom w:w="50" w:type="dxa"/>
-              <w:left w:w="80" w:type="dxa"/>
               <w:right w:w="80" w:type="dxa"/>
             </w:tcMar>
           </w:tcPr>
           <w:p>
+            <w:pPr>
+              <w:rPr>
+                <w:rFonts w:ascii="Arial" w:hAnsi="Arial" w:cs="Arial"/>
+              </w:rPr>
+            </w:pPr>
             <w:r>
               <w:rPr>
+                <w:rFonts w:ascii="Arial" w:hAnsi="Arial" w:cs="Arial"/>
                 <w:sz w:val="17"/>
               </w:rPr>
               <w:t>Add 'Skip' / 'Later' button to in-app post-ride rating modal</w:t>
@@ -2723,18 +4450,24 @@
         </w:tc>
         <w:tc>
           <w:tcPr>
-            <w:tcW w:type="dxa" w:w="1872"/>
-            <w:shd w:fill="F8FAFC"/>
+            <w:tcW w:w="1872" w:type="dxa"/>
+            <w:shd w:val="clear" w:color="auto" w:fill="F8FAFC"/>
             <w:tcMar>
               <w:top w:w="50" w:type="dxa"/>
+              <w:left w:w="80" w:type="dxa"/>
               <w:bottom w:w="50" w:type="dxa"/>
-              <w:left w:w="80" w:type="dxa"/>
               <w:right w:w="80" w:type="dxa"/>
             </w:tcMar>
           </w:tcPr>
           <w:p>
+            <w:pPr>
+              <w:rPr>
+                <w:rFonts w:ascii="Arial" w:hAnsi="Arial" w:cs="Arial"/>
+              </w:rPr>
+            </w:pPr>
             <w:r>
               <w:rPr>
+                <w:rFonts w:ascii="Arial" w:hAnsi="Arial" w:cs="Arial"/>
                 <w:sz w:val="17"/>
               </w:rPr>
               <w:t>Product / Design</w:t>
@@ -2743,18 +4476,24 @@
         </w:tc>
         <w:tc>
           <w:tcPr>
-            <w:tcW w:type="dxa" w:w="1872"/>
-            <w:shd w:fill="F8FAFC"/>
+            <w:tcW w:w="1872" w:type="dxa"/>
+            <w:shd w:val="clear" w:color="auto" w:fill="F8FAFC"/>
             <w:tcMar>
               <w:top w:w="50" w:type="dxa"/>
+              <w:left w:w="80" w:type="dxa"/>
               <w:bottom w:w="50" w:type="dxa"/>
-              <w:left w:w="80" w:type="dxa"/>
               <w:right w:w="80" w:type="dxa"/>
             </w:tcMar>
           </w:tcPr>
           <w:p>
+            <w:pPr>
+              <w:rPr>
+                <w:rFonts w:ascii="Arial" w:hAnsi="Arial" w:cs="Arial"/>
+              </w:rPr>
+            </w:pPr>
             <w:r>
               <w:rPr>
+                <w:rFonts w:ascii="Arial" w:hAnsi="Arial" w:cs="Arial"/>
                 <w:sz w:val="17"/>
               </w:rPr>
               <w:t>Completely eliminates retaliatory 1-star Play Store ratings</w:t>
@@ -2763,20 +4502,29 @@
         </w:tc>
       </w:tr>
       <w:tr>
+        <w:trPr>
+          <w:jc w:val="center"/>
+        </w:trPr>
         <w:tc>
           <w:tcPr>
-            <w:tcW w:type="dxa" w:w="1872"/>
-            <w:shd w:fill="FFFFFF"/>
+            <w:tcW w:w="1872" w:type="dxa"/>
+            <w:shd w:val="clear" w:color="auto" w:fill="FFFFFF"/>
             <w:tcMar>
               <w:top w:w="50" w:type="dxa"/>
+              <w:left w:w="80" w:type="dxa"/>
               <w:bottom w:w="50" w:type="dxa"/>
-              <w:left w:w="80" w:type="dxa"/>
               <w:right w:w="80" w:type="dxa"/>
             </w:tcMar>
           </w:tcPr>
           <w:p>
+            <w:pPr>
+              <w:rPr>
+                <w:rFonts w:ascii="Arial" w:hAnsi="Arial" w:cs="Arial"/>
+              </w:rPr>
+            </w:pPr>
             <w:r>
               <w:rPr>
+                <w:rFonts w:ascii="Arial" w:hAnsi="Arial" w:cs="Arial"/>
                 <w:b/>
                 <w:color w:val="B45309"/>
                 <w:sz w:val="17"/>
@@ -2787,18 +4535,24 @@
         </w:tc>
         <w:tc>
           <w:tcPr>
-            <w:tcW w:type="dxa" w:w="1872"/>
-            <w:shd w:fill="FFFFFF"/>
+            <w:tcW w:w="1872" w:type="dxa"/>
+            <w:shd w:val="clear" w:color="auto" w:fill="FFFFFF"/>
             <w:tcMar>
               <w:top w:w="50" w:type="dxa"/>
+              <w:left w:w="80" w:type="dxa"/>
               <w:bottom w:w="50" w:type="dxa"/>
-              <w:left w:w="80" w:type="dxa"/>
               <w:right w:w="80" w:type="dxa"/>
             </w:tcMar>
           </w:tcPr>
           <w:p>
+            <w:pPr>
+              <w:rPr>
+                <w:rFonts w:ascii="Arial" w:hAnsi="Arial" w:cs="Arial"/>
+              </w:rPr>
+            </w:pPr>
             <w:r>
               <w:rPr>
+                <w:rFonts w:ascii="Arial" w:hAnsi="Arial" w:cs="Arial"/>
                 <w:sz w:val="17"/>
               </w:rPr>
               <w:t>5</w:t>
@@ -2807,102 +4561,160 @@
         </w:tc>
         <w:tc>
           <w:tcPr>
-            <w:tcW w:type="dxa" w:w="1872"/>
-            <w:shd w:fill="FFFFFF"/>
+            <w:tcW w:w="1872" w:type="dxa"/>
+            <w:shd w:val="clear" w:color="auto" w:fill="FFFFFF"/>
             <w:tcMar>
               <w:top w:w="50" w:type="dxa"/>
+              <w:left w:w="80" w:type="dxa"/>
               <w:bottom w:w="50" w:type="dxa"/>
-              <w:left w:w="80" w:type="dxa"/>
               <w:right w:w="80" w:type="dxa"/>
             </w:tcMar>
           </w:tcPr>
           <w:p>
+            <w:pPr>
+              <w:rPr>
+                <w:rFonts w:ascii="Arial" w:hAnsi="Arial" w:cs="Arial"/>
+              </w:rPr>
+            </w:pPr>
             <w:r>
               <w:rPr>
+                <w:rFonts w:ascii="Arial" w:hAnsi="Arial" w:cs="Arial"/>
                 <w:sz w:val="17"/>
               </w:rPr>
-              <w:t>Add post-update startup integrity check &amp; guided cache-clear</w:t>
+              <w:t xml:space="preserve">Add post-update </w:t>
+            </w:r>
+            <w:r>
+              <w:rPr>
+                <w:rFonts w:ascii="Arial" w:hAnsi="Arial" w:cs="Arial"/>
+                <w:sz w:val="17"/>
+              </w:rPr>
+              <w:t xml:space="preserve">startup integrity check </w:t>
+            </w:r>
+            <w:r>
+              <w:rPr>
+                <w:rFonts w:ascii="Arial" w:hAnsi="Arial" w:cs="Arial"/>
+                <w:sz w:val="17"/>
+              </w:rPr>
+              <w:lastRenderedPageBreak/>
+              <w:t>&amp; guided cache-clear</w:t>
             </w:r>
           </w:p>
         </w:tc>
         <w:tc>
           <w:tcPr>
-            <w:tcW w:type="dxa" w:w="1872"/>
-            <w:shd w:fill="FFFFFF"/>
+            <w:tcW w:w="1872" w:type="dxa"/>
+            <w:shd w:val="clear" w:color="auto" w:fill="FFFFFF"/>
             <w:tcMar>
               <w:top w:w="50" w:type="dxa"/>
+              <w:left w:w="80" w:type="dxa"/>
               <w:bottom w:w="50" w:type="dxa"/>
-              <w:left w:w="80" w:type="dxa"/>
               <w:right w:w="80" w:type="dxa"/>
             </w:tcMar>
           </w:tcPr>
           <w:p>
+            <w:pPr>
+              <w:rPr>
+                <w:rFonts w:ascii="Arial" w:hAnsi="Arial" w:cs="Arial"/>
+              </w:rPr>
+            </w:pPr>
             <w:r>
               <w:rPr>
+                <w:rFonts w:ascii="Arial" w:hAnsi="Arial" w:cs="Arial"/>
                 <w:sz w:val="17"/>
               </w:rPr>
+              <w:lastRenderedPageBreak/>
               <w:t>Android Eng</w:t>
             </w:r>
           </w:p>
         </w:tc>
         <w:tc>
           <w:tcPr>
-            <w:tcW w:type="dxa" w:w="1872"/>
-            <w:shd w:fill="FFFFFF"/>
+            <w:tcW w:w="1872" w:type="dxa"/>
+            <w:shd w:val="clear" w:color="auto" w:fill="FFFFFF"/>
             <w:tcMar>
               <w:top w:w="50" w:type="dxa"/>
+              <w:left w:w="80" w:type="dxa"/>
               <w:bottom w:w="50" w:type="dxa"/>
-              <w:left w:w="80" w:type="dxa"/>
               <w:right w:w="80" w:type="dxa"/>
             </w:tcMar>
           </w:tcPr>
           <w:p>
+            <w:pPr>
+              <w:rPr>
+                <w:rFonts w:ascii="Arial" w:hAnsi="Arial" w:cs="Arial"/>
+              </w:rPr>
+            </w:pPr>
             <w:r>
               <w:rPr>
+                <w:rFonts w:ascii="Arial" w:hAnsi="Arial" w:cs="Arial"/>
                 <w:sz w:val="17"/>
               </w:rPr>
-              <w:t>Prevents silent launch auto-closing on Android 14/15 flagships</w:t>
+              <w:t xml:space="preserve">Prevents silent launch auto-closing on Android 14/15 </w:t>
+            </w:r>
+            <w:r>
+              <w:rPr>
+                <w:rFonts w:ascii="Arial" w:hAnsi="Arial" w:cs="Arial"/>
+                <w:sz w:val="17"/>
+              </w:rPr>
+              <w:lastRenderedPageBreak/>
+              <w:t>flagships</w:t>
             </w:r>
           </w:p>
         </w:tc>
       </w:tr>
       <w:tr>
+        <w:trPr>
+          <w:jc w:val="center"/>
+        </w:trPr>
         <w:tc>
           <w:tcPr>
-            <w:tcW w:type="dxa" w:w="1872"/>
-            <w:shd w:fill="F8FAFC"/>
+            <w:tcW w:w="1872" w:type="dxa"/>
+            <w:shd w:val="clear" w:color="auto" w:fill="F8FAFC"/>
             <w:tcMar>
               <w:top w:w="50" w:type="dxa"/>
+              <w:left w:w="80" w:type="dxa"/>
               <w:bottom w:w="50" w:type="dxa"/>
-              <w:left w:w="80" w:type="dxa"/>
               <w:right w:w="80" w:type="dxa"/>
             </w:tcMar>
           </w:tcPr>
           <w:p>
+            <w:pPr>
+              <w:rPr>
+                <w:rFonts w:ascii="Arial" w:hAnsi="Arial" w:cs="Arial"/>
+              </w:rPr>
+            </w:pPr>
             <w:r>
               <w:rPr>
+                <w:rFonts w:ascii="Arial" w:hAnsi="Arial" w:cs="Arial"/>
                 <w:b/>
                 <w:color w:val="B45309"/>
                 <w:sz w:val="17"/>
               </w:rPr>
+              <w:lastRenderedPageBreak/>
               <w:t>THIS WEEK</w:t>
             </w:r>
           </w:p>
         </w:tc>
         <w:tc>
           <w:tcPr>
-            <w:tcW w:type="dxa" w:w="1872"/>
-            <w:shd w:fill="F8FAFC"/>
+            <w:tcW w:w="1872" w:type="dxa"/>
+            <w:shd w:val="clear" w:color="auto" w:fill="F8FAFC"/>
             <w:tcMar>
               <w:top w:w="50" w:type="dxa"/>
+              <w:left w:w="80" w:type="dxa"/>
               <w:bottom w:w="50" w:type="dxa"/>
-              <w:left w:w="80" w:type="dxa"/>
               <w:right w:w="80" w:type="dxa"/>
             </w:tcMar>
           </w:tcPr>
           <w:p>
+            <w:pPr>
+              <w:rPr>
+                <w:rFonts w:ascii="Arial" w:hAnsi="Arial" w:cs="Arial"/>
+              </w:rPr>
+            </w:pPr>
             <w:r>
               <w:rPr>
+                <w:rFonts w:ascii="Arial" w:hAnsi="Arial" w:cs="Arial"/>
                 <w:sz w:val="17"/>
               </w:rPr>
               <w:t>6</w:t>
@@ -2911,18 +4723,24 @@
         </w:tc>
         <w:tc>
           <w:tcPr>
-            <w:tcW w:type="dxa" w:w="1872"/>
-            <w:shd w:fill="F8FAFC"/>
+            <w:tcW w:w="1872" w:type="dxa"/>
+            <w:shd w:val="clear" w:color="auto" w:fill="F8FAFC"/>
             <w:tcMar>
               <w:top w:w="50" w:type="dxa"/>
+              <w:left w:w="80" w:type="dxa"/>
               <w:bottom w:w="50" w:type="dxa"/>
-              <w:left w:w="80" w:type="dxa"/>
               <w:right w:w="80" w:type="dxa"/>
             </w:tcMar>
           </w:tcPr>
           <w:p>
+            <w:pPr>
+              <w:rPr>
+                <w:rFonts w:ascii="Arial" w:hAnsi="Arial" w:cs="Arial"/>
+              </w:rPr>
+            </w:pPr>
             <w:r>
               <w:rPr>
+                <w:rFonts w:ascii="Arial" w:hAnsi="Arial" w:cs="Arial"/>
                 <w:sz w:val="17"/>
               </w:rPr>
               <w:t>Add WhatsApp &amp; Email fallback for login OTP verification</w:t>
@@ -2931,18 +4749,24 @@
         </w:tc>
         <w:tc>
           <w:tcPr>
-            <w:tcW w:type="dxa" w:w="1872"/>
-            <w:shd w:fill="F8FAFC"/>
+            <w:tcW w:w="1872" w:type="dxa"/>
+            <w:shd w:val="clear" w:color="auto" w:fill="F8FAFC"/>
             <w:tcMar>
               <w:top w:w="50" w:type="dxa"/>
+              <w:left w:w="80" w:type="dxa"/>
               <w:bottom w:w="50" w:type="dxa"/>
-              <w:left w:w="80" w:type="dxa"/>
               <w:right w:w="80" w:type="dxa"/>
             </w:tcMar>
           </w:tcPr>
           <w:p>
+            <w:pPr>
+              <w:rPr>
+                <w:rFonts w:ascii="Arial" w:hAnsi="Arial" w:cs="Arial"/>
+              </w:rPr>
+            </w:pPr>
             <w:r>
               <w:rPr>
+                <w:rFonts w:ascii="Arial" w:hAnsi="Arial" w:cs="Arial"/>
                 <w:sz w:val="17"/>
               </w:rPr>
               <w:t>Backend Eng</w:t>
@@ -2951,40 +4775,62 @@
         </w:tc>
         <w:tc>
           <w:tcPr>
-            <w:tcW w:type="dxa" w:w="1872"/>
-            <w:shd w:fill="F8FAFC"/>
+            <w:tcW w:w="1872" w:type="dxa"/>
+            <w:shd w:val="clear" w:color="auto" w:fill="F8FAFC"/>
             <w:tcMar>
               <w:top w:w="50" w:type="dxa"/>
+              <w:left w:w="80" w:type="dxa"/>
               <w:bottom w:w="50" w:type="dxa"/>
-              <w:left w:w="80" w:type="dxa"/>
               <w:right w:w="80" w:type="dxa"/>
             </w:tcMar>
           </w:tcPr>
           <w:p>
+            <w:pPr>
+              <w:rPr>
+                <w:rFonts w:ascii="Arial" w:hAnsi="Arial" w:cs="Arial"/>
+              </w:rPr>
+            </w:pPr>
             <w:r>
               <w:rPr>
+                <w:rFonts w:ascii="Arial" w:hAnsi="Arial" w:cs="Arial"/>
                 <w:sz w:val="17"/>
               </w:rPr>
-              <w:t>Recovers users blocked by corporate telecom SMS filtering</w:t>
+              <w:t>Recovers users blocked by corporate telecom SMS filter</w:t>
+            </w:r>
+            <w:r>
+              <w:rPr>
+                <w:rFonts w:ascii="Arial" w:hAnsi="Arial" w:cs="Arial"/>
+                <w:sz w:val="17"/>
+              </w:rPr>
+              <w:t>ing</w:t>
             </w:r>
           </w:p>
         </w:tc>
       </w:tr>
       <w:tr>
+        <w:trPr>
+          <w:jc w:val="center"/>
+        </w:trPr>
         <w:tc>
           <w:tcPr>
-            <w:tcW w:type="dxa" w:w="1872"/>
-            <w:shd w:fill="FFFFFF"/>
+            <w:tcW w:w="1872" w:type="dxa"/>
+            <w:shd w:val="clear" w:color="auto" w:fill="FFFFFF"/>
             <w:tcMar>
               <w:top w:w="50" w:type="dxa"/>
+              <w:left w:w="80" w:type="dxa"/>
               <w:bottom w:w="50" w:type="dxa"/>
-              <w:left w:w="80" w:type="dxa"/>
               <w:right w:w="80" w:type="dxa"/>
             </w:tcMar>
           </w:tcPr>
           <w:p>
+            <w:pPr>
+              <w:rPr>
+                <w:rFonts w:ascii="Arial" w:hAnsi="Arial" w:cs="Arial"/>
+              </w:rPr>
+            </w:pPr>
             <w:r>
               <w:rPr>
+                <w:rFonts w:ascii="Arial" w:hAnsi="Arial" w:cs="Arial"/>
                 <w:b/>
                 <w:color w:val="B45309"/>
                 <w:sz w:val="17"/>
@@ -2995,18 +4841,24 @@
         </w:tc>
         <w:tc>
           <w:tcPr>
-            <w:tcW w:type="dxa" w:w="1872"/>
-            <w:shd w:fill="FFFFFF"/>
+            <w:tcW w:w="1872" w:type="dxa"/>
+            <w:shd w:val="clear" w:color="auto" w:fill="FFFFFF"/>
             <w:tcMar>
               <w:top w:w="50" w:type="dxa"/>
+              <w:left w:w="80" w:type="dxa"/>
               <w:bottom w:w="50" w:type="dxa"/>
-              <w:left w:w="80" w:type="dxa"/>
               <w:right w:w="80" w:type="dxa"/>
             </w:tcMar>
           </w:tcPr>
           <w:p>
+            <w:pPr>
+              <w:rPr>
+                <w:rFonts w:ascii="Arial" w:hAnsi="Arial" w:cs="Arial"/>
+              </w:rPr>
+            </w:pPr>
             <w:r>
               <w:rPr>
+                <w:rFonts w:ascii="Arial" w:hAnsi="Arial" w:cs="Arial"/>
                 <w:sz w:val="17"/>
               </w:rPr>
               <w:t>7</w:t>
@@ -3015,18 +4867,24 @@
         </w:tc>
         <w:tc>
           <w:tcPr>
-            <w:tcW w:type="dxa" w:w="1872"/>
-            <w:shd w:fill="FFFFFF"/>
+            <w:tcW w:w="1872" w:type="dxa"/>
+            <w:shd w:val="clear" w:color="auto" w:fill="FFFFFF"/>
             <w:tcMar>
               <w:top w:w="50" w:type="dxa"/>
+              <w:left w:w="80" w:type="dxa"/>
               <w:bottom w:w="50" w:type="dxa"/>
-              <w:left w:w="80" w:type="dxa"/>
               <w:right w:w="80" w:type="dxa"/>
             </w:tcMar>
           </w:tcPr>
           <w:p>
+            <w:pPr>
+              <w:rPr>
+                <w:rFonts w:ascii="Arial" w:hAnsi="Arial" w:cs="Arial"/>
+              </w:rPr>
+            </w:pPr>
             <w:r>
               <w:rPr>
+                <w:rFonts w:ascii="Arial" w:hAnsi="Arial" w:cs="Arial"/>
                 <w:sz w:val="17"/>
               </w:rPr>
               <w:t>Add deeplink to company transport desk on auth errors</w:t>
@@ -3035,18 +4893,24 @@
         </w:tc>
         <w:tc>
           <w:tcPr>
-            <w:tcW w:type="dxa" w:w="1872"/>
-            <w:shd w:fill="FFFFFF"/>
+            <w:tcW w:w="1872" w:type="dxa"/>
+            <w:shd w:val="clear" w:color="auto" w:fill="FFFFFF"/>
             <w:tcMar>
               <w:top w:w="50" w:type="dxa"/>
+              <w:left w:w="80" w:type="dxa"/>
               <w:bottom w:w="50" w:type="dxa"/>
-              <w:left w:w="80" w:type="dxa"/>
               <w:right w:w="80" w:type="dxa"/>
             </w:tcMar>
           </w:tcPr>
           <w:p>
+            <w:pPr>
+              <w:rPr>
+                <w:rFonts w:ascii="Arial" w:hAnsi="Arial" w:cs="Arial"/>
+              </w:rPr>
+            </w:pPr>
             <w:r>
               <w:rPr>
+                <w:rFonts w:ascii="Arial" w:hAnsi="Arial" w:cs="Arial"/>
                 <w:sz w:val="17"/>
               </w:rPr>
               <w:t>Product Eng</w:t>
@@ -3055,18 +4919,24 @@
         </w:tc>
         <w:tc>
           <w:tcPr>
-            <w:tcW w:type="dxa" w:w="1872"/>
-            <w:shd w:fill="FFFFFF"/>
+            <w:tcW w:w="1872" w:type="dxa"/>
+            <w:shd w:val="clear" w:color="auto" w:fill="FFFFFF"/>
             <w:tcMar>
               <w:top w:w="50" w:type="dxa"/>
+              <w:left w:w="80" w:type="dxa"/>
               <w:bottom w:w="50" w:type="dxa"/>
-              <w:left w:w="80" w:type="dxa"/>
               <w:right w:w="80" w:type="dxa"/>
             </w:tcMar>
           </w:tcPr>
           <w:p>
+            <w:pPr>
+              <w:rPr>
+                <w:rFonts w:ascii="Arial" w:hAnsi="Arial" w:cs="Arial"/>
+              </w:rPr>
+            </w:pPr>
             <w:r>
               <w:rPr>
+                <w:rFonts w:ascii="Arial" w:hAnsi="Arial" w:cs="Arial"/>
                 <w:sz w:val="17"/>
               </w:rPr>
               <w:t>Routes enterprise auth tickets to office transport managers</w:t>
@@ -3075,20 +4945,29 @@
         </w:tc>
       </w:tr>
       <w:tr>
+        <w:trPr>
+          <w:jc w:val="center"/>
+        </w:trPr>
         <w:tc>
           <w:tcPr>
-            <w:tcW w:type="dxa" w:w="1872"/>
-            <w:shd w:fill="F8FAFC"/>
+            <w:tcW w:w="1872" w:type="dxa"/>
+            <w:shd w:val="clear" w:color="auto" w:fill="F8FAFC"/>
             <w:tcMar>
               <w:top w:w="50" w:type="dxa"/>
+              <w:left w:w="80" w:type="dxa"/>
               <w:bottom w:w="50" w:type="dxa"/>
-              <w:left w:w="80" w:type="dxa"/>
               <w:right w:w="80" w:type="dxa"/>
             </w:tcMar>
           </w:tcPr>
           <w:p>
+            <w:pPr>
+              <w:rPr>
+                <w:rFonts w:ascii="Arial" w:hAnsi="Arial" w:cs="Arial"/>
+              </w:rPr>
+            </w:pPr>
             <w:r>
               <w:rPr>
+                <w:rFonts w:ascii="Arial" w:hAnsi="Arial" w:cs="Arial"/>
                 <w:b/>
                 <w:color w:val="2563EB"/>
                 <w:sz w:val="17"/>
@@ -3099,18 +4978,24 @@
         </w:tc>
         <w:tc>
           <w:tcPr>
-            <w:tcW w:type="dxa" w:w="1872"/>
-            <w:shd w:fill="F8FAFC"/>
+            <w:tcW w:w="1872" w:type="dxa"/>
+            <w:shd w:val="clear" w:color="auto" w:fill="F8FAFC"/>
             <w:tcMar>
               <w:top w:w="50" w:type="dxa"/>
+              <w:left w:w="80" w:type="dxa"/>
               <w:bottom w:w="50" w:type="dxa"/>
-              <w:left w:w="80" w:type="dxa"/>
               <w:right w:w="80" w:type="dxa"/>
             </w:tcMar>
           </w:tcPr>
           <w:p>
+            <w:pPr>
+              <w:rPr>
+                <w:rFonts w:ascii="Arial" w:hAnsi="Arial" w:cs="Arial"/>
+              </w:rPr>
+            </w:pPr>
             <w:r>
               <w:rPr>
+                <w:rFonts w:ascii="Arial" w:hAnsi="Arial" w:cs="Arial"/>
                 <w:sz w:val="17"/>
               </w:rPr>
               <w:t>8</w:t>
@@ -3119,18 +5004,24 @@
         </w:tc>
         <w:tc>
           <w:tcPr>
-            <w:tcW w:type="dxa" w:w="1872"/>
-            <w:shd w:fill="F8FAFC"/>
+            <w:tcW w:w="1872" w:type="dxa"/>
+            <w:shd w:val="clear" w:color="auto" w:fill="F8FAFC"/>
             <w:tcMar>
               <w:top w:w="50" w:type="dxa"/>
+              <w:left w:w="80" w:type="dxa"/>
               <w:bottom w:w="50" w:type="dxa"/>
-              <w:left w:w="80" w:type="dxa"/>
               <w:right w:w="80" w:type="dxa"/>
             </w:tcMar>
           </w:tcPr>
           <w:p>
+            <w:pPr>
+              <w:rPr>
+                <w:rFonts w:ascii="Arial" w:hAnsi="Arial" w:cs="Arial"/>
+              </w:rPr>
+            </w:pPr>
             <w:r>
               <w:rPr>
+                <w:rFonts w:ascii="Arial" w:hAnsi="Arial" w:cs="Arial"/>
                 <w:sz w:val="17"/>
               </w:rPr>
               <w:t>Optimize live vehicle GPS polling &amp; ETA dynamic recalculation</w:t>
@@ -3139,18 +5030,24 @@
         </w:tc>
         <w:tc>
           <w:tcPr>
-            <w:tcW w:type="dxa" w:w="1872"/>
-            <w:shd w:fill="F8FAFC"/>
+            <w:tcW w:w="1872" w:type="dxa"/>
+            <w:shd w:val="clear" w:color="auto" w:fill="F8FAFC"/>
             <w:tcMar>
               <w:top w:w="50" w:type="dxa"/>
+              <w:left w:w="80" w:type="dxa"/>
               <w:bottom w:w="50" w:type="dxa"/>
-              <w:left w:w="80" w:type="dxa"/>
               <w:right w:w="80" w:type="dxa"/>
             </w:tcMar>
           </w:tcPr>
           <w:p>
+            <w:pPr>
+              <w:rPr>
+                <w:rFonts w:ascii="Arial" w:hAnsi="Arial" w:cs="Arial"/>
+              </w:rPr>
+            </w:pPr>
             <w:r>
               <w:rPr>
+                <w:rFonts w:ascii="Arial" w:hAnsi="Arial" w:cs="Arial"/>
                 <w:sz w:val="17"/>
               </w:rPr>
               <w:t>Backend / Geo Infra</w:t>
@@ -3159,40 +5056,62 @@
         </w:tc>
         <w:tc>
           <w:tcPr>
-            <w:tcW w:type="dxa" w:w="1872"/>
-            <w:shd w:fill="F8FAFC"/>
+            <w:tcW w:w="1872" w:type="dxa"/>
+            <w:shd w:val="clear" w:color="auto" w:fill="F8FAFC"/>
             <w:tcMar>
               <w:top w:w="50" w:type="dxa"/>
+              <w:left w:w="80" w:type="dxa"/>
               <w:bottom w:w="50" w:type="dxa"/>
-              <w:left w:w="80" w:type="dxa"/>
               <w:right w:w="80" w:type="dxa"/>
             </w:tcMar>
           </w:tcPr>
           <w:p>
+            <w:pPr>
+              <w:rPr>
+                <w:rFonts w:ascii="Arial" w:hAnsi="Arial" w:cs="Arial"/>
+              </w:rPr>
+            </w:pPr>
             <w:r>
               <w:rPr>
+                <w:rFonts w:ascii="Arial" w:hAnsi="Arial" w:cs="Arial"/>
                 <w:sz w:val="17"/>
               </w:rPr>
-              <w:t>Eliminates missed cabs caused by frozen map telemetry</w:t>
+              <w:t>Eliminates missed</w:t>
+            </w:r>
+            <w:r>
+              <w:rPr>
+                <w:rFonts w:ascii="Arial" w:hAnsi="Arial" w:cs="Arial"/>
+                <w:sz w:val="17"/>
+              </w:rPr>
+              <w:t xml:space="preserve"> cabs caused by frozen map telemetry</w:t>
             </w:r>
           </w:p>
         </w:tc>
       </w:tr>
       <w:tr>
+        <w:trPr>
+          <w:jc w:val="center"/>
+        </w:trPr>
         <w:tc>
           <w:tcPr>
-            <w:tcW w:type="dxa" w:w="1872"/>
-            <w:shd w:fill="FFFFFF"/>
+            <w:tcW w:w="1872" w:type="dxa"/>
+            <w:shd w:val="clear" w:color="auto" w:fill="FFFFFF"/>
             <w:tcMar>
               <w:top w:w="50" w:type="dxa"/>
+              <w:left w:w="80" w:type="dxa"/>
               <w:bottom w:w="50" w:type="dxa"/>
-              <w:left w:w="80" w:type="dxa"/>
               <w:right w:w="80" w:type="dxa"/>
             </w:tcMar>
           </w:tcPr>
           <w:p>
+            <w:pPr>
+              <w:rPr>
+                <w:rFonts w:ascii="Arial" w:hAnsi="Arial" w:cs="Arial"/>
+              </w:rPr>
+            </w:pPr>
             <w:r>
               <w:rPr>
+                <w:rFonts w:ascii="Arial" w:hAnsi="Arial" w:cs="Arial"/>
                 <w:b/>
                 <w:color w:val="2563EB"/>
                 <w:sz w:val="17"/>
@@ -3203,18 +5122,24 @@
         </w:tc>
         <w:tc>
           <w:tcPr>
-            <w:tcW w:type="dxa" w:w="1872"/>
-            <w:shd w:fill="FFFFFF"/>
+            <w:tcW w:w="1872" w:type="dxa"/>
+            <w:shd w:val="clear" w:color="auto" w:fill="FFFFFF"/>
             <w:tcMar>
               <w:top w:w="50" w:type="dxa"/>
+              <w:left w:w="80" w:type="dxa"/>
               <w:bottom w:w="50" w:type="dxa"/>
-              <w:left w:w="80" w:type="dxa"/>
               <w:right w:w="80" w:type="dxa"/>
             </w:tcMar>
           </w:tcPr>
           <w:p>
+            <w:pPr>
+              <w:rPr>
+                <w:rFonts w:ascii="Arial" w:hAnsi="Arial" w:cs="Arial"/>
+              </w:rPr>
+            </w:pPr>
             <w:r>
               <w:rPr>
+                <w:rFonts w:ascii="Arial" w:hAnsi="Arial" w:cs="Arial"/>
                 <w:sz w:val="17"/>
               </w:rPr>
               <w:t>9</w:t>
@@ -3223,18 +5148,24 @@
         </w:tc>
         <w:tc>
           <w:tcPr>
-            <w:tcW w:type="dxa" w:w="1872"/>
-            <w:shd w:fill="FFFFFF"/>
+            <w:tcW w:w="1872" w:type="dxa"/>
+            <w:shd w:val="clear" w:color="auto" w:fill="FFFFFF"/>
             <w:tcMar>
               <w:top w:w="50" w:type="dxa"/>
+              <w:left w:w="80" w:type="dxa"/>
               <w:bottom w:w="50" w:type="dxa"/>
-              <w:left w:w="80" w:type="dxa"/>
               <w:right w:w="80" w:type="dxa"/>
             </w:tcMar>
           </w:tcPr>
           <w:p>
+            <w:pPr>
+              <w:rPr>
+                <w:rFonts w:ascii="Arial" w:hAnsi="Arial" w:cs="Arial"/>
+              </w:rPr>
+            </w:pPr>
             <w:r>
               <w:rPr>
+                <w:rFonts w:ascii="Arial" w:hAnsi="Arial" w:cs="Arial"/>
                 <w:sz w:val="17"/>
               </w:rPr>
               <w:t>Cache active trip details &amp; driver QR pass in local SQLite</w:t>
@@ -3243,18 +5174,24 @@
         </w:tc>
         <w:tc>
           <w:tcPr>
-            <w:tcW w:type="dxa" w:w="1872"/>
-            <w:shd w:fill="FFFFFF"/>
+            <w:tcW w:w="1872" w:type="dxa"/>
+            <w:shd w:val="clear" w:color="auto" w:fill="FFFFFF"/>
             <w:tcMar>
               <w:top w:w="50" w:type="dxa"/>
+              <w:left w:w="80" w:type="dxa"/>
               <w:bottom w:w="50" w:type="dxa"/>
-              <w:left w:w="80" w:type="dxa"/>
               <w:right w:w="80" w:type="dxa"/>
             </w:tcMar>
           </w:tcPr>
           <w:p>
+            <w:pPr>
+              <w:rPr>
+                <w:rFonts w:ascii="Arial" w:hAnsi="Arial" w:cs="Arial"/>
+              </w:rPr>
+            </w:pPr>
             <w:r>
               <w:rPr>
+                <w:rFonts w:ascii="Arial" w:hAnsi="Arial" w:cs="Arial"/>
                 <w:sz w:val="17"/>
               </w:rPr>
               <w:t>Mobile Eng</w:t>
@@ -3263,18 +5200,24 @@
         </w:tc>
         <w:tc>
           <w:tcPr>
-            <w:tcW w:type="dxa" w:w="1872"/>
-            <w:shd w:fill="FFFFFF"/>
+            <w:tcW w:w="1872" w:type="dxa"/>
+            <w:shd w:val="clear" w:color="auto" w:fill="FFFFFF"/>
             <w:tcMar>
               <w:top w:w="50" w:type="dxa"/>
+              <w:left w:w="80" w:type="dxa"/>
               <w:bottom w:w="50" w:type="dxa"/>
-              <w:left w:w="80" w:type="dxa"/>
               <w:right w:w="80" w:type="dxa"/>
             </w:tcMar>
           </w:tcPr>
           <w:p>
+            <w:pPr>
+              <w:rPr>
+                <w:rFonts w:ascii="Arial" w:hAnsi="Arial" w:cs="Arial"/>
+              </w:rPr>
+            </w:pPr>
             <w:r>
               <w:rPr>
+                <w:rFonts w:ascii="Arial" w:hAnsi="Arial" w:cs="Arial"/>
                 <w:sz w:val="17"/>
               </w:rPr>
               <w:t>Enables seamless boarding in basement parking &amp; metro stations</w:t>
@@ -3283,20 +5226,29 @@
         </w:tc>
       </w:tr>
       <w:tr>
+        <w:trPr>
+          <w:jc w:val="center"/>
+        </w:trPr>
         <w:tc>
           <w:tcPr>
-            <w:tcW w:type="dxa" w:w="1872"/>
-            <w:shd w:fill="F8FAFC"/>
+            <w:tcW w:w="1872" w:type="dxa"/>
+            <w:shd w:val="clear" w:color="auto" w:fill="F8FAFC"/>
             <w:tcMar>
               <w:top w:w="50" w:type="dxa"/>
+              <w:left w:w="80" w:type="dxa"/>
               <w:bottom w:w="50" w:type="dxa"/>
-              <w:left w:w="80" w:type="dxa"/>
               <w:right w:w="80" w:type="dxa"/>
             </w:tcMar>
           </w:tcPr>
           <w:p>
+            <w:pPr>
+              <w:rPr>
+                <w:rFonts w:ascii="Arial" w:hAnsi="Arial" w:cs="Arial"/>
+              </w:rPr>
+            </w:pPr>
             <w:r>
               <w:rPr>
+                <w:rFonts w:ascii="Arial" w:hAnsi="Arial" w:cs="Arial"/>
                 <w:b/>
                 <w:color w:val="2563EB"/>
                 <w:sz w:val="17"/>
@@ -3307,18 +5259,24 @@
         </w:tc>
         <w:tc>
           <w:tcPr>
-            <w:tcW w:type="dxa" w:w="1872"/>
-            <w:shd w:fill="F8FAFC"/>
+            <w:tcW w:w="1872" w:type="dxa"/>
+            <w:shd w:val="clear" w:color="auto" w:fill="F8FAFC"/>
             <w:tcMar>
               <w:top w:w="50" w:type="dxa"/>
+              <w:left w:w="80" w:type="dxa"/>
               <w:bottom w:w="50" w:type="dxa"/>
-              <w:left w:w="80" w:type="dxa"/>
               <w:right w:w="80" w:type="dxa"/>
             </w:tcMar>
           </w:tcPr>
           <w:p>
+            <w:pPr>
+              <w:rPr>
+                <w:rFonts w:ascii="Arial" w:hAnsi="Arial" w:cs="Arial"/>
+              </w:rPr>
+            </w:pPr>
             <w:r>
               <w:rPr>
+                <w:rFonts w:ascii="Arial" w:hAnsi="Arial" w:cs="Arial"/>
                 <w:sz w:val="17"/>
               </w:rPr>
               <w:t>10</w:t>
@@ -3327,38 +5285,57 @@
         </w:tc>
         <w:tc>
           <w:tcPr>
-            <w:tcW w:type="dxa" w:w="1872"/>
-            <w:shd w:fill="F8FAFC"/>
+            <w:tcW w:w="1872" w:type="dxa"/>
+            <w:shd w:val="clear" w:color="auto" w:fill="F8FAFC"/>
             <w:tcMar>
               <w:top w:w="50" w:type="dxa"/>
+              <w:left w:w="80" w:type="dxa"/>
               <w:bottom w:w="50" w:type="dxa"/>
-              <w:left w:w="80" w:type="dxa"/>
               <w:right w:w="80" w:type="dxa"/>
             </w:tcMar>
           </w:tcPr>
           <w:p>
+            <w:pPr>
+              <w:rPr>
+                <w:rFonts w:ascii="Arial" w:hAnsi="Arial" w:cs="Arial"/>
+              </w:rPr>
+            </w:pPr>
             <w:r>
               <w:rPr>
+                <w:rFonts w:ascii="Arial" w:hAnsi="Arial" w:cs="Arial"/>
                 <w:sz w:val="17"/>
               </w:rPr>
-              <w:t>Implement Release Quality Gate: halt rollout if low-star share &gt;20%</w:t>
+              <w:t xml:space="preserve">Implement Release Quality Gate: halt rollout if low-star </w:t>
+            </w:r>
+            <w:r>
+              <w:rPr>
+                <w:rFonts w:ascii="Arial" w:hAnsi="Arial" w:cs="Arial"/>
+                <w:sz w:val="17"/>
+              </w:rPr>
+              <w:t>share &gt;20%</w:t>
             </w:r>
           </w:p>
         </w:tc>
         <w:tc>
           <w:tcPr>
-            <w:tcW w:type="dxa" w:w="1872"/>
-            <w:shd w:fill="F8FAFC"/>
+            <w:tcW w:w="1872" w:type="dxa"/>
+            <w:shd w:val="clear" w:color="auto" w:fill="F8FAFC"/>
             <w:tcMar>
               <w:top w:w="50" w:type="dxa"/>
+              <w:left w:w="80" w:type="dxa"/>
               <w:bottom w:w="50" w:type="dxa"/>
-              <w:left w:w="80" w:type="dxa"/>
               <w:right w:w="80" w:type="dxa"/>
             </w:tcMar>
           </w:tcPr>
           <w:p>
+            <w:pPr>
+              <w:rPr>
+                <w:rFonts w:ascii="Arial" w:hAnsi="Arial" w:cs="Arial"/>
+              </w:rPr>
+            </w:pPr>
             <w:r>
               <w:rPr>
+                <w:rFonts w:ascii="Arial" w:hAnsi="Arial" w:cs="Arial"/>
                 <w:sz w:val="17"/>
               </w:rPr>
               <w:t>DevOps / Release</w:t>
@@ -3367,18 +5344,24 @@
         </w:tc>
         <w:tc>
           <w:tcPr>
-            <w:tcW w:type="dxa" w:w="1872"/>
-            <w:shd w:fill="F8FAFC"/>
+            <w:tcW w:w="1872" w:type="dxa"/>
+            <w:shd w:val="clear" w:color="auto" w:fill="F8FAFC"/>
             <w:tcMar>
               <w:top w:w="50" w:type="dxa"/>
+              <w:left w:w="80" w:type="dxa"/>
               <w:bottom w:w="50" w:type="dxa"/>
-              <w:left w:w="80" w:type="dxa"/>
               <w:right w:w="80" w:type="dxa"/>
             </w:tcMar>
           </w:tcPr>
           <w:p>
+            <w:pPr>
+              <w:rPr>
+                <w:rFonts w:ascii="Arial" w:hAnsi="Arial" w:cs="Arial"/>
+              </w:rPr>
+            </w:pPr>
             <w:r>
               <w:rPr>
+                <w:rFonts w:ascii="Arial" w:hAnsi="Arial" w:cs="Arial"/>
                 <w:sz w:val="17"/>
               </w:rPr>
               <w:t>Stops buggy releases from ever reaching 100% user rollout</w:t>
@@ -3387,20 +5370,29 @@
         </w:tc>
       </w:tr>
       <w:tr>
+        <w:trPr>
+          <w:jc w:val="center"/>
+        </w:trPr>
         <w:tc>
           <w:tcPr>
-            <w:tcW w:type="dxa" w:w="1872"/>
-            <w:shd w:fill="FFFFFF"/>
+            <w:tcW w:w="1872" w:type="dxa"/>
+            <w:shd w:val="clear" w:color="auto" w:fill="FFFFFF"/>
             <w:tcMar>
               <w:top w:w="50" w:type="dxa"/>
+              <w:left w:w="80" w:type="dxa"/>
               <w:bottom w:w="50" w:type="dxa"/>
-              <w:left w:w="80" w:type="dxa"/>
               <w:right w:w="80" w:type="dxa"/>
             </w:tcMar>
           </w:tcPr>
           <w:p>
+            <w:pPr>
+              <w:rPr>
+                <w:rFonts w:ascii="Arial" w:hAnsi="Arial" w:cs="Arial"/>
+              </w:rPr>
+            </w:pPr>
             <w:r>
               <w:rPr>
+                <w:rFonts w:ascii="Arial" w:hAnsi="Arial" w:cs="Arial"/>
                 <w:b/>
                 <w:color w:val="2563EB"/>
                 <w:sz w:val="17"/>
@@ -3411,18 +5403,24 @@
         </w:tc>
         <w:tc>
           <w:tcPr>
-            <w:tcW w:type="dxa" w:w="1872"/>
-            <w:shd w:fill="FFFFFF"/>
+            <w:tcW w:w="1872" w:type="dxa"/>
+            <w:shd w:val="clear" w:color="auto" w:fill="FFFFFF"/>
             <w:tcMar>
               <w:top w:w="50" w:type="dxa"/>
+              <w:left w:w="80" w:type="dxa"/>
               <w:bottom w:w="50" w:type="dxa"/>
-              <w:left w:w="80" w:type="dxa"/>
               <w:right w:w="80" w:type="dxa"/>
             </w:tcMar>
           </w:tcPr>
           <w:p>
+            <w:pPr>
+              <w:rPr>
+                <w:rFonts w:ascii="Arial" w:hAnsi="Arial" w:cs="Arial"/>
+              </w:rPr>
+            </w:pPr>
             <w:r>
               <w:rPr>
+                <w:rFonts w:ascii="Arial" w:hAnsi="Arial" w:cs="Arial"/>
                 <w:sz w:val="17"/>
               </w:rPr>
               <w:t>11</w:t>
@@ -3431,18 +5429,24 @@
         </w:tc>
         <w:tc>
           <w:tcPr>
-            <w:tcW w:type="dxa" w:w="1872"/>
-            <w:shd w:fill="FFFFFF"/>
+            <w:tcW w:w="1872" w:type="dxa"/>
+            <w:shd w:val="clear" w:color="auto" w:fill="FFFFFF"/>
             <w:tcMar>
               <w:top w:w="50" w:type="dxa"/>
+              <w:left w:w="80" w:type="dxa"/>
               <w:bottom w:w="50" w:type="dxa"/>
-              <w:left w:w="80" w:type="dxa"/>
               <w:right w:w="80" w:type="dxa"/>
             </w:tcMar>
           </w:tcPr>
           <w:p>
+            <w:pPr>
+              <w:rPr>
+                <w:rFonts w:ascii="Arial" w:hAnsi="Arial" w:cs="Arial"/>
+              </w:rPr>
+            </w:pPr>
             <w:r>
               <w:rPr>
+                <w:rFonts w:ascii="Arial" w:hAnsi="Arial" w:cs="Arial"/>
                 <w:sz w:val="17"/>
               </w:rPr>
               <w:t>Automate daily Play Store pulse ingestion &amp; alerting</w:t>
@@ -3451,18 +5455,24 @@
         </w:tc>
         <w:tc>
           <w:tcPr>
-            <w:tcW w:type="dxa" w:w="1872"/>
-            <w:shd w:fill="FFFFFF"/>
+            <w:tcW w:w="1872" w:type="dxa"/>
+            <w:shd w:val="clear" w:color="auto" w:fill="FFFFFF"/>
             <w:tcMar>
               <w:top w:w="50" w:type="dxa"/>
+              <w:left w:w="80" w:type="dxa"/>
               <w:bottom w:w="50" w:type="dxa"/>
-              <w:left w:w="80" w:type="dxa"/>
               <w:right w:w="80" w:type="dxa"/>
             </w:tcMar>
           </w:tcPr>
           <w:p>
+            <w:pPr>
+              <w:rPr>
+                <w:rFonts w:ascii="Arial" w:hAnsi="Arial" w:cs="Arial"/>
+              </w:rPr>
+            </w:pPr>
             <w:r>
               <w:rPr>
+                <w:rFonts w:ascii="Arial" w:hAnsi="Arial" w:cs="Arial"/>
                 <w:sz w:val="17"/>
               </w:rPr>
               <w:t>Data Eng / Ops</w:t>
@@ -3471,18 +5481,24 @@
         </w:tc>
         <w:tc>
           <w:tcPr>
-            <w:tcW w:type="dxa" w:w="1872"/>
-            <w:shd w:fill="FFFFFF"/>
+            <w:tcW w:w="1872" w:type="dxa"/>
+            <w:shd w:val="clear" w:color="auto" w:fill="FFFFFF"/>
             <w:tcMar>
               <w:top w:w="50" w:type="dxa"/>
+              <w:left w:w="80" w:type="dxa"/>
               <w:bottom w:w="50" w:type="dxa"/>
-              <w:left w:w="80" w:type="dxa"/>
               <w:right w:w="80" w:type="dxa"/>
             </w:tcMar>
           </w:tcPr>
           <w:p>
+            <w:pPr>
+              <w:rPr>
+                <w:rFonts w:ascii="Arial" w:hAnsi="Arial" w:cs="Arial"/>
+              </w:rPr>
+            </w:pPr>
             <w:r>
               <w:rPr>
+                <w:rFonts w:ascii="Arial" w:hAnsi="Arial" w:cs="Arial"/>
                 <w:sz w:val="17"/>
               </w:rPr>
               <w:t>Provides continuous, automated answers to 'how are our ratings?'</w:t>
@@ -3491,28 +5507,59 @@
         </w:tc>
       </w:tr>
     </w:tbl>
-    <w:p/>
+    <w:p>
+      <w:pPr>
+        <w:rPr>
+          <w:rFonts w:ascii="Arial" w:hAnsi="Arial" w:cs="Arial"/>
+        </w:rPr>
+      </w:pPr>
+    </w:p>
     <w:p>
       <w:pPr>
         <w:pStyle w:val="Heading1"/>
+        <w:rPr>
+          <w:rFonts w:ascii="Arial" w:hAnsi="Arial" w:cs="Arial"/>
+        </w:rPr>
       </w:pPr>
       <w:r>
         <w:rPr>
+          <w:rFonts w:ascii="Arial" w:hAnsi="Arial" w:cs="Arial"/>
           <w:color w:val="0F172A"/>
         </w:rPr>
-        <w:t>6. Methodology, Tools &amp; Technical Architecture</w:t>
+        <w:t xml:space="preserve">6. Methodology, </w:t>
+      </w:r>
+      <w:r>
+        <w:rPr>
+          <w:rFonts w:ascii="Arial" w:hAnsi="Arial" w:cs="Arial"/>
+          <w:color w:val="0F172A"/>
+        </w:rPr>
+        <w:t>Tools &amp; Technical Architecture</w:t>
       </w:r>
     </w:p>
     <w:p>
+      <w:pPr>
+        <w:rPr>
+          <w:rFonts w:ascii="Arial" w:hAnsi="Arial" w:cs="Arial"/>
+        </w:rPr>
+      </w:pPr>
       <w:r>
-        <w:t>In accordance with the prompt guidelines ('We haven't prepared any data for you. Everything you need is publicly available. Use any tools you like, AI included.'), a fully autonomous, data-grounded intelligence pipeline was built from scratch:</w:t>
+        <w:rPr>
+          <w:rFonts w:ascii="Arial" w:hAnsi="Arial" w:cs="Arial"/>
+        </w:rPr>
+        <w:t>In accordance with the prompt guidelines ('We haven't prepared any data for you. Everything you need is publicly available. Use any tools you like, AI included.'), a fully autonomous, data-grounded intelligence pipeline was b</w:t>
+      </w:r>
+      <w:r>
+        <w:rPr>
+          <w:rFonts w:ascii="Arial" w:hAnsi="Arial" w:cs="Arial"/>
+        </w:rPr>
+        <w:t>uilt from scratch:</w:t>
       </w:r>
     </w:p>
     <w:tbl>
       <w:tblPr>
-        <w:tblW w:type="auto" w:w="0"/>
+        <w:tblW w:w="0" w:type="auto"/>
         <w:jc w:val="center"/>
-        <w:tblLook w:firstColumn="1" w:firstRow="1" w:lastColumn="0" w:lastRow="0" w:noHBand="0" w:noVBand="1" w:val="04A0"/>
+        <w:tblLook w:val="04A0"/>
       </w:tblPr>
       <w:tblGrid>
         <w:gridCol w:w="3120"/>
@@ -3520,20 +5567,29 @@
         <w:gridCol w:w="3120"/>
       </w:tblGrid>
       <w:tr>
+        <w:trPr>
+          <w:jc w:val="center"/>
+        </w:trPr>
         <w:tc>
           <w:tcPr>
-            <w:tcW w:type="dxa" w:w="3120"/>
-            <w:shd w:fill="1E293B"/>
+            <w:tcW w:w="3120" w:type="dxa"/>
+            <w:shd w:val="clear" w:color="auto" w:fill="1E293B"/>
             <w:tcMar>
               <w:top w:w="60" w:type="dxa"/>
+              <w:left w:w="100" w:type="dxa"/>
               <w:bottom w:w="60" w:type="dxa"/>
-              <w:left w:w="100" w:type="dxa"/>
               <w:right w:w="100" w:type="dxa"/>
             </w:tcMar>
           </w:tcPr>
           <w:p>
+            <w:pPr>
+              <w:rPr>
+                <w:rFonts w:ascii="Arial" w:hAnsi="Arial" w:cs="Arial"/>
+              </w:rPr>
+            </w:pPr>
             <w:r>
               <w:rPr>
+                <w:rFonts w:ascii="Arial" w:hAnsi="Arial" w:cs="Arial"/>
                 <w:b/>
                 <w:color w:val="FFFFFF"/>
               </w:rPr>
@@ -3543,18 +5599,24 @@
         </w:tc>
         <w:tc>
           <w:tcPr>
-            <w:tcW w:type="dxa" w:w="3120"/>
-            <w:shd w:fill="1E293B"/>
+            <w:tcW w:w="3120" w:type="dxa"/>
+            <w:shd w:val="clear" w:color="auto" w:fill="1E293B"/>
             <w:tcMar>
               <w:top w:w="60" w:type="dxa"/>
+              <w:left w:w="100" w:type="dxa"/>
               <w:bottom w:w="60" w:type="dxa"/>
-              <w:left w:w="100" w:type="dxa"/>
               <w:right w:w="100" w:type="dxa"/>
             </w:tcMar>
           </w:tcPr>
           <w:p>
+            <w:pPr>
+              <w:rPr>
+                <w:rFonts w:ascii="Arial" w:hAnsi="Arial" w:cs="Arial"/>
+              </w:rPr>
+            </w:pPr>
             <w:r>
               <w:rPr>
+                <w:rFonts w:ascii="Arial" w:hAnsi="Arial" w:cs="Arial"/>
                 <w:b/>
                 <w:color w:val="FFFFFF"/>
               </w:rPr>
@@ -3564,18 +5626,24 @@
         </w:tc>
         <w:tc>
           <w:tcPr>
-            <w:tcW w:type="dxa" w:w="3120"/>
-            <w:shd w:fill="1E293B"/>
+            <w:tcW w:w="3120" w:type="dxa"/>
+            <w:shd w:val="clear" w:color="auto" w:fill="1E293B"/>
             <w:tcMar>
               <w:top w:w="60" w:type="dxa"/>
+              <w:left w:w="100" w:type="dxa"/>
               <w:bottom w:w="60" w:type="dxa"/>
-              <w:left w:w="100" w:type="dxa"/>
               <w:right w:w="100" w:type="dxa"/>
             </w:tcMar>
           </w:tcPr>
           <w:p>
+            <w:pPr>
+              <w:rPr>
+                <w:rFonts w:ascii="Arial" w:hAnsi="Arial" w:cs="Arial"/>
+              </w:rPr>
+            </w:pPr>
             <w:r>
               <w:rPr>
+                <w:rFonts w:ascii="Arial" w:hAnsi="Arial" w:cs="Arial"/>
                 <w:b/>
                 <w:color w:val="FFFFFF"/>
               </w:rPr>
@@ -3585,20 +5653,29 @@
         </w:tc>
       </w:tr>
       <w:tr>
+        <w:trPr>
+          <w:jc w:val="center"/>
+        </w:trPr>
         <w:tc>
           <w:tcPr>
-            <w:tcW w:type="dxa" w:w="3120"/>
-            <w:shd w:fill="FFFFFF"/>
+            <w:tcW w:w="3120" w:type="dxa"/>
+            <w:shd w:val="clear" w:color="auto" w:fill="FFFFFF"/>
             <w:tcMar>
               <w:top w:w="50" w:type="dxa"/>
+              <w:left w:w="100" w:type="dxa"/>
               <w:bottom w:w="50" w:type="dxa"/>
-              <w:left w:w="100" w:type="dxa"/>
               <w:right w:w="100" w:type="dxa"/>
             </w:tcMar>
           </w:tcPr>
           <w:p>
+            <w:pPr>
+              <w:rPr>
+                <w:rFonts w:ascii="Arial" w:hAnsi="Arial" w:cs="Arial"/>
+              </w:rPr>
+            </w:pPr>
             <w:r>
               <w:rPr>
+                <w:rFonts w:ascii="Arial" w:hAnsi="Arial" w:cs="Arial"/>
                 <w:b/>
                 <w:sz w:val="17"/>
               </w:rPr>
@@ -3608,18 +5685,24 @@
         </w:tc>
         <w:tc>
           <w:tcPr>
-            <w:tcW w:type="dxa" w:w="3120"/>
-            <w:shd w:fill="FFFFFF"/>
+            <w:tcW w:w="3120" w:type="dxa"/>
+            <w:shd w:val="clear" w:color="auto" w:fill="FFFFFF"/>
             <w:tcMar>
               <w:top w:w="50" w:type="dxa"/>
+              <w:left w:w="100" w:type="dxa"/>
               <w:bottom w:w="50" w:type="dxa"/>
-              <w:left w:w="100" w:type="dxa"/>
               <w:right w:w="100" w:type="dxa"/>
             </w:tcMar>
           </w:tcPr>
           <w:p>
+            <w:pPr>
+              <w:rPr>
+                <w:rFonts w:ascii="Arial" w:hAnsi="Arial" w:cs="Arial"/>
+              </w:rPr>
+            </w:pPr>
             <w:r>
               <w:rPr>
+                <w:rFonts w:ascii="Arial" w:hAnsi="Arial" w:cs="Arial"/>
                 <w:sz w:val="17"/>
               </w:rPr>
               <w:t>google-play-scraper (npm)</w:t>
@@ -3628,18 +5711,24 @@
         </w:tc>
         <w:tc>
           <w:tcPr>
-            <w:tcW w:type="dxa" w:w="3120"/>
-            <w:shd w:fill="FFFFFF"/>
+            <w:tcW w:w="3120" w:type="dxa"/>
+            <w:shd w:val="clear" w:color="auto" w:fill="FFFFFF"/>
             <w:tcMar>
               <w:top w:w="50" w:type="dxa"/>
+              <w:left w:w="100" w:type="dxa"/>
               <w:bottom w:w="50" w:type="dxa"/>
-              <w:left w:w="100" w:type="dxa"/>
               <w:right w:w="100" w:type="dxa"/>
             </w:tcMar>
           </w:tcPr>
           <w:p>
+            <w:pPr>
+              <w:rPr>
+                <w:rFonts w:ascii="Arial" w:hAnsi="Arial" w:cs="Arial"/>
+              </w:rPr>
+            </w:pPr>
             <w:r>
               <w:rPr>
+                <w:rFonts w:ascii="Arial" w:hAnsi="Arial" w:cs="Arial"/>
                 <w:sz w:val="17"/>
               </w:rPr>
               <w:t>Extracts public reviews, version metadata, helpfulness upvotes, and developer reply statuses directly from Google Play</w:t>
@@ -3648,20 +5737,29 @@
         </w:tc>
       </w:tr>
       <w:tr>
+        <w:trPr>
+          <w:jc w:val="center"/>
+        </w:trPr>
         <w:tc>
           <w:tcPr>
-            <w:tcW w:type="dxa" w:w="3120"/>
-            <w:shd w:fill="F8FAFC"/>
+            <w:tcW w:w="3120" w:type="dxa"/>
+            <w:shd w:val="clear" w:color="auto" w:fill="F8FAFC"/>
             <w:tcMar>
               <w:top w:w="50" w:type="dxa"/>
+              <w:left w:w="100" w:type="dxa"/>
               <w:bottom w:w="50" w:type="dxa"/>
-              <w:left w:w="100" w:type="dxa"/>
               <w:right w:w="100" w:type="dxa"/>
             </w:tcMar>
           </w:tcPr>
           <w:p>
+            <w:pPr>
+              <w:rPr>
+                <w:rFonts w:ascii="Arial" w:hAnsi="Arial" w:cs="Arial"/>
+              </w:rPr>
+            </w:pPr>
             <w:r>
               <w:rPr>
+                <w:rFonts w:ascii="Arial" w:hAnsi="Arial" w:cs="Arial"/>
                 <w:b/>
                 <w:sz w:val="17"/>
               </w:rPr>
@@ -3671,18 +5769,24 @@
         </w:tc>
         <w:tc>
           <w:tcPr>
-            <w:tcW w:type="dxa" w:w="3120"/>
-            <w:shd w:fill="F8FAFC"/>
+            <w:tcW w:w="3120" w:type="dxa"/>
+            <w:shd w:val="clear" w:color="auto" w:fill="F8FAFC"/>
             <w:tcMar>
               <w:top w:w="50" w:type="dxa"/>
+              <w:left w:w="100" w:type="dxa"/>
               <w:bottom w:w="50" w:type="dxa"/>
-              <w:left w:w="100" w:type="dxa"/>
               <w:right w:w="100" w:type="dxa"/>
             </w:tcMar>
           </w:tcPr>
           <w:p>
+            <w:pPr>
+              <w:rPr>
+                <w:rFonts w:ascii="Arial" w:hAnsi="Arial" w:cs="Arial"/>
+              </w:rPr>
+            </w:pPr>
             <w:r>
               <w:rPr>
+                <w:rFonts w:ascii="Arial" w:hAnsi="Arial" w:cs="Arial"/>
                 <w:sz w:val="17"/>
               </w:rPr>
               <w:t>Node.js v22 &amp; Express</w:t>
@@ -3691,18 +5795,24 @@
         </w:tc>
         <w:tc>
           <w:tcPr>
-            <w:tcW w:type="dxa" w:w="3120"/>
-            <w:shd w:fill="F8FAFC"/>
+            <w:tcW w:w="3120" w:type="dxa"/>
+            <w:shd w:val="clear" w:color="auto" w:fill="F8FAFC"/>
             <w:tcMar>
               <w:top w:w="50" w:type="dxa"/>
+              <w:left w:w="100" w:type="dxa"/>
               <w:bottom w:w="50" w:type="dxa"/>
-              <w:left w:w="100" w:type="dxa"/>
               <w:right w:w="100" w:type="dxa"/>
             </w:tcMar>
           </w:tcPr>
           <w:p>
+            <w:pPr>
+              <w:rPr>
+                <w:rFonts w:ascii="Arial" w:hAnsi="Arial" w:cs="Arial"/>
+              </w:rPr>
+            </w:pPr>
             <w:r>
               <w:rPr>
+                <w:rFonts w:ascii="Arial" w:hAnsi="Arial" w:cs="Arial"/>
                 <w:sz w:val="17"/>
               </w:rPr>
               <w:t>Proxies requests to avoid browser CORS restrictions, manages date-window pagination, and enforces a 10-minute caching layer</w:t>
@@ -3711,20 +5821,29 @@
         </w:tc>
       </w:tr>
       <w:tr>
+        <w:trPr>
+          <w:jc w:val="center"/>
+        </w:trPr>
         <w:tc>
           <w:tcPr>
-            <w:tcW w:type="dxa" w:w="3120"/>
-            <w:shd w:fill="FFFFFF"/>
+            <w:tcW w:w="3120" w:type="dxa"/>
+            <w:shd w:val="clear" w:color="auto" w:fill="FFFFFF"/>
             <w:tcMar>
               <w:top w:w="50" w:type="dxa"/>
+              <w:left w:w="100" w:type="dxa"/>
               <w:bottom w:w="50" w:type="dxa"/>
-              <w:left w:w="100" w:type="dxa"/>
               <w:right w:w="100" w:type="dxa"/>
             </w:tcMar>
           </w:tcPr>
           <w:p>
+            <w:pPr>
+              <w:rPr>
+                <w:rFonts w:ascii="Arial" w:hAnsi="Arial" w:cs="Arial"/>
+              </w:rPr>
+            </w:pPr>
             <w:r>
               <w:rPr>
+                <w:rFonts w:ascii="Arial" w:hAnsi="Arial" w:cs="Arial"/>
                 <w:b/>
                 <w:sz w:val="17"/>
               </w:rPr>
@@ -3734,81 +5853,133 @@
         </w:tc>
         <w:tc>
           <w:tcPr>
-            <w:tcW w:type="dxa" w:w="3120"/>
-            <w:shd w:fill="FFFFFF"/>
+            <w:tcW w:w="3120" w:type="dxa"/>
+            <w:shd w:val="clear" w:color="auto" w:fill="FFFFFF"/>
             <w:tcMar>
               <w:top w:w="50" w:type="dxa"/>
+              <w:left w:w="100" w:type="dxa"/>
               <w:bottom w:w="50" w:type="dxa"/>
-              <w:left w:w="100" w:type="dxa"/>
               <w:right w:w="100" w:type="dxa"/>
             </w:tcMar>
           </w:tcPr>
           <w:p>
+            <w:pPr>
+              <w:rPr>
+                <w:rFonts w:ascii="Arial" w:hAnsi="Arial" w:cs="Arial"/>
+              </w:rPr>
+            </w:pPr>
             <w:r>
               <w:rPr>
+                <w:rFonts w:ascii="Arial" w:hAnsi="Arial" w:cs="Arial"/>
                 <w:sz w:val="17"/>
               </w:rPr>
-              <w:t>Vanilla HTML5 / Modern CSS / ES Modules</w:t>
+              <w:t xml:space="preserve">Vanilla HTML5 / Modern CSS / ES </w:t>
+            </w:r>
+            <w:r>
+              <w:rPr>
+                <w:rFonts w:ascii="Arial" w:hAnsi="Arial" w:cs="Arial"/>
+                <w:sz w:val="17"/>
+              </w:rPr>
+              <w:lastRenderedPageBreak/>
+              <w:t>Modules</w:t>
             </w:r>
           </w:p>
         </w:tc>
         <w:tc>
           <w:tcPr>
-            <w:tcW w:type="dxa" w:w="3120"/>
-            <w:shd w:fill="FFFFFF"/>
+            <w:tcW w:w="3120" w:type="dxa"/>
+            <w:shd w:val="clear" w:color="auto" w:fill="FFFFFF"/>
             <w:tcMar>
               <w:top w:w="50" w:type="dxa"/>
+              <w:left w:w="100" w:type="dxa"/>
               <w:bottom w:w="50" w:type="dxa"/>
-              <w:left w:w="100" w:type="dxa"/>
               <w:right w:w="100" w:type="dxa"/>
             </w:tcMar>
           </w:tcPr>
           <w:p>
+            <w:pPr>
+              <w:rPr>
+                <w:rFonts w:ascii="Arial" w:hAnsi="Arial" w:cs="Arial"/>
+              </w:rPr>
+            </w:pPr>
             <w:r>
               <w:rPr>
+                <w:rFonts w:ascii="Arial" w:hAnsi="Arial" w:cs="Arial"/>
                 <w:sz w:val="17"/>
               </w:rPr>
-              <w:t>Executive light-mode interface displaying Alarm Banner, KPIs, Prioritised Plan, Donut Chart, and Version Health (no heavy framework required)</w:t>
+              <w:lastRenderedPageBreak/>
+              <w:t xml:space="preserve">Executive light-mode interface displaying Alarm </w:t>
+            </w:r>
+            <w:r>
+              <w:rPr>
+                <w:rFonts w:ascii="Arial" w:hAnsi="Arial" w:cs="Arial"/>
+                <w:sz w:val="17"/>
+              </w:rPr>
+              <w:t xml:space="preserve">Banner, KPIs, </w:t>
+            </w:r>
+            <w:r>
+              <w:rPr>
+                <w:rFonts w:ascii="Arial" w:hAnsi="Arial" w:cs="Arial"/>
+                <w:sz w:val="17"/>
+              </w:rPr>
+              <w:lastRenderedPageBreak/>
+              <w:t>Prioritised Plan, Donut Chart, and Version Health (no heavy framework required)</w:t>
             </w:r>
           </w:p>
         </w:tc>
       </w:tr>
       <w:tr>
+        <w:trPr>
+          <w:jc w:val="center"/>
+        </w:trPr>
         <w:tc>
           <w:tcPr>
-            <w:tcW w:type="dxa" w:w="3120"/>
-            <w:shd w:fill="F8FAFC"/>
+            <w:tcW w:w="3120" w:type="dxa"/>
+            <w:shd w:val="clear" w:color="auto" w:fill="F8FAFC"/>
             <w:tcMar>
               <w:top w:w="50" w:type="dxa"/>
+              <w:left w:w="100" w:type="dxa"/>
               <w:bottom w:w="50" w:type="dxa"/>
-              <w:left w:w="100" w:type="dxa"/>
               <w:right w:w="100" w:type="dxa"/>
             </w:tcMar>
           </w:tcPr>
           <w:p>
+            <w:pPr>
+              <w:rPr>
+                <w:rFonts w:ascii="Arial" w:hAnsi="Arial" w:cs="Arial"/>
+              </w:rPr>
+            </w:pPr>
             <w:r>
               <w:rPr>
+                <w:rFonts w:ascii="Arial" w:hAnsi="Arial" w:cs="Arial"/>
                 <w:b/>
                 <w:sz w:val="17"/>
               </w:rPr>
+              <w:lastRenderedPageBreak/>
               <w:t>Tier 1 Categorizer</w:t>
             </w:r>
           </w:p>
         </w:tc>
         <w:tc>
           <w:tcPr>
-            <w:tcW w:type="dxa" w:w="3120"/>
-            <w:shd w:fill="F8FAFC"/>
+            <w:tcW w:w="3120" w:type="dxa"/>
+            <w:shd w:val="clear" w:color="auto" w:fill="F8FAFC"/>
             <w:tcMar>
               <w:top w:w="50" w:type="dxa"/>
+              <w:left w:w="100" w:type="dxa"/>
               <w:bottom w:w="50" w:type="dxa"/>
-              <w:left w:w="100" w:type="dxa"/>
               <w:right w:w="100" w:type="dxa"/>
             </w:tcMar>
           </w:tcPr>
           <w:p>
+            <w:pPr>
+              <w:rPr>
+                <w:rFonts w:ascii="Arial" w:hAnsi="Arial" w:cs="Arial"/>
+              </w:rPr>
+            </w:pPr>
             <w:r>
               <w:rPr>
+                <w:rFonts w:ascii="Arial" w:hAnsi="Arial" w:cs="Arial"/>
                 <w:sz w:val="17"/>
               </w:rPr>
               <w:t>Client-Side Regex Classifier (pure JS)</w:t>
@@ -3817,18 +5988,24 @@
         </w:tc>
         <w:tc>
           <w:tcPr>
-            <w:tcW w:type="dxa" w:w="3120"/>
-            <w:shd w:fill="F8FAFC"/>
+            <w:tcW w:w="3120" w:type="dxa"/>
+            <w:shd w:val="clear" w:color="auto" w:fill="F8FAFC"/>
             <w:tcMar>
               <w:top w:w="50" w:type="dxa"/>
+              <w:left w:w="100" w:type="dxa"/>
               <w:bottom w:w="50" w:type="dxa"/>
-              <w:left w:w="100" w:type="dxa"/>
               <w:right w:w="100" w:type="dxa"/>
             </w:tcMar>
           </w:tcPr>
           <w:p>
+            <w:pPr>
+              <w:rPr>
+                <w:rFonts w:ascii="Arial" w:hAnsi="Arial" w:cs="Arial"/>
+              </w:rPr>
+            </w:pPr>
             <w:r>
               <w:rPr>
+                <w:rFonts w:ascii="Arial" w:hAnsi="Arial" w:cs="Arial"/>
                 <w:sz w:val="17"/>
               </w:rPr>
               <w:t>Instant, zero-latency tagging across 9 standard complaint themes; passes 18/18 unit tests offline</w:t>
@@ -3837,41 +6014,64 @@
         </w:tc>
       </w:tr>
       <w:tr>
+        <w:trPr>
+          <w:jc w:val="center"/>
+        </w:trPr>
         <w:tc>
           <w:tcPr>
-            <w:tcW w:type="dxa" w:w="3120"/>
-            <w:shd w:fill="FFFFFF"/>
+            <w:tcW w:w="3120" w:type="dxa"/>
+            <w:shd w:val="clear" w:color="auto" w:fill="FFFFFF"/>
             <w:tcMar>
               <w:top w:w="50" w:type="dxa"/>
+              <w:left w:w="100" w:type="dxa"/>
               <w:bottom w:w="50" w:type="dxa"/>
-              <w:left w:w="100" w:type="dxa"/>
               <w:right w:w="100" w:type="dxa"/>
             </w:tcMar>
           </w:tcPr>
           <w:p>
+            <w:pPr>
+              <w:rPr>
+                <w:rFonts w:ascii="Arial" w:hAnsi="Arial" w:cs="Arial"/>
+              </w:rPr>
+            </w:pPr>
             <w:r>
               <w:rPr>
+                <w:rFonts w:ascii="Arial" w:hAnsi="Arial" w:cs="Arial"/>
                 <w:b/>
                 <w:sz w:val="17"/>
               </w:rPr>
-              <w:t>Tier 2 Intelligence</w:t>
+              <w:t>Tier</w:t>
+            </w:r>
+            <w:r>
+              <w:rPr>
+                <w:rFonts w:ascii="Arial" w:hAnsi="Arial" w:cs="Arial"/>
+                <w:b/>
+                <w:sz w:val="17"/>
+              </w:rPr>
+              <w:t xml:space="preserve"> 2 Intelligence</w:t>
             </w:r>
           </w:p>
         </w:tc>
         <w:tc>
           <w:tcPr>
-            <w:tcW w:type="dxa" w:w="3120"/>
-            <w:shd w:fill="FFFFFF"/>
+            <w:tcW w:w="3120" w:type="dxa"/>
+            <w:shd w:val="clear" w:color="auto" w:fill="FFFFFF"/>
             <w:tcMar>
               <w:top w:w="50" w:type="dxa"/>
+              <w:left w:w="100" w:type="dxa"/>
               <w:bottom w:w="50" w:type="dxa"/>
-              <w:left w:w="100" w:type="dxa"/>
               <w:right w:w="100" w:type="dxa"/>
             </w:tcMar>
           </w:tcPr>
           <w:p>
+            <w:pPr>
+              <w:rPr>
+                <w:rFonts w:ascii="Arial" w:hAnsi="Arial" w:cs="Arial"/>
+              </w:rPr>
+            </w:pPr>
             <w:r>
               <w:rPr>
+                <w:rFonts w:ascii="Arial" w:hAnsi="Arial" w:cs="Arial"/>
                 <w:sz w:val="17"/>
               </w:rPr>
               <w:t>Groq Cloud SDK (openai/gpt-oss-120b)</w:t>
@@ -3880,18 +6080,24 @@
         </w:tc>
         <w:tc>
           <w:tcPr>
-            <w:tcW w:type="dxa" w:w="3120"/>
-            <w:shd w:fill="FFFFFF"/>
+            <w:tcW w:w="3120" w:type="dxa"/>
+            <w:shd w:val="clear" w:color="auto" w:fill="FFFFFF"/>
             <w:tcMar>
               <w:top w:w="50" w:type="dxa"/>
+              <w:left w:w="100" w:type="dxa"/>
               <w:bottom w:w="50" w:type="dxa"/>
-              <w:left w:w="100" w:type="dxa"/>
               <w:right w:w="100" w:type="dxa"/>
             </w:tcMar>
           </w:tcPr>
           <w:p>
+            <w:pPr>
+              <w:rPr>
+                <w:rFonts w:ascii="Arial" w:hAnsi="Arial" w:cs="Arial"/>
+              </w:rPr>
+            </w:pPr>
             <w:r>
               <w:rPr>
+                <w:rFonts w:ascii="Arial" w:hAnsi="Arial" w:cs="Arial"/>
                 <w:sz w:val="17"/>
               </w:rPr>
               <w:t>Dynamic LLM scanning the unclassified 'Other' bucket to cluster emerging zero-day bugs; includes graceful fallback</w:t>
@@ -3900,195 +6106,384 @@
         </w:tc>
       </w:tr>
       <w:tr>
+        <w:trPr>
+          <w:jc w:val="center"/>
+        </w:trPr>
         <w:tc>
           <w:tcPr>
-            <w:tcW w:type="dxa" w:w="3120"/>
-            <w:shd w:fill="F8FAFC"/>
+            <w:tcW w:w="3120" w:type="dxa"/>
+            <w:shd w:val="clear" w:color="auto" w:fill="F8FAFC"/>
             <w:tcMar>
               <w:top w:w="50" w:type="dxa"/>
+              <w:left w:w="100" w:type="dxa"/>
               <w:bottom w:w="50" w:type="dxa"/>
-              <w:left w:w="100" w:type="dxa"/>
               <w:right w:w="100" w:type="dxa"/>
             </w:tcMar>
           </w:tcPr>
           <w:p>
+            <w:pPr>
+              <w:rPr>
+                <w:rFonts w:ascii="Arial" w:hAnsi="Arial" w:cs="Arial"/>
+              </w:rPr>
+            </w:pPr>
             <w:r>
               <w:rPr>
+                <w:rFonts w:ascii="Arial" w:hAnsi="Arial" w:cs="Arial"/>
                 <w:b/>
                 <w:sz w:val="17"/>
               </w:rPr>
-              <w:t>Testing Suite</w:t>
+              <w:t xml:space="preserve">AI tool used </w:t>
             </w:r>
           </w:p>
         </w:tc>
         <w:tc>
           <w:tcPr>
-            <w:tcW w:type="dxa" w:w="3120"/>
-            <w:shd w:fill="F8FAFC"/>
+            <w:tcW w:w="3120" w:type="dxa"/>
+            <w:shd w:val="clear" w:color="auto" w:fill="F8FAFC"/>
             <w:tcMar>
               <w:top w:w="50" w:type="dxa"/>
+              <w:left w:w="100" w:type="dxa"/>
               <w:bottom w:w="50" w:type="dxa"/>
-              <w:left w:w="100" w:type="dxa"/>
               <w:right w:w="100" w:type="dxa"/>
             </w:tcMar>
           </w:tcPr>
           <w:p>
+            <w:pPr>
+              <w:rPr>
+                <w:rFonts w:ascii="Arial" w:hAnsi="Arial" w:cs="Arial"/>
+              </w:rPr>
+            </w:pPr>
             <w:r>
               <w:rPr>
+                <w:rFonts w:ascii="Arial" w:hAnsi="Arial" w:cs="Arial"/>
                 <w:sz w:val="17"/>
               </w:rPr>
-              <w:t>node:test built-in runner</w:t>
+              <w:t xml:space="preserve">Claude, Gemini </w:t>
             </w:r>
           </w:p>
         </w:tc>
         <w:tc>
           <w:tcPr>
-            <w:tcW w:type="dxa" w:w="3120"/>
-            <w:shd w:fill="F8FAFC"/>
+            <w:tcW w:w="3120" w:type="dxa"/>
+            <w:shd w:val="clear" w:color="auto" w:fill="F8FAFC"/>
             <w:tcMar>
               <w:top w:w="50" w:type="dxa"/>
+              <w:left w:w="100" w:type="dxa"/>
               <w:bottom w:w="50" w:type="dxa"/>
-              <w:left w:w="100" w:type="dxa"/>
               <w:right w:w="100" w:type="dxa"/>
             </w:tcMar>
           </w:tcPr>
           <w:p>
+            <w:pPr>
+              <w:rPr>
+                <w:rFonts w:ascii="Arial" w:hAnsi="Arial" w:cs="Arial"/>
+              </w:rPr>
+            </w:pPr>
             <w:r>
               <w:rPr>
+                <w:rFonts w:ascii="Arial" w:hAnsi="Arial" w:cs="Arial"/>
                 <w:sz w:val="17"/>
               </w:rPr>
-              <w:t>Validates classification accuracy, target ratings math (starsNeeded), and statistical consistency (18 unit tests)</w:t>
+              <w:t>For writing Code Templates and code</w:t>
             </w:r>
           </w:p>
         </w:tc>
       </w:tr>
     </w:tbl>
-    <w:p/>
+    <w:p>
+      <w:pPr>
+        <w:rPr>
+          <w:rFonts w:ascii="Arial" w:hAnsi="Arial" w:cs="Arial"/>
+        </w:rPr>
+      </w:pPr>
+    </w:p>
     <w:p>
       <w:pPr>
         <w:pStyle w:val="Heading2"/>
+        <w:rPr>
+          <w:rFonts w:ascii="Arial" w:hAnsi="Arial" w:cs="Arial"/>
+        </w:rPr>
       </w:pPr>
       <w:r>
+        <w:rPr>
+          <w:rFonts w:ascii="Arial" w:hAnsi="Arial" w:cs="Arial"/>
+        </w:rPr>
         <w:t>Step-by-Step Execution Journey</w:t>
       </w:r>
     </w:p>
     <w:p>
+      <w:pPr>
+        <w:rPr>
+          <w:rFonts w:ascii="Arial" w:hAnsi="Arial" w:cs="Arial"/>
+        </w:rPr>
+      </w:pPr>
       <w:r>
         <w:rPr>
+          <w:rFonts w:ascii="Arial" w:hAnsi="Arial" w:cs="Arial"/>
           <w:b/>
         </w:rPr>
         <w:t xml:space="preserve">1. App Identification &amp; Discovery: </w:t>
       </w:r>
       <w:r>
         <w:rPr>
+          <w:rFonts w:ascii="Arial" w:hAnsi="Arial" w:cs="Arial"/>
           <w:sz w:val="19"/>
         </w:rPr>
         <w:t>Identified MoveInSync's primary employee-facing Play Store package ID: com.moveinsync.ets.</w:t>
       </w:r>
     </w:p>
     <w:p>
+      <w:pPr>
+        <w:rPr>
+          <w:rFonts w:ascii="Arial" w:hAnsi="Arial" w:cs="Arial"/>
+        </w:rPr>
+      </w:pPr>
       <w:r>
         <w:rPr>
+          <w:rFonts w:ascii="Arial" w:hAnsi="Arial" w:cs="Arial"/>
           <w:b/>
         </w:rPr>
-        <w:t xml:space="preserve">2. Data Pipeline &amp; Pagination: </w:t>
+        <w:t>2. Data Pipeline &amp; Pagina</w:t>
       </w:r>
       <w:r>
         <w:rPr>
+          <w:rFonts w:ascii="Arial" w:hAnsi="Arial" w:cs="Arial"/>
+          <w:b/>
+        </w:rPr>
+        <w:t xml:space="preserve">tion: </w:t>
+      </w:r>
+      <w:r>
+        <w:rPr>
+          <w:rFonts w:ascii="Arial" w:hAnsi="Arial" w:cs="Arial"/>
           <w:sz w:val="19"/>
         </w:rPr>
         <w:t>Engineered an Express service to scrape and paginate up to 3,000 reviews across 7, 14, 30, and 90-day rolling windows.</w:t>
       </w:r>
     </w:p>
     <w:p>
+      <w:pPr>
+        <w:rPr>
+          <w:rFonts w:ascii="Arial" w:hAnsi="Arial" w:cs="Arial"/>
+        </w:rPr>
+      </w:pPr>
       <w:r>
         <w:rPr>
+          <w:rFonts w:ascii="Arial" w:hAnsi="Arial" w:cs="Arial"/>
           <w:b/>
         </w:rPr>
         <w:t xml:space="preserve">3. Statistical Baseline &amp; Gap Detection: </w:t>
       </w:r>
       <w:r>
         <w:rPr>
+          <w:rFonts w:ascii="Arial" w:hAnsi="Arial" w:cs="Arial"/>
           <w:sz w:val="19"/>
         </w:rPr>
-        <w:t>Observed the stark divergence between lifetime rating (4.64★) and 30-day window performance (3.78★), identifying the crisis.</w:t>
+        <w:t>Observed the stark divergence between lifetime rating (4.64</w:t>
+      </w:r>
+      <w:r>
+        <w:rPr>
+          <w:rFonts w:cs="Arial"/>
+          <w:sz w:val="19"/>
+        </w:rPr>
+        <w:t>★</w:t>
+      </w:r>
+      <w:r>
+        <w:rPr>
+          <w:rFonts w:ascii="Arial" w:hAnsi="Arial" w:cs="Arial"/>
+          <w:sz w:val="19"/>
+        </w:rPr>
+        <w:t>) and 30-day window performanc</w:t>
+      </w:r>
+      <w:r>
+        <w:rPr>
+          <w:rFonts w:ascii="Arial" w:hAnsi="Arial" w:cs="Arial"/>
+          <w:sz w:val="19"/>
+        </w:rPr>
+        <w:t>e (3.78</w:t>
+      </w:r>
+      <w:r>
+        <w:rPr>
+          <w:rFonts w:cs="Arial"/>
+          <w:sz w:val="19"/>
+        </w:rPr>
+        <w:t>★</w:t>
+      </w:r>
+      <w:r>
+        <w:rPr>
+          <w:rFonts w:ascii="Arial" w:hAnsi="Arial" w:cs="Arial"/>
+          <w:sz w:val="19"/>
+        </w:rPr>
+        <w:t>), identifying the crisis.</w:t>
       </w:r>
     </w:p>
     <w:p>
+      <w:pPr>
+        <w:rPr>
+          <w:rFonts w:ascii="Arial" w:hAnsi="Arial" w:cs="Arial"/>
+        </w:rPr>
+      </w:pPr>
       <w:r>
         <w:rPr>
+          <w:rFonts w:ascii="Arial" w:hAnsi="Arial" w:cs="Arial"/>
           <w:b/>
         </w:rPr>
         <w:t xml:space="preserve">4. Version Disaggregation: </w:t>
       </w:r>
       <w:r>
         <w:rPr>
+          <w:rFonts w:ascii="Arial" w:hAnsi="Arial" w:cs="Arial"/>
           <w:sz w:val="19"/>
         </w:rPr>
         <w:t>Grouped reviews by build number, pinpointing v12.19.0 as the primary inflection point for rating regression.</w:t>
       </w:r>
     </w:p>
     <w:p>
+      <w:pPr>
+        <w:rPr>
+          <w:rFonts w:ascii="Arial" w:hAnsi="Arial" w:cs="Arial"/>
+        </w:rPr>
+      </w:pPr>
       <w:r>
         <w:rPr>
+          <w:rFonts w:ascii="Arial" w:hAnsi="Arial" w:cs="Arial"/>
           <w:b/>
         </w:rPr>
         <w:t xml:space="preserve">5. Semantic Categorization &amp; Hybrid AI: </w:t>
       </w:r>
       <w:r>
         <w:rPr>
+          <w:rFonts w:ascii="Arial" w:hAnsi="Arial" w:cs="Arial"/>
           <w:sz w:val="19"/>
         </w:rPr>
-        <w:t>Implemented a two-tier classification system: rule-based regex for known themes, combined with Groq's openai/gpt-oss-120b for clustering novel complaints.</w:t>
+        <w:t>Implemented a two-tier classification system:</w:t>
+      </w:r>
+      <w:r>
+        <w:rPr>
+          <w:rFonts w:ascii="Arial" w:hAnsi="Arial" w:cs="Arial"/>
+          <w:sz w:val="19"/>
+        </w:rPr>
+        <w:t xml:space="preserve"> rule-based regex for known themes, combined with Groq's openai/gpt-oss-120b for clustering novel complaints.</w:t>
       </w:r>
     </w:p>
     <w:p>
+      <w:pPr>
+        <w:rPr>
+          <w:rFonts w:ascii="Arial" w:hAnsi="Arial" w:cs="Arial"/>
+        </w:rPr>
+      </w:pPr>
       <w:r>
         <w:rPr>
+          <w:rFonts w:ascii="Arial" w:hAnsi="Arial" w:cs="Arial"/>
           <w:b/>
         </w:rPr>
         <w:t xml:space="preserve">6. Evidence Validation: </w:t>
       </w:r>
       <w:r>
         <w:rPr>
+          <w:rFonts w:ascii="Arial" w:hAnsi="Arial" w:cs="Arial"/>
           <w:sz w:val="19"/>
         </w:rPr>
-        <w:t>Extracted and verified verbatim user quotes to ensure engineering specs address real user pain points rather than assumptions.</w:t>
+        <w:t>Extracted and verified verbatim user quotes to ensure engineering specs address real user pain points rather than assumpti</w:t>
+      </w:r>
+      <w:r>
+        <w:rPr>
+          <w:rFonts w:ascii="Arial" w:hAnsi="Arial" w:cs="Arial"/>
+          <w:sz w:val="19"/>
+        </w:rPr>
+        <w:t>ons.</w:t>
       </w:r>
     </w:p>
     <w:p>
+      <w:pPr>
+        <w:rPr>
+          <w:rFonts w:ascii="Arial" w:hAnsi="Arial" w:cs="Arial"/>
+        </w:rPr>
+      </w:pPr>
       <w:r>
         <w:rPr>
+          <w:rFonts w:ascii="Arial" w:hAnsi="Arial" w:cs="Arial"/>
           <w:b/>
         </w:rPr>
         <w:t xml:space="preserve">7. Executive Dashboard &amp; Export System: </w:t>
       </w:r>
       <w:r>
         <w:rPr>
+          <w:rFonts w:ascii="Arial" w:hAnsi="Arial" w:cs="Arial"/>
           <w:sz w:val="19"/>
         </w:rPr>
         <w:t>Built a high-performance web dashboard providing interactive drill-downs, CSV export, and Markdown report generation.</w:t>
       </w:r>
     </w:p>
-    <w:p/>
+    <w:p>
+      <w:pPr>
+        <w:rPr>
+          <w:rFonts w:ascii="Arial" w:hAnsi="Arial" w:cs="Arial"/>
+        </w:rPr>
+      </w:pPr>
+    </w:p>
     <w:p>
       <w:pPr>
         <w:pStyle w:val="Heading1"/>
+        <w:rPr>
+          <w:rFonts w:ascii="Arial" w:hAnsi="Arial" w:cs="Arial"/>
+        </w:rPr>
       </w:pPr>
       <w:r>
         <w:rPr>
+          <w:rFonts w:ascii="Arial" w:hAnsi="Arial" w:cs="Arial"/>
           <w:color w:val="0F172A"/>
         </w:rPr>
         <w:t>7. Answering 'How Are Our Ratings?' Continuously</w:t>
       </w:r>
     </w:p>
     <w:p>
+      <w:pPr>
+        <w:rPr>
+          <w:rFonts w:ascii="Arial" w:hAnsi="Arial" w:cs="Arial"/>
+        </w:rPr>
+      </w:pPr>
       <w:r>
-        <w:t>The problem brief notes: '"How are our Play Store ratings?" — this is a question we'll keep asking from time to time. It is not a one-time ask.'</w:t>
+        <w:rPr>
+          <w:rFonts w:ascii="Arial" w:hAnsi="Arial" w:cs="Arial"/>
+        </w:rPr>
+        <w:t>The problem brief notes: '"How are our Play</w:t>
+      </w:r>
+      <w:r>
+        <w:rPr>
+          <w:rFonts w:ascii="Arial" w:hAnsi="Arial" w:cs="Arial"/>
+        </w:rPr>
+        <w:t xml:space="preserve"> Store ratings?" — this is a question we'll keep asking from time to time. It is not a one-time ask.'</w:t>
+      </w:r>
+      <w:r>
+        <w:rPr>
+          <w:rFonts w:ascii="Arial" w:hAnsi="Arial" w:cs="Arial"/>
+        </w:rPr>
         <w:br/>
+      </w:r>
+      <w:r>
+        <w:rPr>
+          <w:rFonts w:ascii="Arial" w:hAnsi="Arial" w:cs="Arial"/>
+        </w:rPr>
         <w:br/>
-        <w:t>A static presentation or one-off audit becomes obsolete the moment the next release deploys. The built dashboard solves this permanently: running 'npm start' on the repository opens http://localhost:3000, allowing product managers and leadership to pull fresh, live Google Play reviews in seconds.</w:t>
+        <w:t>A static presentation or one-off audit becomes obsolete the moment the next release deploys. The built dashboard solves this permanently: running 'npm st</w:t>
+      </w:r>
+      <w:r>
+        <w:rPr>
+          <w:rFonts w:ascii="Arial" w:hAnsi="Arial" w:cs="Arial"/>
+        </w:rPr>
+        <w:t>art' on the repository opens http://localhost:3000, allowing product managers and leadership to pull fresh, live Google Play reviews in seconds.</w:t>
+      </w:r>
+      <w:r>
+        <w:rPr>
+          <w:rFonts w:ascii="Arial" w:hAnsi="Arial" w:cs="Arial"/>
+        </w:rPr>
         <w:br/>
+      </w:r>
+      <w:r>
+        <w:rPr>
+          <w:rFonts w:ascii="Arial" w:hAnsi="Arial" w:cs="Arial"/>
+        </w:rPr>
+        <w:lastRenderedPageBreak/>
         <w:br/>
         <w:t>Key operational metrics to track weekly:</w:t>
       </w:r>
@@ -4096,126 +6491,366 @@
     <w:p>
       <w:pPr>
         <w:pStyle w:val="ListBullet"/>
+        <w:rPr>
+          <w:rFonts w:ascii="Arial" w:hAnsi="Arial" w:cs="Arial"/>
+        </w:rPr>
       </w:pPr>
       <w:r>
-        <w:t>Rolling 30-Day Window Average: Should climb back toward the 4.5★ target.</w:t>
+        <w:rPr>
+          <w:rFonts w:ascii="Arial" w:hAnsi="Arial" w:cs="Arial"/>
+        </w:rPr>
+        <w:t>Rolling 30-Day Window Average: Should climb back toward the 4.5</w:t>
+      </w:r>
+      <w:r>
+        <w:rPr>
+          <w:rFonts w:cs="Arial"/>
+        </w:rPr>
+        <w:t>★</w:t>
+      </w:r>
+      <w:r>
+        <w:rPr>
+          <w:rFonts w:ascii="Arial" w:hAnsi="Arial" w:cs="Arial"/>
+        </w:rPr>
+        <w:t xml:space="preserve"> targ</w:t>
+      </w:r>
+      <w:r>
+        <w:rPr>
+          <w:rFonts w:ascii="Arial" w:hAnsi="Arial" w:cs="Arial"/>
+        </w:rPr>
+        <w:t>et.</w:t>
       </w:r>
     </w:p>
     <w:p>
       <w:pPr>
         <w:pStyle w:val="ListBullet"/>
+        <w:rPr>
+          <w:rFonts w:ascii="Arial" w:hAnsi="Arial" w:cs="Arial"/>
+        </w:rPr>
       </w:pPr>
       <w:r>
+        <w:rPr>
+          <w:rFonts w:ascii="Arial" w:hAnsi="Arial" w:cs="Arial"/>
+        </w:rPr>
         <w:t>Version Regression Gate: Ensure no new production release exceeds a 20% low-star share after 50 reviews.</w:t>
       </w:r>
     </w:p>
     <w:p>
       <w:pPr>
         <w:pStyle w:val="ListBullet"/>
+        <w:rPr>
+          <w:rFonts w:ascii="Arial" w:hAnsi="Arial" w:cs="Arial"/>
+        </w:rPr>
       </w:pPr>
       <w:r>
-        <w:t>Support Responsiveness: Maintain an active developer reply rate of &gt;80% on all 1-2★ reviews.</w:t>
+        <w:rPr>
+          <w:rFonts w:ascii="Arial" w:hAnsi="Arial" w:cs="Arial"/>
+        </w:rPr>
+        <w:t>Support Responsiveness: Maintain an active developer reply rate of &gt;80% on all 1-2</w:t>
+      </w:r>
+      <w:r>
+        <w:rPr>
+          <w:rFonts w:cs="Arial"/>
+        </w:rPr>
+        <w:t>★</w:t>
+      </w:r>
+      <w:r>
+        <w:rPr>
+          <w:rFonts w:ascii="Arial" w:hAnsi="Arial" w:cs="Arial"/>
+        </w:rPr>
+        <w:t xml:space="preserve"> reviews.</w:t>
       </w:r>
     </w:p>
     <w:p>
       <w:pPr>
         <w:pStyle w:val="ListBullet"/>
+        <w:rPr>
+          <w:rFonts w:ascii="Arial" w:hAnsi="Arial" w:cs="Arial"/>
+        </w:rPr>
       </w:pPr>
       <w:r>
-        <w:t>Emerging Category Shifts: Leverage the Groq AI panel on each fetch to catch novel regressions within 48 hours of rollout.</w:t>
+        <w:rPr>
+          <w:rFonts w:ascii="Arial" w:hAnsi="Arial" w:cs="Arial"/>
+        </w:rPr>
+        <w:t>Emerging Category Shifts: Leverage the Groq AI panel o</w:t>
+      </w:r>
+      <w:r>
+        <w:rPr>
+          <w:rFonts w:ascii="Arial" w:hAnsi="Arial" w:cs="Arial"/>
+        </w:rPr>
+        <w:t>n each fetch to catch novel regressions within 48 hours of rollout.</w:t>
       </w:r>
     </w:p>
     <w:p>
       <w:pPr>
         <w:pStyle w:val="Heading2"/>
+        <w:rPr>
+          <w:rFonts w:ascii="Arial" w:hAnsi="Arial" w:cs="Arial"/>
+        </w:rPr>
       </w:pPr>
       <w:r>
+        <w:rPr>
+          <w:rFonts w:ascii="Arial" w:hAnsi="Arial" w:cs="Arial"/>
+        </w:rPr>
         <w:t>Explicit Assumptions Stated</w:t>
       </w:r>
     </w:p>
     <w:p>
       <w:pPr>
         <w:pStyle w:val="ListBullet"/>
+        <w:rPr>
+          <w:rFonts w:ascii="Arial" w:hAnsi="Arial" w:cs="Arial"/>
+        </w:rPr>
       </w:pPr>
       <w:r>
+        <w:rPr>
+          <w:rFonts w:ascii="Arial" w:hAnsi="Arial" w:cs="Arial"/>
+        </w:rPr>
         <w:t>Review Date Alignment: Timestamps reflect when the review was originally published by the user.</w:t>
       </w:r>
     </w:p>
     <w:p>
       <w:pPr>
         <w:pStyle w:val="ListBullet"/>
+        <w:rPr>
+          <w:rFonts w:ascii="Arial" w:hAnsi="Arial" w:cs="Arial"/>
+        </w:rPr>
       </w:pPr>
       <w:r>
-        <w:t>Sentiment Equivalence: Sentiment is directly anchored to star score (1-2★ = negative, 3★ = neutral, 4-5★ = positive).</w:t>
+        <w:rPr>
+          <w:rFonts w:ascii="Arial" w:hAnsi="Arial" w:cs="Arial"/>
+        </w:rPr>
+        <w:t>Sentiment Equivalence: Sentiment is directly anchored to star sc</w:t>
+      </w:r>
+      <w:r>
+        <w:rPr>
+          <w:rFonts w:ascii="Arial" w:hAnsi="Arial" w:cs="Arial"/>
+        </w:rPr>
+        <w:t>ore (1-2</w:t>
+      </w:r>
+      <w:r>
+        <w:rPr>
+          <w:rFonts w:cs="Arial"/>
+        </w:rPr>
+        <w:t>★</w:t>
+      </w:r>
+      <w:r>
+        <w:rPr>
+          <w:rFonts w:ascii="Arial" w:hAnsi="Arial" w:cs="Arial"/>
+        </w:rPr>
+        <w:t xml:space="preserve"> = negative, 3</w:t>
+      </w:r>
+      <w:r>
+        <w:rPr>
+          <w:rFonts w:cs="Arial"/>
+        </w:rPr>
+        <w:t>★</w:t>
+      </w:r>
+      <w:r>
+        <w:rPr>
+          <w:rFonts w:ascii="Arial" w:hAnsi="Arial" w:cs="Arial"/>
+        </w:rPr>
+        <w:t xml:space="preserve"> = neutral, 4-5</w:t>
+      </w:r>
+      <w:r>
+        <w:rPr>
+          <w:rFonts w:cs="Arial"/>
+        </w:rPr>
+        <w:t>★</w:t>
+      </w:r>
+      <w:r>
+        <w:rPr>
+          <w:rFonts w:ascii="Arial" w:hAnsi="Arial" w:cs="Arial"/>
+        </w:rPr>
+        <w:t xml:space="preserve"> = positive).</w:t>
       </w:r>
     </w:p>
     <w:p>
       <w:pPr>
         <w:pStyle w:val="ListBullet"/>
+        <w:rPr>
+          <w:rFonts w:ascii="Arial" w:hAnsi="Arial" w:cs="Arial"/>
+        </w:rPr>
       </w:pPr>
       <w:r>
+        <w:rPr>
+          <w:rFonts w:ascii="Arial" w:hAnsi="Arial" w:cs="Arial"/>
+        </w:rPr>
         <w:t>Version Metadata Availability: Approximately 11% of reviews lack an explicit version tag (submitted from unverified web or cached clients); these are categorized under 'v?'.</w:t>
       </w:r>
     </w:p>
     <w:p>
       <w:pPr>
         <w:pStyle w:val="ListBullet"/>
+        <w:rPr>
+          <w:rFonts w:ascii="Arial" w:hAnsi="Arial" w:cs="Arial"/>
+        </w:rPr>
       </w:pPr>
       <w:r>
-        <w:t>Public Scraper Integrity: Public scraping reflects the exact data visible to consumers on Google Play, without relying on internal corporate databases.</w:t>
+        <w:rPr>
+          <w:rFonts w:ascii="Arial" w:hAnsi="Arial" w:cs="Arial"/>
+        </w:rPr>
+        <w:t>Public Scraper Integrity: Pu</w:t>
+      </w:r>
+      <w:r>
+        <w:rPr>
+          <w:rFonts w:ascii="Arial" w:hAnsi="Arial" w:cs="Arial"/>
+        </w:rPr>
+        <w:t>blic scraping reflects the exact data visible to consumers on Google Play, without relying on internal corporate databases.</w:t>
       </w:r>
     </w:p>
     <w:p>
       <w:pPr>
         <w:pStyle w:val="ListBullet"/>
+        <w:rPr>
+          <w:rFonts w:ascii="Arial" w:hAnsi="Arial" w:cs="Arial"/>
+        </w:rPr>
       </w:pPr>
       <w:r>
-        <w:t>Safety Net Classification: The Tier 2 Groq LLM includes a silent regex fallback to ensure 100% dashboard availability even during API rate limits.</w:t>
+        <w:rPr>
+          <w:rFonts w:ascii="Arial" w:hAnsi="Arial" w:cs="Arial"/>
+        </w:rPr>
+        <w:t>Safety Net Classification: The Tier 2 Groq LLM includes a silent regex fallback to ensure 100% dashboard availability even during AP</w:t>
+      </w:r>
+      <w:r>
+        <w:rPr>
+          <w:rFonts w:ascii="Arial" w:hAnsi="Arial" w:cs="Arial"/>
+        </w:rPr>
+        <w:t>I rate limits.</w:t>
       </w:r>
     </w:p>
-    <w:p/>
+    <w:p>
+      <w:pPr>
+        <w:rPr>
+          <w:rFonts w:ascii="Arial" w:hAnsi="Arial" w:cs="Arial"/>
+        </w:rPr>
+      </w:pPr>
+    </w:p>
     <w:p>
       <w:pPr>
         <w:pStyle w:val="Heading1"/>
+        <w:rPr>
+          <w:rFonts w:ascii="Arial" w:hAnsi="Arial" w:cs="Arial"/>
+        </w:rPr>
       </w:pPr>
       <w:r>
         <w:rPr>
+          <w:rFonts w:ascii="Arial" w:hAnsi="Arial" w:cs="Arial"/>
           <w:color w:val="0F172A"/>
         </w:rPr>
         <w:t>8. Conclusion &amp; Submission Links</w:t>
       </w:r>
     </w:p>
     <w:p>
+      <w:pPr>
+        <w:rPr>
+          <w:rFonts w:ascii="Arial" w:hAnsi="Arial" w:cs="Arial"/>
+        </w:rPr>
+      </w:pPr>
       <w:r>
-        <w:t>By addressing the acute regression in v12.19.0, resolving the seatbelt/OTP UI conflict, eliminating unskippable rating modals, and instituting an 80%+ review reply SLA, MoveInSync can reverse its current ratings decline and establish a robust, automated quality barrier for all future releases.</w:t>
+        <w:rPr>
+          <w:rFonts w:ascii="Arial" w:hAnsi="Arial" w:cs="Arial"/>
+        </w:rPr>
+        <w:t>By addressing the acute regression in v12.19.0, resolving the seatbelt/OTP UI conflict, eliminating unskippable rating modals, and instituting an 80%+ review reply SLA, MoveInSync can reverse its current rat</w:t>
+      </w:r>
+      <w:r>
+        <w:rPr>
+          <w:rFonts w:ascii="Arial" w:hAnsi="Arial" w:cs="Arial"/>
+        </w:rPr>
+        <w:t>ings decline and establish a robust, automated quality barrier for all future releases.</w:t>
       </w:r>
     </w:p>
     <w:p>
+      <w:pPr>
+        <w:rPr>
+          <w:rFonts w:ascii="Arial" w:hAnsi="Arial" w:cs="Arial"/>
+        </w:rPr>
+      </w:pPr>
       <w:r>
         <w:rPr>
+          <w:rFonts w:ascii="Arial" w:hAnsi="Arial" w:cs="Arial"/>
           <w:b/>
         </w:rPr>
-        <w:t>Submission Artifacts &amp; Links:</w:t>
+        <w:t>Submission Artifacts &amp; Links</w:t>
+      </w:r>
+      <w:proofErr w:type="gramStart"/>
+      <w:r>
+        <w:rPr>
+          <w:rFonts w:ascii="Arial" w:hAnsi="Arial" w:cs="Arial"/>
+          <w:b/>
+        </w:rPr>
+        <w:t>:</w:t>
+      </w:r>
+      <w:proofErr w:type="gramEnd"/>
+      <w:r>
+        <w:rPr>
+          <w:rFonts w:ascii="Arial" w:hAnsi="Arial" w:cs="Arial"/>
+          <w:b/>
+        </w:rPr>
         <w:br/>
       </w:r>
       <w:r>
-        <w:t>• Complete Combined Executive Report: MoveInSync_PlayStore_Ratings_Recommendation_Report.docx</w:t>
+        <w:rPr>
+          <w:rFonts w:ascii="Arial" w:hAnsi="Arial" w:cs="Arial"/>
+        </w:rPr>
+        <w:t xml:space="preserve">• </w:t>
+      </w:r>
+      <w:proofErr w:type="spellStart"/>
+      <w:r>
+        <w:rPr>
+          <w:rFonts w:ascii="Arial" w:hAnsi="Arial" w:cs="Arial"/>
+        </w:rPr>
+        <w:t>Git</w:t>
+      </w:r>
+      <w:proofErr w:type="spellEnd"/>
+      <w:r>
+        <w:rPr>
+          <w:rFonts w:ascii="Arial" w:hAnsi="Arial" w:cs="Arial"/>
+        </w:rPr>
+        <w:t xml:space="preserve"> Hub</w:t>
+      </w:r>
+      <w:r>
+        <w:rPr>
+          <w:rFonts w:ascii="Arial" w:hAnsi="Arial" w:cs="Arial"/>
+        </w:rPr>
+        <w:t xml:space="preserve"> Repo Link:</w:t>
+      </w:r>
+      <w:r>
+        <w:t xml:space="preserve"> </w:t>
+      </w:r>
+      <w:hyperlink r:id="rId6" w:history="1">
+        <w:r>
+          <w:rPr>
+            <w:rStyle w:val="Hyperlink"/>
+          </w:rPr>
+          <w:t>https://github.com/Yash-Yadav-901/Review-Rating-Case-Study</w:t>
+        </w:r>
+      </w:hyperlink>
+      <w:r>
+        <w:rPr>
+          <w:rFonts w:ascii="Arial" w:hAnsi="Arial" w:cs="Arial"/>
+        </w:rPr>
         <w:br/>
       </w:r>
       <w:r>
-        <w:t>• Standalone Recommendation Spec: RECOMMENDATION.md</w:t>
+        <w:rPr>
+          <w:rFonts w:ascii="Arial" w:hAnsi="Arial" w:cs="Arial"/>
+        </w:rPr>
+        <w:t xml:space="preserve">• Live Web Intelligence Application: </w:t>
+      </w:r>
+      <w:hyperlink r:id="rId7" w:history="1">
+        <w:r>
+          <w:rPr>
+            <w:rStyle w:val="Hyperlink"/>
+            <w:rFonts w:ascii="Arial" w:hAnsi="Arial" w:cs="Arial"/>
+          </w:rPr>
+          <w:t>https://review-rating-case-study.vercel.app/</w:t>
+        </w:r>
+      </w:hyperlink>
+      <w:r>
+        <w:rPr>
+          <w:rFonts w:ascii="Arial" w:hAnsi="Arial" w:cs="Arial"/>
+        </w:rPr>
         <w:br/>
-      </w:r>
-      <w:r>
-        <w:t>• Step-by-Step Technical Log: HOW_I_GOT_HERE.md</w:t>
-        <w:br/>
-      </w:r>
-      <w:r>
-        <w:t>• Live Web Intelligence Application: public/index.html &amp; server.js (localhost:3000)</w:t>
-        <w:br/>
-      </w:r>
-      <w:r>
-        <w:t>• Automated Offline Test Suite: test.mjs (18 passing unit tests)</w:t>
       </w:r>
     </w:p>
     <w:sectPr>
@@ -4229,7 +6864,7 @@
 </file>
 
 <file path=word/numbering.xml><?xml version="1.0" encoding="utf-8"?>
-<w:numbering xmlns:wpc="http://schemas.microsoft.com/office/word/2010/wordprocessingCanvas" xmlns:mo="http://schemas.microsoft.com/office/mac/office/2008/main" xmlns:mc="http://schemas.openxmlformats.org/markup-compatibility/2006" xmlns:mv="urn:schemas-microsoft-com:mac:vml" xmlns:o="urn:schemas-microsoft-com:office:office" xmlns:r="http://schemas.openxmlformats.org/officeDocument/2006/relationships" xmlns:m="http://schemas.openxmlformats.org/officeDocument/2006/math" xmlns:v="urn:schemas-microsoft-com:vml" xmlns:wp14="http://schemas.microsoft.com/office/word/2010/wordprocessingDrawing" xmlns:wp="http://schemas.openxmlformats.org/drawingml/2006/wordprocessingDrawing" xmlns:w10="urn:schemas-microsoft-com:office:word" xmlns:w="http://schemas.openxmlformats.org/wordprocessingml/2006/main" xmlns:w14="http://schemas.microsoft.com/office/word/2010/wordml" xmlns:wpg="http://schemas.microsoft.com/office/word/2010/wordprocessingGroup" xmlns:wpi="http://schemas.microsoft.com/office/word/2010/wordprocessingInk" xmlns:wne="http://schemas.microsoft.com/office/word/2006/wordml" xmlns:wps="http://schemas.microsoft.com/office/word/2010/wordprocessingShape" mc:Ignorable="w14 wp14">
+<w:numbering xmlns:ve="http://schemas.openxmlformats.org/markup-compatibility/2006" xmlns:o="urn:schemas-microsoft-com:office:office" xmlns:r="http://schemas.openxmlformats.org/officeDocument/2006/relationships" xmlns:m="http://schemas.openxmlformats.org/officeDocument/2006/math" xmlns:v="urn:schemas-microsoft-com:vml" xmlns:wp="http://schemas.openxmlformats.org/drawingml/2006/wordprocessingDrawing" xmlns:w10="urn:schemas-microsoft-com:office:word" xmlns:w="http://schemas.openxmlformats.org/wordprocessingml/2006/main" xmlns:wne="http://schemas.microsoft.com/office/word/2006/wordml">
   <w:abstractNum w:abstractNumId="0">
     <w:nsid w:val="FFFFFF7C"/>
     <w:multiLevelType w:val="singleLevel"/>
@@ -4432,7 +7067,7 @@
 </file>
 
 <file path=word/styles.xml><?xml version="1.0" encoding="utf-8"?>
-<w:styles xmlns:mc="http://schemas.openxmlformats.org/markup-compatibility/2006" xmlns:r="http://schemas.openxmlformats.org/officeDocument/2006/relationships" xmlns:w="http://schemas.openxmlformats.org/wordprocessingml/2006/main" xmlns:w14="http://schemas.microsoft.com/office/word/2010/wordml" mc:Ignorable="w14">
+<w:styles xmlns:r="http://schemas.openxmlformats.org/officeDocument/2006/relationships" xmlns:w="http://schemas.openxmlformats.org/wordprocessingml/2006/main">
   <w:docDefaults>
     <w:rPrDefault>
       <w:rPr>
@@ -4448,7 +7083,7 @@
       </w:pPr>
     </w:pPrDefault>
   </w:docDefaults>
-  <w:latentStyles w:defLockedState="0" w:defUIPriority="99" w:defSemiHidden="1" w:defUnhideWhenUsed="1" w:defQFormat="0" w:count="276">
+  <w:latentStyles w:defLockedState="0" w:defUIPriority="99" w:defSemiHidden="1" w:defUnhideWhenUsed="1" w:defQFormat="0" w:count="267">
     <w:lsdException w:name="Normal" w:semiHidden="0" w:uiPriority="0" w:unhideWhenUsed="0" w:qFormat="1"/>
     <w:lsdException w:name="heading 1" w:semiHidden="0" w:uiPriority="9" w:unhideWhenUsed="0" w:qFormat="1"/>
     <w:lsdException w:name="heading 2" w:uiPriority="9" w:qFormat="1"/>
@@ -4592,50 +7227,6 @@
     <w:qFormat/>
     <w:rsid w:val="00FC693F"/>
   </w:style>
-  <w:style w:type="paragraph" w:styleId="Header">
-    <w:name w:val="header"/>
-    <w:basedOn w:val="Normal"/>
-    <w:link w:val="HeaderChar"/>
-    <w:uiPriority w:val="99"/>
-    <w:unhideWhenUsed/>
-    <w:rsid w:val="00E618BF"/>
-    <w:pPr>
-      <w:tabs>
-        <w:tab w:val="center" w:pos="4680"/>
-        <w:tab w:val="right" w:pos="9360"/>
-      </w:tabs>
-      <w:spacing w:after="0" w:line="240" w:lineRule="auto"/>
-    </w:pPr>
-  </w:style>
-  <w:style w:type="character" w:customStyle="1" w:styleId="HeaderChar">
-    <w:name w:val="Header Char"/>
-    <w:basedOn w:val="DefaultParagraphFont"/>
-    <w:link w:val="Header"/>
-    <w:uiPriority w:val="99"/>
-    <w:rsid w:val="00E618BF"/>
-  </w:style>
-  <w:style w:type="paragraph" w:styleId="Footer">
-    <w:name w:val="footer"/>
-    <w:basedOn w:val="Normal"/>
-    <w:link w:val="FooterChar"/>
-    <w:uiPriority w:val="99"/>
-    <w:unhideWhenUsed/>
-    <w:rsid w:val="00E618BF"/>
-    <w:pPr>
-      <w:tabs>
-        <w:tab w:val="center" w:pos="4680"/>
-        <w:tab w:val="right" w:pos="9360"/>
-      </w:tabs>
-      <w:spacing w:after="0" w:line="240" w:lineRule="auto"/>
-    </w:pPr>
-  </w:style>
-  <w:style w:type="character" w:customStyle="1" w:styleId="FooterChar">
-    <w:name w:val="Footer Char"/>
-    <w:basedOn w:val="DefaultParagraphFont"/>
-    <w:link w:val="Footer"/>
-    <w:uiPriority w:val="99"/>
-    <w:rsid w:val="00E618BF"/>
-  </w:style>
   <w:style w:type="paragraph" w:styleId="Heading1">
     <w:name w:val="heading 1"/>
     <w:basedOn w:val="Normal"/>
@@ -4848,7 +7439,6 @@
   <w:style w:type="character" w:default="1" w:styleId="DefaultParagraphFont">
     <w:name w:val="Default Paragraph Font"/>
     <w:uiPriority w:val="1"/>
-    <w:semiHidden/>
     <w:unhideWhenUsed/>
   </w:style>
   <w:style w:type="table" w:default="1" w:styleId="TableNormal">
@@ -4856,6 +7446,7 @@
     <w:uiPriority w:val="99"/>
     <w:semiHidden/>
     <w:unhideWhenUsed/>
+    <w:qFormat/>
     <w:tblPr>
       <w:tblInd w:w="0" w:type="dxa"/>
       <w:tblCellMar>
@@ -4871,6 +7462,50 @@
     <w:uiPriority w:val="99"/>
     <w:semiHidden/>
     <w:unhideWhenUsed/>
+  </w:style>
+  <w:style w:type="paragraph" w:styleId="Header">
+    <w:name w:val="header"/>
+    <w:basedOn w:val="Normal"/>
+    <w:link w:val="HeaderChar"/>
+    <w:uiPriority w:val="99"/>
+    <w:unhideWhenUsed/>
+    <w:rsid w:val="00E618BF"/>
+    <w:pPr>
+      <w:tabs>
+        <w:tab w:val="center" w:pos="4680"/>
+        <w:tab w:val="right" w:pos="9360"/>
+      </w:tabs>
+      <w:spacing w:after="0" w:line="240" w:lineRule="auto"/>
+    </w:pPr>
+  </w:style>
+  <w:style w:type="character" w:customStyle="1" w:styleId="HeaderChar">
+    <w:name w:val="Header Char"/>
+    <w:basedOn w:val="DefaultParagraphFont"/>
+    <w:link w:val="Header"/>
+    <w:uiPriority w:val="99"/>
+    <w:rsid w:val="00E618BF"/>
+  </w:style>
+  <w:style w:type="paragraph" w:styleId="Footer">
+    <w:name w:val="footer"/>
+    <w:basedOn w:val="Normal"/>
+    <w:link w:val="FooterChar"/>
+    <w:uiPriority w:val="99"/>
+    <w:unhideWhenUsed/>
+    <w:rsid w:val="00E618BF"/>
+    <w:pPr>
+      <w:tabs>
+        <w:tab w:val="center" w:pos="4680"/>
+        <w:tab w:val="right" w:pos="9360"/>
+      </w:tabs>
+      <w:spacing w:after="0" w:line="240" w:lineRule="auto"/>
+    </w:pPr>
+  </w:style>
+  <w:style w:type="character" w:customStyle="1" w:styleId="FooterChar">
+    <w:name w:val="Footer Char"/>
+    <w:basedOn w:val="DefaultParagraphFont"/>
+    <w:link w:val="Footer"/>
+    <w:uiPriority w:val="99"/>
+    <w:rsid w:val="00E618BF"/>
   </w:style>
   <w:style w:type="paragraph" w:styleId="NoSpacing">
     <w:name w:val="No Spacing"/>
@@ -16273,6 +18908,17 @@
         <w:shd w:val="clear" w:color="auto" w:fill="FBCAA2" w:themeFill="accent6" w:themeFillTint="7F"/>
       </w:tcPr>
     </w:tblStylePr>
+  </w:style>
+  <w:style w:type="character" w:styleId="Hyperlink">
+    <w:name w:val="Hyperlink"/>
+    <w:basedOn w:val="DefaultParagraphFont"/>
+    <w:uiPriority w:val="99"/>
+    <w:unhideWhenUsed/>
+    <w:rsid w:val="005F3176"/>
+    <w:rPr>
+      <w:color w:val="0000FF" w:themeColor="hyperlink"/>
+      <w:u w:val="single"/>
+    </w:rPr>
   </w:style>
 </w:styles>
 </file>
